--- a/Отчет_ЛР2_Мандалуев_СА.docx
+++ b/Отчет_ЛР2_Мандалуев_СА.docx
@@ -26,6 +26,7 @@
       <w:r>
         <w:rPr>
           <w:rFonts w:ascii="Times New Roman" w:hAnsi="Times New Roman"/>
+          <w:b w:val="0"/>
           <w:sz w:val="24"/>
         </w:rPr>
         <w:t>Федеральное государственное автономное образовательное учреждение</w:t>
@@ -40,6 +41,7 @@
       <w:r>
         <w:rPr>
           <w:rFonts w:ascii="Times New Roman" w:hAnsi="Times New Roman"/>
+          <w:b w:val="0"/>
           <w:sz w:val="24"/>
         </w:rPr>
         <w:t>высшего образования</w:t>
@@ -54,6 +56,7 @@
       <w:r>
         <w:rPr>
           <w:rFonts w:ascii="Times New Roman" w:hAnsi="Times New Roman"/>
+          <w:b w:val="0"/>
           <w:sz w:val="24"/>
         </w:rPr>
         <w:t>«Новосибирский национальный исследовательский государственный университет»</w:t>
@@ -68,6 +71,7 @@
       <w:r>
         <w:rPr>
           <w:rFonts w:ascii="Times New Roman" w:hAnsi="Times New Roman"/>
+          <w:b w:val="0"/>
           <w:sz w:val="24"/>
         </w:rPr>
         <w:t>(Новосибирский государственный университет, НГУ)</w:t>
@@ -82,6 +86,7 @@
       <w:r>
         <w:rPr>
           <w:rFonts w:ascii="Times New Roman" w:hAnsi="Times New Roman"/>
+          <w:b w:val="0"/>
           <w:sz w:val="24"/>
         </w:rPr>
         <w:t>Структурное подразделение Новосибирского государственного университета – Высший колледж информатики Университета (ВКИ НГУ)</w:t>
@@ -165,8 +170,8 @@
         <w:tblLook w:firstColumn="1" w:firstRow="1" w:lastColumn="0" w:lastRow="0" w:noHBand="0" w:noVBand="1" w:val="04A0"/>
       </w:tblPr>
       <w:tblGrid>
-        <w:gridCol w:w="4844"/>
-        <w:gridCol w:w="4844"/>
+        <w:gridCol w:w="4986"/>
+        <w:gridCol w:w="4986"/>
       </w:tblGrid>
       <w:tr>
         <w:tc>
@@ -181,7 +186,7 @@
             <w:r/>
             <w:r>
               <w:rPr>
-                <w:rFonts w:ascii="Times New Roman" w:hAnsi="Times New Roman" w:eastAsia="Times New Roman"/>
+                <w:rFonts w:ascii="Times New Roman" w:hAnsi="Times New Roman"/>
                 <w:b w:val="0"/>
                 <w:sz w:val="24"/>
               </w:rPr>
@@ -203,7 +208,7 @@
             <w:r/>
             <w:r>
               <w:rPr>
-                <w:rFonts w:ascii="Times New Roman" w:hAnsi="Times New Roman" w:eastAsia="Times New Roman"/>
+                <w:rFonts w:ascii="Times New Roman" w:hAnsi="Times New Roman"/>
                 <w:b w:val="0"/>
                 <w:sz w:val="24"/>
               </w:rPr>
@@ -225,7 +230,7 @@
             <w:r/>
             <w:r>
               <w:rPr>
-                <w:rFonts w:ascii="Times New Roman" w:hAnsi="Times New Roman" w:eastAsia="Times New Roman"/>
+                <w:rFonts w:ascii="Times New Roman" w:hAnsi="Times New Roman"/>
                 <w:b w:val="0"/>
                 <w:sz w:val="24"/>
               </w:rPr>
@@ -247,7 +252,7 @@
             <w:r/>
             <w:r>
               <w:rPr>
-                <w:rFonts w:ascii="Times New Roman" w:hAnsi="Times New Roman" w:eastAsia="Times New Roman"/>
+                <w:rFonts w:ascii="Times New Roman" w:hAnsi="Times New Roman"/>
                 <w:b w:val="0"/>
                 <w:sz w:val="24"/>
               </w:rPr>
@@ -258,16 +263,16 @@
       </w:tr>
     </w:tbl>
     <w:p/>
-    <w:p/>
     <w:p>
       <w:pPr>
-        <w:spacing w:line="240" w:lineRule="auto"/>
+        <w:spacing w:line="360" w:lineRule="auto"/>
         <w:ind w:firstLine="0"/>
         <w:jc w:val="center"/>
       </w:pPr>
       <w:r>
         <w:rPr>
           <w:rFonts w:ascii="Times New Roman" w:hAnsi="Times New Roman"/>
+          <w:b w:val="0"/>
           <w:sz w:val="28"/>
         </w:rPr>
         <w:t>Новосибирск</w:t>
@@ -275,13 +280,14 @@
     </w:p>
     <w:p>
       <w:pPr>
-        <w:spacing w:line="240" w:lineRule="auto"/>
+        <w:spacing w:line="360" w:lineRule="auto"/>
         <w:ind w:firstLine="0"/>
         <w:jc w:val="center"/>
       </w:pPr>
       <w:r>
         <w:rPr>
           <w:rFonts w:ascii="Times New Roman" w:hAnsi="Times New Roman"/>
+          <w:b w:val="0"/>
           <w:sz w:val="28"/>
         </w:rPr>
         <w:t>2026</w:t>
@@ -294,132 +300,7 @@
     </w:p>
     <w:p>
       <w:pPr>
-        <w:spacing w:before="240" w:after="160"/>
-        <w:ind w:firstLine="0"/>
-        <w:jc w:val="center"/>
-      </w:pPr>
-      <w:r>
-        <w:rPr>
-          <w:rFonts w:ascii="Times New Roman" w:hAnsi="Times New Roman"/>
-          <w:b/>
-          <w:sz w:val="28"/>
-        </w:rPr>
-        <w:t>СОДЕРЖАНИЕ</w:t>
-      </w:r>
-    </w:p>
-    <w:p>
-      <w:pPr>
-        <w:spacing w:line="360" w:lineRule="auto"/>
-        <w:ind w:firstLine="0"/>
-        <w:jc w:val="both"/>
-      </w:pPr>
-      <w:r>
-        <w:rPr>
-          <w:rFonts w:ascii="Times New Roman" w:hAnsi="Times New Roman"/>
-          <w:b w:val="0"/>
-          <w:sz w:val="28"/>
-        </w:rPr>
-        <w:t>ВВЕДЕНИЕ</w:t>
-      </w:r>
-    </w:p>
-    <w:p>
-      <w:pPr>
-        <w:spacing w:line="360" w:lineRule="auto"/>
-        <w:ind w:firstLine="0"/>
-        <w:jc w:val="both"/>
-      </w:pPr>
-      <w:r>
-        <w:rPr>
-          <w:rFonts w:ascii="Times New Roman" w:hAnsi="Times New Roman"/>
-          <w:b w:val="0"/>
-          <w:sz w:val="28"/>
-        </w:rPr>
-        <w:t>1. ТЕОРЕТИЧЕСКИЕ СВЕДЕНИЯ</w:t>
-      </w:r>
-    </w:p>
-    <w:p>
-      <w:pPr>
-        <w:spacing w:line="360" w:lineRule="auto"/>
-        <w:ind w:firstLine="0"/>
-        <w:jc w:val="both"/>
-      </w:pPr>
-      <w:r>
-        <w:rPr>
-          <w:rFonts w:ascii="Times New Roman" w:hAnsi="Times New Roman"/>
-          <w:b w:val="0"/>
-          <w:sz w:val="28"/>
-        </w:rPr>
-        <w:t>2. ПРАКТИЧЕСКАЯ ЧАСТЬ</w:t>
-      </w:r>
-    </w:p>
-    <w:p>
-      <w:pPr>
-        <w:spacing w:line="360" w:lineRule="auto"/>
-        <w:ind w:firstLine="0"/>
-        <w:jc w:val="both"/>
-      </w:pPr>
-      <w:r>
-        <w:rPr>
-          <w:rFonts w:ascii="Times New Roman" w:hAnsi="Times New Roman"/>
-          <w:b w:val="0"/>
-          <w:sz w:val="28"/>
-        </w:rPr>
-        <w:t>3. РЕЗУЛЬТАТЫ ТЕСТИРОВАНИЯ</w:t>
-      </w:r>
-    </w:p>
-    <w:p>
-      <w:pPr>
-        <w:spacing w:line="360" w:lineRule="auto"/>
-        <w:ind w:firstLine="0"/>
-        <w:jc w:val="both"/>
-      </w:pPr>
-      <w:r>
-        <w:rPr>
-          <w:rFonts w:ascii="Times New Roman" w:hAnsi="Times New Roman"/>
-          <w:b w:val="0"/>
-          <w:sz w:val="28"/>
-        </w:rPr>
-        <w:t>4. ВЫВОДЫ</w:t>
-      </w:r>
-    </w:p>
-    <w:p>
-      <w:pPr>
-        <w:spacing w:line="360" w:lineRule="auto"/>
-        <w:ind w:firstLine="0"/>
-        <w:jc w:val="both"/>
-      </w:pPr>
-      <w:r>
-        <w:rPr>
-          <w:rFonts w:ascii="Times New Roman" w:hAnsi="Times New Roman"/>
-          <w:b w:val="0"/>
-          <w:sz w:val="28"/>
-        </w:rPr>
-        <w:t>ПРИЛОЖЕНИЕ А. СТАТИСТИКА ПО ТЕСТОВЫМ НАБОРАМ</w:t>
-      </w:r>
-    </w:p>
-    <w:p>
-      <w:pPr>
-        <w:spacing w:line="360" w:lineRule="auto"/>
-        <w:ind w:firstLine="0"/>
-        <w:jc w:val="both"/>
-      </w:pPr>
-      <w:r>
-        <w:rPr>
-          <w:rFonts w:ascii="Times New Roman" w:hAnsi="Times New Roman"/>
-          <w:b w:val="0"/>
-          <w:sz w:val="28"/>
-        </w:rPr>
-        <w:t>ПРИЛОЖЕНИЕ Б. ПЕРЕЧЕНЬ ТЕСТОВЫХ МЕТОДОВ</w:t>
-      </w:r>
-    </w:p>
-    <w:p>
-      <w:r>
-        <w:br w:type="page"/>
-      </w:r>
-    </w:p>
-    <w:p>
-      <w:pPr>
-        <w:spacing w:before="240" w:after="160"/>
+        <w:spacing w:before="200" w:after="160"/>
         <w:ind w:firstLine="0"/>
         <w:jc w:val="center"/>
       </w:pPr>
@@ -444,37 +325,7 @@
           <w:b w:val="0"/>
           <w:sz w:val="28"/>
         </w:rPr>
-        <w:t>Целью лабораторной работы № 2 является освоение методов юнит-тестирования программного обеспечения и автоматизации проверок средствами стандартной библиотеки Python.</w:t>
-      </w:r>
-    </w:p>
-    <w:p>
-      <w:pPr>
-        <w:spacing w:line="360" w:lineRule="auto"/>
-        <w:ind w:firstLine="709"/>
-        <w:jc w:val="both"/>
-      </w:pPr>
-      <w:r>
-        <w:rPr>
-          <w:rFonts w:ascii="Times New Roman" w:hAnsi="Times New Roman"/>
-          <w:b w:val="0"/>
-          <w:sz w:val="28"/>
-        </w:rPr>
-        <w:t>Для достижения цели поставлены следующие задачи:</w:t>
-      </w:r>
-    </w:p>
-    <w:p>
-      <w:pPr>
-        <w:spacing w:line="360" w:lineRule="auto"/>
-        <w:ind w:firstLine="0"/>
-        <w:jc w:val="both"/>
-      </w:pPr>
-      <w:r>
-        <w:rPr>
-          <w:rFonts w:ascii="Times New Roman" w:hAnsi="Times New Roman"/>
-          <w:b w:val="0"/>
-          <w:sz w:val="28"/>
-        </w:rPr>
-        <w:t xml:space="preserve">1) перенести метод, реализованный в лабораторной работе № 1 (вычисление вида треугольника и координат его вершин), в модуль </w:t>
+        <w:t>Отчёт составлен по результатам падения тестов на предоставленном коде расчёта стоимости доставки (</w:t>
       </w:r>
       <w:r>
         <w:rPr>
@@ -482,7 +333,7 @@
           <w:b/>
           <w:sz w:val="28"/>
         </w:rPr>
-        <w:t>src/my_project.py</w:t>
+        <w:t>src/delivery_service.py</w:t>
       </w:r>
       <w:r>
         <w:rPr>
@@ -490,113 +341,7 @@
           <w:b w:val="0"/>
           <w:sz w:val="28"/>
         </w:rPr>
-        <w:t xml:space="preserve"> и написать для него не менее 20 юнит-тестов;</w:t>
-      </w:r>
-    </w:p>
-    <w:p>
-      <w:pPr>
-        <w:spacing w:line="360" w:lineRule="auto"/>
-        <w:ind w:firstLine="0"/>
-        <w:jc w:val="both"/>
-      </w:pPr>
-      <w:r>
-        <w:rPr>
-          <w:rFonts w:ascii="Times New Roman" w:hAnsi="Times New Roman"/>
-          <w:b w:val="0"/>
-          <w:sz w:val="28"/>
-        </w:rPr>
-        <w:t>2) исследовать предоставленный учебный модуль расчёта стоимости доставки, самостоятельно восстановить его бизнес-логику и написать для него не менее 10 юнит-тестов;</w:t>
-      </w:r>
-    </w:p>
-    <w:p>
-      <w:pPr>
-        <w:spacing w:line="360" w:lineRule="auto"/>
-        <w:ind w:firstLine="0"/>
-        <w:jc w:val="both"/>
-      </w:pPr>
-      <w:r>
-        <w:rPr>
-          <w:rFonts w:ascii="Times New Roman" w:hAnsi="Times New Roman"/>
-          <w:b w:val="0"/>
-          <w:sz w:val="28"/>
-        </w:rPr>
-        <w:t>3) выявить и локализовать дефекты в чужом коде, зафиксировав их в отчёте;</w:t>
-      </w:r>
-    </w:p>
-    <w:p>
-      <w:pPr>
-        <w:spacing w:line="360" w:lineRule="auto"/>
-        <w:ind w:firstLine="0"/>
-        <w:jc w:val="both"/>
-      </w:pPr>
-      <w:r>
-        <w:rPr>
-          <w:rFonts w:ascii="Times New Roman" w:hAnsi="Times New Roman"/>
-          <w:b w:val="0"/>
-          <w:sz w:val="28"/>
-        </w:rPr>
-        <w:t xml:space="preserve">4) оформить результаты тестирования в виде отчёта и разместить код тестов в репозитории в ветке </w:t>
-      </w:r>
-      <w:r>
-        <w:rPr>
-          <w:rFonts w:ascii="Times New Roman" w:hAnsi="Times New Roman"/>
-          <w:b/>
-          <w:sz w:val="28"/>
-        </w:rPr>
-        <w:t>Lab_2</w:t>
-      </w:r>
-      <w:r>
-        <w:rPr>
-          <w:rFonts w:ascii="Times New Roman" w:hAnsi="Times New Roman"/>
-          <w:b w:val="0"/>
-          <w:sz w:val="28"/>
-        </w:rPr>
-        <w:t>.</w:t>
-      </w:r>
-    </w:p>
-    <w:p>
-      <w:pPr>
-        <w:spacing w:before="240" w:after="160"/>
-        <w:ind w:firstLine="0"/>
-        <w:jc w:val="center"/>
-      </w:pPr>
-      <w:r>
-        <w:rPr>
-          <w:rFonts w:ascii="Times New Roman" w:hAnsi="Times New Roman"/>
-          <w:b/>
-          <w:sz w:val="28"/>
-        </w:rPr>
-        <w:t>1. ТЕОРЕТИЧЕСКИЕ СВЕДЕНИЯ</w:t>
-      </w:r>
-    </w:p>
-    <w:p>
-      <w:pPr>
-        <w:spacing w:line="360" w:lineRule="auto"/>
-        <w:ind w:firstLine="709"/>
-        <w:jc w:val="both"/>
-      </w:pPr>
-      <w:r>
-        <w:rPr>
-          <w:rFonts w:ascii="Times New Roman" w:hAnsi="Times New Roman"/>
-          <w:b w:val="0"/>
-          <w:sz w:val="28"/>
-        </w:rPr>
-        <w:t>1.1. Модуль unittest</w:t>
-      </w:r>
-    </w:p>
-    <w:p>
-      <w:pPr>
-        <w:spacing w:line="360" w:lineRule="auto"/>
-        <w:ind w:firstLine="709"/>
-        <w:jc w:val="both"/>
-      </w:pPr>
-      <w:r>
-        <w:rPr>
-          <w:rFonts w:ascii="Times New Roman" w:hAnsi="Times New Roman"/>
-          <w:b w:val="0"/>
-          <w:sz w:val="28"/>
-        </w:rPr>
-        <w:t xml:space="preserve">Для написания автотестов использовался стандартный модуль </w:t>
+        <w:t xml:space="preserve">). Тестирование выполнено средствами стандартной библиотеки </w:t>
       </w:r>
       <w:r>
         <w:rPr>
@@ -612,7 +357,7 @@
           <w:b w:val="0"/>
           <w:sz w:val="28"/>
         </w:rPr>
-        <w:t xml:space="preserve">, не требующий установки сторонних пакетов. Основным элементом является класс </w:t>
+        <w:t xml:space="preserve"> (Python 3.13) командой </w:t>
       </w:r>
       <w:r>
         <w:rPr>
@@ -620,7 +365,7 @@
           <w:b/>
           <w:sz w:val="28"/>
         </w:rPr>
-        <w:t>unittest.TestCase</w:t>
+        <w:t>python -m unittest discover -v</w:t>
       </w:r>
       <w:r>
         <w:rPr>
@@ -628,7 +373,7 @@
           <w:b w:val="0"/>
           <w:sz w:val="28"/>
         </w:rPr>
-        <w:t>, наследующий который тестовый класс получает набор методов проверки: assertEqual() — проверка равенства, assertTrue()/assertFalse() — проверка логического условия, assertGreater()/assertLess() — проверка порядка значений, assertIn() — проверка вхождения в коллекцию, assertIsInstance() — проверка типа, assertNotEqual() — проверка неравенства.</w:t>
+        <w:t>.</w:t>
       </w:r>
     </w:p>
     <w:p>
@@ -643,191 +388,7 @@
           <w:b w:val="0"/>
           <w:sz w:val="28"/>
         </w:rPr>
-        <w:t>1.2. Организация тестов</w:t>
-      </w:r>
-    </w:p>
-    <w:p>
-      <w:pPr>
-        <w:spacing w:line="360" w:lineRule="auto"/>
-        <w:ind w:firstLine="709"/>
-        <w:jc w:val="both"/>
-      </w:pPr>
-      <w:r>
-        <w:rPr>
-          <w:rFonts w:ascii="Times New Roman" w:hAnsi="Times New Roman"/>
-          <w:b w:val="0"/>
-          <w:sz w:val="28"/>
-        </w:rPr>
-        <w:t xml:space="preserve">Тесты сгруппированы по классам, каждый класс отвечает за одну функциональную область: валидация входных данных, тарифные расчёты, расчёт координат, устойчивость к экстремальным значениям. Каждый тест автономен — он не зависит от результатов других тестов и не изменяет состояние общего объекта. Имена тестов заданы в процедурном стиле (например, </w:t>
-      </w:r>
-      <w:r>
-        <w:rPr>
-          <w:rFonts w:ascii="Times New Roman" w:hAnsi="Times New Roman"/>
-          <w:b/>
-          <w:sz w:val="28"/>
-        </w:rPr>
-        <w:t>test_fragile_adds_300_surcharge</w:t>
-      </w:r>
-      <w:r>
-        <w:rPr>
-          <w:rFonts w:ascii="Times New Roman" w:hAnsi="Times New Roman"/>
-          <w:b w:val="0"/>
-          <w:sz w:val="28"/>
-        </w:rPr>
-        <w:t xml:space="preserve"> — «хрупкий тип посылки добавляет 300 рублей») и отражают проверяемое поведение.</w:t>
-      </w:r>
-    </w:p>
-    <w:p>
-      <w:pPr>
-        <w:spacing w:line="360" w:lineRule="auto"/>
-        <w:ind w:firstLine="709"/>
-        <w:jc w:val="both"/>
-      </w:pPr>
-      <w:r>
-        <w:rPr>
-          <w:rFonts w:ascii="Times New Roman" w:hAnsi="Times New Roman"/>
-          <w:b w:val="0"/>
-          <w:sz w:val="28"/>
-        </w:rPr>
-        <w:t>1.3. Запуск тестов</w:t>
-      </w:r>
-    </w:p>
-    <w:p>
-      <w:pPr>
-        <w:spacing w:line="360" w:lineRule="auto"/>
-        <w:ind w:firstLine="709"/>
-        <w:jc w:val="both"/>
-      </w:pPr>
-      <w:r>
-        <w:rPr>
-          <w:rFonts w:ascii="Times New Roman" w:hAnsi="Times New Roman"/>
-          <w:b w:val="0"/>
-          <w:sz w:val="28"/>
-        </w:rPr>
-        <w:t>Запуск всех тестов проекта выполняется командой:</w:t>
-      </w:r>
-    </w:p>
-    <w:p>
-      <w:pPr>
-        <w:spacing w:line="240" w:lineRule="auto" w:before="80" w:after="80"/>
-        <w:ind w:left="567" w:firstLine="0"/>
-        <w:jc w:val="left"/>
-      </w:pPr>
-      <w:r>
-        <w:rPr>
-          <w:rFonts w:ascii="Consolas" w:hAnsi="Consolas"/>
-          <w:sz w:val="22"/>
-        </w:rPr>
-        <w:t>python -m unittest discover -v</w:t>
-      </w:r>
-    </w:p>
-    <w:p>
-      <w:pPr>
-        <w:spacing w:line="360" w:lineRule="auto"/>
-        <w:ind w:firstLine="709"/>
-        <w:jc w:val="both"/>
-      </w:pPr>
-      <w:r>
-        <w:rPr>
-          <w:rFonts w:ascii="Times New Roman" w:hAnsi="Times New Roman"/>
-          <w:b w:val="0"/>
-          <w:sz w:val="28"/>
-        </w:rPr>
-        <w:t xml:space="preserve">Ключ </w:t>
-      </w:r>
-      <w:r>
-        <w:rPr>
-          <w:rFonts w:ascii="Times New Roman" w:hAnsi="Times New Roman"/>
-          <w:b/>
-          <w:sz w:val="28"/>
-        </w:rPr>
-        <w:t>discover</w:t>
-      </w:r>
-      <w:r>
-        <w:rPr>
-          <w:rFonts w:ascii="Times New Roman" w:hAnsi="Times New Roman"/>
-          <w:b w:val="0"/>
-          <w:sz w:val="28"/>
-        </w:rPr>
-        <w:t xml:space="preserve"> выполняет автоматический поиск файлов с префиксом </w:t>
-      </w:r>
-      <w:r>
-        <w:rPr>
-          <w:rFonts w:ascii="Times New Roman" w:hAnsi="Times New Roman"/>
-          <w:b/>
-          <w:sz w:val="28"/>
-        </w:rPr>
-        <w:t>test_</w:t>
-      </w:r>
-      <w:r>
-        <w:rPr>
-          <w:rFonts w:ascii="Times New Roman" w:hAnsi="Times New Roman"/>
-          <w:b w:val="0"/>
-          <w:sz w:val="28"/>
-        </w:rPr>
-        <w:t xml:space="preserve">, ключ </w:t>
-      </w:r>
-      <w:r>
-        <w:rPr>
-          <w:rFonts w:ascii="Times New Roman" w:hAnsi="Times New Roman"/>
-          <w:b/>
-          <w:sz w:val="28"/>
-        </w:rPr>
-        <w:t>-v</w:t>
-      </w:r>
-      <w:r>
-        <w:rPr>
-          <w:rFonts w:ascii="Times New Roman" w:hAnsi="Times New Roman"/>
-          <w:b w:val="0"/>
-          <w:sz w:val="28"/>
-        </w:rPr>
-        <w:t xml:space="preserve"> включает подробный вывод результата по каждому тесту. Итоговая строка вида </w:t>
-      </w:r>
-      <w:r>
-        <w:rPr>
-          <w:rFonts w:ascii="Times New Roman" w:hAnsi="Times New Roman"/>
-          <w:b/>
-          <w:sz w:val="28"/>
-        </w:rPr>
-        <w:t>FAILED (failures=4)</w:t>
-      </w:r>
-      <w:r>
-        <w:rPr>
-          <w:rFonts w:ascii="Times New Roman" w:hAnsi="Times New Roman"/>
-          <w:b w:val="0"/>
-          <w:sz w:val="28"/>
-        </w:rPr>
-        <w:t xml:space="preserve"> свидетельствует о наличии дефектов в тестируемом коде.</w:t>
-      </w:r>
-    </w:p>
-    <w:p>
-      <w:pPr>
-        <w:spacing w:before="240" w:after="160"/>
-        <w:ind w:firstLine="0"/>
-        <w:jc w:val="center"/>
-      </w:pPr>
-      <w:r>
-        <w:rPr>
-          <w:rFonts w:ascii="Times New Roman" w:hAnsi="Times New Roman"/>
-          <w:b/>
-          <w:sz w:val="28"/>
-        </w:rPr>
-        <w:t>2. ПРАКТИЧЕСКАЯ ЧАСТЬ</w:t>
-      </w:r>
-    </w:p>
-    <w:p>
-      <w:pPr>
-        <w:spacing w:line="360" w:lineRule="auto"/>
-        <w:ind w:firstLine="709"/>
-        <w:jc w:val="both"/>
-      </w:pPr>
-      <w:r>
-        <w:rPr>
-          <w:rFonts w:ascii="Times New Roman" w:hAnsi="Times New Roman"/>
-          <w:b w:val="0"/>
-          <w:sz w:val="28"/>
-        </w:rPr>
-        <w:t>2.1. Структура проекта</w:t>
+        <w:t>Объекты тестирования и требования к объёму покрытия:</w:t>
       </w:r>
     </w:p>
     <w:tbl>
@@ -838,13 +399,15 @@
         <w:tblLook w:firstColumn="1" w:firstRow="1" w:lastColumn="0" w:lastRow="0" w:noHBand="0" w:noVBand="1" w:val="04A0"/>
       </w:tblPr>
       <w:tblGrid>
-        <w:gridCol w:w="4844"/>
-        <w:gridCol w:w="4844"/>
+        <w:gridCol w:w="2493"/>
+        <w:gridCol w:w="2493"/>
+        <w:gridCol w:w="2493"/>
+        <w:gridCol w:w="2493"/>
       </w:tblGrid>
       <w:tr>
         <w:tc>
           <w:tcPr>
-            <w:tcW w:type="dxa" w:w="3118"/>
+            <w:tcW w:type="dxa" w:w="3402"/>
           </w:tcPr>
           <w:p>
             <w:pPr>
@@ -854,17 +417,17 @@
             <w:r/>
             <w:r>
               <w:rPr>
-                <w:rFonts w:ascii="Times New Roman" w:hAnsi="Times New Roman" w:eastAsia="Times New Roman"/>
+                <w:rFonts w:ascii="Times New Roman" w:hAnsi="Times New Roman"/>
                 <w:b/>
                 <w:sz w:val="24"/>
               </w:rPr>
-              <w:t>Элемент</w:t>
+              <w:t>Объект тестирования</w:t>
             </w:r>
           </w:p>
         </w:tc>
         <w:tc>
           <w:tcPr>
-            <w:tcW w:type="dxa" w:w="5669"/>
+            <w:tcW w:type="dxa" w:w="2268"/>
           </w:tcPr>
           <w:p>
             <w:pPr>
@@ -874,11 +437,51 @@
             <w:r/>
             <w:r>
               <w:rPr>
-                <w:rFonts w:ascii="Times New Roman" w:hAnsi="Times New Roman" w:eastAsia="Times New Roman"/>
+                <w:rFonts w:ascii="Times New Roman" w:hAnsi="Times New Roman"/>
                 <w:b/>
                 <w:sz w:val="24"/>
               </w:rPr>
-              <w:t>Назначение</w:t>
+              <w:t>Файл</w:t>
+            </w:r>
+          </w:p>
+        </w:tc>
+        <w:tc>
+          <w:tcPr>
+            <w:tcW w:type="dxa" w:w="1984"/>
+          </w:tcPr>
+          <w:p>
+            <w:pPr>
+              <w:spacing w:after="0" w:before="0" w:line="240" w:lineRule="auto"/>
+              <w:jc w:val="center"/>
+            </w:pPr>
+            <w:r/>
+            <w:r>
+              <w:rPr>
+                <w:rFonts w:ascii="Times New Roman" w:hAnsi="Times New Roman"/>
+                <w:b/>
+                <w:sz w:val="24"/>
+              </w:rPr>
+              <w:t>Требование задания</w:t>
+            </w:r>
+          </w:p>
+        </w:tc>
+        <w:tc>
+          <w:tcPr>
+            <w:tcW w:type="dxa" w:w="1417"/>
+          </w:tcPr>
+          <w:p>
+            <w:pPr>
+              <w:spacing w:after="0" w:before="0" w:line="240" w:lineRule="auto"/>
+              <w:jc w:val="center"/>
+            </w:pPr>
+            <w:r/>
+            <w:r>
+              <w:rPr>
+                <w:rFonts w:ascii="Times New Roman" w:hAnsi="Times New Roman"/>
+                <w:b/>
+                <w:sz w:val="24"/>
+              </w:rPr>
+              <w:t>Факт</w:t>
             </w:r>
           </w:p>
         </w:tc>
@@ -886,7 +489,7 @@
       <w:tr>
         <w:tc>
           <w:tcPr>
-            <w:tcW w:type="dxa" w:w="3118"/>
+            <w:tcW w:type="dxa" w:w="3402"/>
           </w:tcPr>
           <w:p>
             <w:pPr>
@@ -896,7 +499,27 @@
             <w:r/>
             <w:r>
               <w:rPr>
-                <w:rFonts w:ascii="Times New Roman" w:hAnsi="Times New Roman" w:eastAsia="Times New Roman"/>
+                <w:rFonts w:ascii="Times New Roman" w:hAnsi="Times New Roman"/>
+                <w:b w:val="0"/>
+                <w:sz w:val="24"/>
+              </w:rPr>
+              <w:t>Метод из ЛР1: вычисление вида треугольника и координат вершин</w:t>
+            </w:r>
+          </w:p>
+        </w:tc>
+        <w:tc>
+          <w:tcPr>
+            <w:tcW w:type="dxa" w:w="2268"/>
+          </w:tcPr>
+          <w:p>
+            <w:pPr>
+              <w:spacing w:after="0" w:before="0" w:line="240" w:lineRule="auto"/>
+              <w:jc w:val="left"/>
+            </w:pPr>
+            <w:r/>
+            <w:r>
+              <w:rPr>
+                <w:rFonts w:ascii="Times New Roman" w:hAnsi="Times New Roman"/>
                 <w:b w:val="0"/>
                 <w:sz w:val="24"/>
               </w:rPr>
@@ -906,7 +529,49 @@
         </w:tc>
         <w:tc>
           <w:tcPr>
-            <w:tcW w:type="dxa" w:w="5669"/>
+            <w:tcW w:type="dxa" w:w="1984"/>
+          </w:tcPr>
+          <w:p>
+            <w:pPr>
+              <w:spacing w:after="0" w:before="0" w:line="240" w:lineRule="auto"/>
+              <w:jc w:val="center"/>
+            </w:pPr>
+            <w:r/>
+            <w:r>
+              <w:rPr>
+                <w:rFonts w:ascii="Times New Roman" w:hAnsi="Times New Roman"/>
+                <w:b w:val="0"/>
+                <w:sz w:val="24"/>
+              </w:rPr>
+              <w:t>не менее 20 тестов</w:t>
+            </w:r>
+          </w:p>
+        </w:tc>
+        <w:tc>
+          <w:tcPr>
+            <w:tcW w:type="dxa" w:w="1417"/>
+          </w:tcPr>
+          <w:p>
+            <w:pPr>
+              <w:spacing w:after="0" w:before="0" w:line="240" w:lineRule="auto"/>
+              <w:jc w:val="center"/>
+            </w:pPr>
+            <w:r/>
+            <w:r>
+              <w:rPr>
+                <w:rFonts w:ascii="Times New Roman" w:hAnsi="Times New Roman"/>
+                <w:b w:val="0"/>
+                <w:sz w:val="24"/>
+              </w:rPr>
+              <w:t>34 теста</w:t>
+            </w:r>
+          </w:p>
+        </w:tc>
+      </w:tr>
+      <w:tr>
+        <w:tc>
+          <w:tcPr>
+            <w:tcW w:type="dxa" w:w="3402"/>
           </w:tcPr>
           <w:p>
             <w:pPr>
@@ -916,19 +581,17 @@
             <w:r/>
             <w:r>
               <w:rPr>
-                <w:rFonts w:ascii="Times New Roman" w:hAnsi="Times New Roman" w:eastAsia="Times New Roman"/>
+                <w:rFonts w:ascii="Times New Roman" w:hAnsi="Times New Roman"/>
                 <w:b w:val="0"/>
                 <w:sz w:val="24"/>
               </w:rPr>
-              <w:t>метод из ЛР1 — объект собственного тестирования</w:t>
+              <w:t>Учебный модуль расчёта стоимости доставки</w:t>
             </w:r>
           </w:p>
         </w:tc>
-      </w:tr>
-      <w:tr>
         <w:tc>
           <w:tcPr>
-            <w:tcW w:type="dxa" w:w="3118"/>
+            <w:tcW w:type="dxa" w:w="2268"/>
           </w:tcPr>
           <w:p>
             <w:pPr>
@@ -938,7 +601,7 @@
             <w:r/>
             <w:r>
               <w:rPr>
-                <w:rFonts w:ascii="Times New Roman" w:hAnsi="Times New Roman" w:eastAsia="Times New Roman"/>
+                <w:rFonts w:ascii="Times New Roman" w:hAnsi="Times New Roman"/>
                 <w:b w:val="0"/>
                 <w:sz w:val="24"/>
               </w:rPr>
@@ -948,231 +611,41 @@
         </w:tc>
         <w:tc>
           <w:tcPr>
-            <w:tcW w:type="dxa" w:w="5669"/>
+            <w:tcW w:type="dxa" w:w="1984"/>
           </w:tcPr>
           <w:p>
             <w:pPr>
               <w:spacing w:after="0" w:before="0" w:line="240" w:lineRule="auto"/>
-              <w:jc w:val="left"/>
+              <w:jc w:val="center"/>
             </w:pPr>
             <w:r/>
             <w:r>
               <w:rPr>
-                <w:rFonts w:ascii="Times New Roman" w:hAnsi="Times New Roman" w:eastAsia="Times New Roman"/>
+                <w:rFonts w:ascii="Times New Roman" w:hAnsi="Times New Roman"/>
                 <w:b w:val="0"/>
                 <w:sz w:val="24"/>
               </w:rPr>
-              <w:t>предоставленный учебной модуль доставки — объект анализа</w:t>
-            </w:r>
-          </w:p>
-        </w:tc>
-      </w:tr>
-      <w:tr>
-        <w:tc>
-          <w:tcPr>
-            <w:tcW w:type="dxa" w:w="3118"/>
-          </w:tcPr>
-          <w:p>
-            <w:pPr>
-              <w:spacing w:after="0" w:before="0" w:line="240" w:lineRule="auto"/>
-              <w:jc w:val="left"/>
-            </w:pPr>
-            <w:r/>
-            <w:r>
-              <w:rPr>
-                <w:rFonts w:ascii="Times New Roman" w:hAnsi="Times New Roman" w:eastAsia="Times New Roman"/>
-                <w:b w:val="0"/>
-                <w:sz w:val="24"/>
-              </w:rPr>
-              <w:t>tests/test_my_project.py</w:t>
+              <w:t>не менее 10 тестов</w:t>
             </w:r>
           </w:p>
         </w:tc>
         <w:tc>
           <w:tcPr>
-            <w:tcW w:type="dxa" w:w="5669"/>
+            <w:tcW w:type="dxa" w:w="1417"/>
           </w:tcPr>
           <w:p>
             <w:pPr>
               <w:spacing w:after="0" w:before="0" w:line="240" w:lineRule="auto"/>
-              <w:jc w:val="left"/>
+              <w:jc w:val="center"/>
             </w:pPr>
             <w:r/>
             <w:r>
               <w:rPr>
-                <w:rFonts w:ascii="Times New Roman" w:hAnsi="Times New Roman" w:eastAsia="Times New Roman"/>
+                <w:rFonts w:ascii="Times New Roman" w:hAnsi="Times New Roman"/>
                 <w:b w:val="0"/>
                 <w:sz w:val="24"/>
               </w:rPr>
-              <w:t>автотесты собственного метода (34 теста)</w:t>
-            </w:r>
-          </w:p>
-        </w:tc>
-      </w:tr>
-      <w:tr>
-        <w:tc>
-          <w:tcPr>
-            <w:tcW w:type="dxa" w:w="3118"/>
-          </w:tcPr>
-          <w:p>
-            <w:pPr>
-              <w:spacing w:after="0" w:before="0" w:line="240" w:lineRule="auto"/>
-              <w:jc w:val="left"/>
-            </w:pPr>
-            <w:r/>
-            <w:r>
-              <w:rPr>
-                <w:rFonts w:ascii="Times New Roman" w:hAnsi="Times New Roman" w:eastAsia="Times New Roman"/>
-                <w:b w:val="0"/>
-                <w:sz w:val="24"/>
-              </w:rPr>
-              <w:t>tests/test_delivery.py</w:t>
-            </w:r>
-          </w:p>
-        </w:tc>
-        <w:tc>
-          <w:tcPr>
-            <w:tcW w:type="dxa" w:w="5669"/>
-          </w:tcPr>
-          <w:p>
-            <w:pPr>
-              <w:spacing w:after="0" w:before="0" w:line="240" w:lineRule="auto"/>
-              <w:jc w:val="left"/>
-            </w:pPr>
-            <w:r/>
-            <w:r>
-              <w:rPr>
-                <w:rFonts w:ascii="Times New Roman" w:hAnsi="Times New Roman" w:eastAsia="Times New Roman"/>
-                <w:b w:val="0"/>
-                <w:sz w:val="24"/>
-              </w:rPr>
-              <w:t>автотесты модуля доставки (27 тестов)</w:t>
-            </w:r>
-          </w:p>
-        </w:tc>
-      </w:tr>
-      <w:tr>
-        <w:tc>
-          <w:tcPr>
-            <w:tcW w:type="dxa" w:w="3118"/>
-          </w:tcPr>
-          <w:p>
-            <w:pPr>
-              <w:spacing w:after="0" w:before="0" w:line="240" w:lineRule="auto"/>
-              <w:jc w:val="left"/>
-            </w:pPr>
-            <w:r/>
-            <w:r>
-              <w:rPr>
-                <w:rFonts w:ascii="Times New Roman" w:hAnsi="Times New Roman" w:eastAsia="Times New Roman"/>
-                <w:b w:val="0"/>
-                <w:sz w:val="24"/>
-              </w:rPr>
-              <w:t>tests/__init__.py</w:t>
-            </w:r>
-          </w:p>
-        </w:tc>
-        <w:tc>
-          <w:tcPr>
-            <w:tcW w:type="dxa" w:w="5669"/>
-          </w:tcPr>
-          <w:p>
-            <w:pPr>
-              <w:spacing w:after="0" w:before="0" w:line="240" w:lineRule="auto"/>
-              <w:jc w:val="left"/>
-            </w:pPr>
-            <w:r/>
-            <w:r>
-              <w:rPr>
-                <w:rFonts w:ascii="Times New Roman" w:hAnsi="Times New Roman" w:eastAsia="Times New Roman"/>
-                <w:b w:val="0"/>
-                <w:sz w:val="24"/>
-              </w:rPr>
-              <w:t>помечает каталог tests как пакет</w:t>
-            </w:r>
-          </w:p>
-        </w:tc>
-      </w:tr>
-      <w:tr>
-        <w:tc>
-          <w:tcPr>
-            <w:tcW w:type="dxa" w:w="3118"/>
-          </w:tcPr>
-          <w:p>
-            <w:pPr>
-              <w:spacing w:after="0" w:before="0" w:line="240" w:lineRule="auto"/>
-              <w:jc w:val="left"/>
-            </w:pPr>
-            <w:r/>
-            <w:r>
-              <w:rPr>
-                <w:rFonts w:ascii="Times New Roman" w:hAnsi="Times New Roman" w:eastAsia="Times New Roman"/>
-                <w:b w:val="0"/>
-                <w:sz w:val="24"/>
-              </w:rPr>
-              <w:t>.gitignore</w:t>
-            </w:r>
-          </w:p>
-        </w:tc>
-        <w:tc>
-          <w:tcPr>
-            <w:tcW w:type="dxa" w:w="5669"/>
-          </w:tcPr>
-          <w:p>
-            <w:pPr>
-              <w:spacing w:after="0" w:before="0" w:line="240" w:lineRule="auto"/>
-              <w:jc w:val="left"/>
-            </w:pPr>
-            <w:r/>
-            <w:r>
-              <w:rPr>
-                <w:rFonts w:ascii="Times New Roman" w:hAnsi="Times New Roman" w:eastAsia="Times New Roman"/>
-                <w:b w:val="0"/>
-                <w:sz w:val="24"/>
-              </w:rPr>
-              <w:t>исключает venv/ и __pycache__/ из индекса Git</w:t>
-            </w:r>
-          </w:p>
-        </w:tc>
-      </w:tr>
-      <w:tr>
-        <w:tc>
-          <w:tcPr>
-            <w:tcW w:type="dxa" w:w="3118"/>
-          </w:tcPr>
-          <w:p>
-            <w:pPr>
-              <w:spacing w:after="0" w:before="0" w:line="240" w:lineRule="auto"/>
-              <w:jc w:val="left"/>
-            </w:pPr>
-            <w:r/>
-            <w:r>
-              <w:rPr>
-                <w:rFonts w:ascii="Times New Roman" w:hAnsi="Times New Roman" w:eastAsia="Times New Roman"/>
-                <w:b w:val="0"/>
-                <w:sz w:val="24"/>
-              </w:rPr>
-              <w:t>venv/</w:t>
-            </w:r>
-          </w:p>
-        </w:tc>
-        <w:tc>
-          <w:tcPr>
-            <w:tcW w:type="dxa" w:w="5669"/>
-          </w:tcPr>
-          <w:p>
-            <w:pPr>
-              <w:spacing w:after="0" w:before="0" w:line="240" w:lineRule="auto"/>
-              <w:jc w:val="left"/>
-            </w:pPr>
-            <w:r/>
-            <w:r>
-              <w:rPr>
-                <w:rFonts w:ascii="Times New Roman" w:hAnsi="Times New Roman" w:eastAsia="Times New Roman"/>
-                <w:b w:val="0"/>
-                <w:sz w:val="24"/>
-              </w:rPr>
-              <w:t>виртуальное окружение Python (не помещается в репозиторий)</w:t>
+              <w:t>27 тестов</w:t>
             </w:r>
           </w:p>
         </w:tc>
@@ -1180,7 +653,7 @@
     </w:tbl>
     <w:p>
       <w:pPr>
-        <w:spacing w:before="120" w:after="200"/>
+        <w:spacing w:before="80" w:after="200"/>
         <w:ind w:firstLine="0"/>
         <w:jc w:val="center"/>
       </w:pPr>
@@ -1189,84 +662,27 @@
           <w:rFonts w:ascii="Times New Roman" w:hAnsi="Times New Roman"/>
           <w:sz w:val="24"/>
         </w:rPr>
-        <w:t>Таблица 1 – Структура проекта лабораторной работы</w:t>
+        <w:t>Таблица 1 – Объекты тестирования</w:t>
+      </w:r>
+    </w:p>
+    <w:p>
+      <w:r>
+        <w:br w:type="page"/>
       </w:r>
     </w:p>
     <w:p>
       <w:pPr>
-        <w:spacing w:line="360" w:lineRule="auto"/>
-        <w:ind w:firstLine="709"/>
-        <w:jc w:val="both"/>
+        <w:spacing w:before="200" w:after="160"/>
+        <w:ind w:firstLine="0"/>
+        <w:jc w:val="center"/>
       </w:pPr>
-      <w:r>
-        <w:rPr>
-          <w:rFonts w:ascii="Times New Roman" w:hAnsi="Times New Roman"/>
-          <w:b w:val="0"/>
-          <w:sz w:val="28"/>
-        </w:rPr>
-        <w:t>2.2. Объекты тестирования</w:t>
-      </w:r>
-    </w:p>
-    <w:p>
-      <w:pPr>
-        <w:spacing w:line="360" w:lineRule="auto"/>
-        <w:ind w:firstLine="709"/>
-        <w:jc w:val="both"/>
-      </w:pPr>
-      <w:r>
-        <w:rPr>
-          <w:rFonts w:ascii="Times New Roman" w:hAnsi="Times New Roman"/>
-          <w:b w:val="0"/>
-          <w:sz w:val="28"/>
-        </w:rPr>
-        <w:t xml:space="preserve">Собственный метод </w:t>
-      </w:r>
       <w:r>
         <w:rPr>
           <w:rFonts w:ascii="Times New Roman" w:hAnsi="Times New Roman"/>
           <w:b/>
           <w:sz w:val="28"/>
         </w:rPr>
-        <w:t>compute_triangle(side_a, side_b, side_c)</w:t>
-      </w:r>
-      <w:r>
-        <w:rPr>
-          <w:rFonts w:ascii="Times New Roman" w:hAnsi="Times New Roman"/>
-          <w:b w:val="0"/>
-          <w:sz w:val="28"/>
-        </w:rPr>
-        <w:t xml:space="preserve"> принимает длины трёх сторон в виде строк и возвращает кортеж (тип треугольника, координаты вершин). Покрыты все ветвления программы: определение вида треугольника (равносторонний / равнобедренный / разносторонний), отказ по нечисловым данным, отказ по отрицательным и нулевым сторонам, отказ по вырожденным сторонам, расчёт координат с масштабированием в поле 100×100 px, поведение при экстремально больших значениях.</w:t>
-      </w:r>
-    </w:p>
-    <w:p>
-      <w:pPr>
-        <w:spacing w:line="360" w:lineRule="auto"/>
-        <w:ind w:firstLine="709"/>
-        <w:jc w:val="both"/>
-      </w:pPr>
-      <w:r>
-        <w:rPr>
-          <w:rFonts w:ascii="Times New Roman" w:hAnsi="Times New Roman"/>
-          <w:b w:val="0"/>
-          <w:sz w:val="28"/>
-        </w:rPr>
-        <w:t xml:space="preserve">Модуль доставки </w:t>
-      </w:r>
-      <w:r>
-        <w:rPr>
-          <w:rFonts w:ascii="Times New Roman" w:hAnsi="Times New Roman"/>
-          <w:b/>
-          <w:sz w:val="28"/>
-        </w:rPr>
-        <w:t>calculate_delivery_cost(weight, distance, package_type, is_express)</w:t>
-      </w:r>
-      <w:r>
-        <w:rPr>
-          <w:rFonts w:ascii="Times New Roman" w:hAnsi="Times New Roman"/>
-          <w:b w:val="0"/>
-          <w:sz w:val="28"/>
-        </w:rPr>
-        <w:t xml:space="preserve"> возвращает кортеж (стоимость, дата доставки). Бизнес-логика, восстановленная по исходному коду, представлена в таблице 2.</w:t>
+        <w:t>ПУНКТ А. ОБЩЕЕ КОЛИЧЕСТВО ТЕСТОВ И СТАТИСТИКА ИХ ПРОХОЖДЕНИЯ</w:t>
       </w:r>
     </w:p>
     <w:tbl>
@@ -1277,13 +693,17 @@
         <w:tblLook w:firstColumn="1" w:firstRow="1" w:lastColumn="0" w:lastRow="0" w:noHBand="0" w:noVBand="1" w:val="04A0"/>
       </w:tblPr>
       <w:tblGrid>
-        <w:gridCol w:w="4844"/>
-        <w:gridCol w:w="4844"/>
+        <w:gridCol w:w="1662"/>
+        <w:gridCol w:w="1662"/>
+        <w:gridCol w:w="1662"/>
+        <w:gridCol w:w="1662"/>
+        <w:gridCol w:w="1662"/>
+        <w:gridCol w:w="1662"/>
       </w:tblGrid>
       <w:tr>
         <w:tc>
           <w:tcPr>
-            <w:tcW w:type="dxa" w:w="3118"/>
+            <w:tcW w:type="dxa" w:w="2835"/>
           </w:tcPr>
           <w:p>
             <w:pPr>
@@ -1293,516 +713,7 @@
             <w:r/>
             <w:r>
               <w:rPr>
-                <w:rFonts w:ascii="Times New Roman" w:hAnsi="Times New Roman" w:eastAsia="Times New Roman"/>
-                <w:b/>
-                <w:sz w:val="24"/>
-              </w:rPr>
-              <w:t>Параметр / этап расчёта</w:t>
-            </w:r>
-          </w:p>
-        </w:tc>
-        <w:tc>
-          <w:tcPr>
-            <w:tcW w:type="dxa" w:w="5669"/>
-          </w:tcPr>
-          <w:p>
-            <w:pPr>
-              <w:spacing w:after="0" w:before="0" w:line="240" w:lineRule="auto"/>
-              <w:jc w:val="center"/>
-            </w:pPr>
-            <w:r/>
-            <w:r>
-              <w:rPr>
-                <w:rFonts w:ascii="Times New Roman" w:hAnsi="Times New Roman" w:eastAsia="Times New Roman"/>
-                <w:b/>
-                <w:sz w:val="24"/>
-              </w:rPr>
-              <w:t>Правило по смыслу задачи</w:t>
-            </w:r>
-          </w:p>
-        </w:tc>
-      </w:tr>
-      <w:tr>
-        <w:tc>
-          <w:tcPr>
-            <w:tcW w:type="dxa" w:w="3118"/>
-          </w:tcPr>
-          <w:p>
-            <w:pPr>
-              <w:spacing w:after="0" w:before="0" w:line="240" w:lineRule="auto"/>
-              <w:jc w:val="left"/>
-            </w:pPr>
-            <w:r/>
-            <w:r>
-              <w:rPr>
-                <w:rFonts w:ascii="Times New Roman" w:hAnsi="Times New Roman" w:eastAsia="Times New Roman"/>
-                <w:b w:val="0"/>
-                <w:sz w:val="24"/>
-              </w:rPr>
-              <w:t>Допустимый вес</w:t>
-            </w:r>
-          </w:p>
-        </w:tc>
-        <w:tc>
-          <w:tcPr>
-            <w:tcW w:type="dxa" w:w="5669"/>
-          </w:tcPr>
-          <w:p>
-            <w:pPr>
-              <w:spacing w:after="0" w:before="0" w:line="240" w:lineRule="auto"/>
-              <w:jc w:val="left"/>
-            </w:pPr>
-            <w:r/>
-            <w:r>
-              <w:rPr>
-                <w:rFonts w:ascii="Times New Roman" w:hAnsi="Times New Roman" w:eastAsia="Times New Roman"/>
-                <w:b w:val="0"/>
-                <w:sz w:val="24"/>
-              </w:rPr>
-              <w:t>от 0,1 до 50 кг включительно</w:t>
-            </w:r>
-          </w:p>
-        </w:tc>
-      </w:tr>
-      <w:tr>
-        <w:tc>
-          <w:tcPr>
-            <w:tcW w:type="dxa" w:w="3118"/>
-          </w:tcPr>
-          <w:p>
-            <w:pPr>
-              <w:spacing w:after="0" w:before="0" w:line="240" w:lineRule="auto"/>
-              <w:jc w:val="left"/>
-            </w:pPr>
-            <w:r/>
-            <w:r>
-              <w:rPr>
-                <w:rFonts w:ascii="Times New Roman" w:hAnsi="Times New Roman" w:eastAsia="Times New Roman"/>
-                <w:b w:val="0"/>
-                <w:sz w:val="24"/>
-              </w:rPr>
-              <w:t>Допустимая дистанция</w:t>
-            </w:r>
-          </w:p>
-        </w:tc>
-        <w:tc>
-          <w:tcPr>
-            <w:tcW w:type="dxa" w:w="5669"/>
-          </w:tcPr>
-          <w:p>
-            <w:pPr>
-              <w:spacing w:after="0" w:before="0" w:line="240" w:lineRule="auto"/>
-              <w:jc w:val="left"/>
-            </w:pPr>
-            <w:r/>
-            <w:r>
-              <w:rPr>
-                <w:rFonts w:ascii="Times New Roman" w:hAnsi="Times New Roman" w:eastAsia="Times New Roman"/>
-                <w:b w:val="0"/>
-                <w:sz w:val="24"/>
-              </w:rPr>
-              <w:t>от 1 до 5000 км включительно</w:t>
-            </w:r>
-          </w:p>
-        </w:tc>
-      </w:tr>
-      <w:tr>
-        <w:tc>
-          <w:tcPr>
-            <w:tcW w:type="dxa" w:w="3118"/>
-          </w:tcPr>
-          <w:p>
-            <w:pPr>
-              <w:spacing w:after="0" w:before="0" w:line="240" w:lineRule="auto"/>
-              <w:jc w:val="left"/>
-            </w:pPr>
-            <w:r/>
-            <w:r>
-              <w:rPr>
-                <w:rFonts w:ascii="Times New Roman" w:hAnsi="Times New Roman" w:eastAsia="Times New Roman"/>
-                <w:b w:val="0"/>
-                <w:sz w:val="24"/>
-              </w:rPr>
-              <w:t>Тип посылки</w:t>
-            </w:r>
-          </w:p>
-        </w:tc>
-        <w:tc>
-          <w:tcPr>
-            <w:tcW w:type="dxa" w:w="5669"/>
-          </w:tcPr>
-          <w:p>
-            <w:pPr>
-              <w:spacing w:after="0" w:before="0" w:line="240" w:lineRule="auto"/>
-              <w:jc w:val="left"/>
-            </w:pPr>
-            <w:r/>
-            <w:r>
-              <w:rPr>
-                <w:rFonts w:ascii="Times New Roman" w:hAnsi="Times New Roman" w:eastAsia="Times New Roman"/>
-                <w:b w:val="0"/>
-                <w:sz w:val="24"/>
-              </w:rPr>
-              <w:t>обычный, хрупкий, опасный</w:t>
-            </w:r>
-          </w:p>
-        </w:tc>
-      </w:tr>
-      <w:tr>
-        <w:tc>
-          <w:tcPr>
-            <w:tcW w:type="dxa" w:w="3118"/>
-          </w:tcPr>
-          <w:p>
-            <w:pPr>
-              <w:spacing w:after="0" w:before="0" w:line="240" w:lineRule="auto"/>
-              <w:jc w:val="left"/>
-            </w:pPr>
-            <w:r/>
-            <w:r>
-              <w:rPr>
-                <w:rFonts w:ascii="Times New Roman" w:hAnsi="Times New Roman" w:eastAsia="Times New Roman"/>
-                <w:b w:val="0"/>
-                <w:sz w:val="24"/>
-              </w:rPr>
-              <w:t>Базовый тариф</w:t>
-            </w:r>
-          </w:p>
-        </w:tc>
-        <w:tc>
-          <w:tcPr>
-            <w:tcW w:type="dxa" w:w="5669"/>
-          </w:tcPr>
-          <w:p>
-            <w:pPr>
-              <w:spacing w:after="0" w:before="0" w:line="240" w:lineRule="auto"/>
-              <w:jc w:val="left"/>
-            </w:pPr>
-            <w:r/>
-            <w:r>
-              <w:rPr>
-                <w:rFonts w:ascii="Times New Roman" w:hAnsi="Times New Roman" w:eastAsia="Times New Roman"/>
-                <w:b w:val="0"/>
-                <w:sz w:val="24"/>
-              </w:rPr>
-              <w:t>200 руб. + 5 руб. за каждый километр</w:t>
-            </w:r>
-          </w:p>
-        </w:tc>
-      </w:tr>
-      <w:tr>
-        <w:tc>
-          <w:tcPr>
-            <w:tcW w:type="dxa" w:w="3118"/>
-          </w:tcPr>
-          <w:p>
-            <w:pPr>
-              <w:spacing w:after="0" w:before="0" w:line="240" w:lineRule="auto"/>
-              <w:jc w:val="left"/>
-            </w:pPr>
-            <w:r/>
-            <w:r>
-              <w:rPr>
-                <w:rFonts w:ascii="Times New Roman" w:hAnsi="Times New Roman" w:eastAsia="Times New Roman"/>
-                <w:b w:val="0"/>
-                <w:sz w:val="24"/>
-              </w:rPr>
-              <w:t>Весовая надбавка</w:t>
-            </w:r>
-          </w:p>
-        </w:tc>
-        <w:tc>
-          <w:tcPr>
-            <w:tcW w:type="dxa" w:w="5669"/>
-          </w:tcPr>
-          <w:p>
-            <w:pPr>
-              <w:spacing w:after="0" w:before="0" w:line="240" w:lineRule="auto"/>
-              <w:jc w:val="left"/>
-            </w:pPr>
-            <w:r/>
-            <w:r>
-              <w:rPr>
-                <w:rFonts w:ascii="Times New Roman" w:hAnsi="Times New Roman" w:eastAsia="Times New Roman"/>
-                <w:b w:val="0"/>
-                <w:sz w:val="24"/>
-              </w:rPr>
-              <w:t>при весе от 5 до 20 кг — коэффициент 1,2; от 20 кг — 1,5</w:t>
-            </w:r>
-          </w:p>
-        </w:tc>
-      </w:tr>
-      <w:tr>
-        <w:tc>
-          <w:tcPr>
-            <w:tcW w:type="dxa" w:w="3118"/>
-          </w:tcPr>
-          <w:p>
-            <w:pPr>
-              <w:spacing w:after="0" w:before="0" w:line="240" w:lineRule="auto"/>
-              <w:jc w:val="left"/>
-            </w:pPr>
-            <w:r/>
-            <w:r>
-              <w:rPr>
-                <w:rFonts w:ascii="Times New Roman" w:hAnsi="Times New Roman" w:eastAsia="Times New Roman"/>
-                <w:b w:val="0"/>
-                <w:sz w:val="24"/>
-              </w:rPr>
-              <w:t>Надбавка за тип</w:t>
-            </w:r>
-          </w:p>
-        </w:tc>
-        <w:tc>
-          <w:tcPr>
-            <w:tcW w:type="dxa" w:w="5669"/>
-          </w:tcPr>
-          <w:p>
-            <w:pPr>
-              <w:spacing w:after="0" w:before="0" w:line="240" w:lineRule="auto"/>
-              <w:jc w:val="left"/>
-            </w:pPr>
-            <w:r/>
-            <w:r>
-              <w:rPr>
-                <w:rFonts w:ascii="Times New Roman" w:hAnsi="Times New Roman" w:eastAsia="Times New Roman"/>
-                <w:b w:val="0"/>
-                <w:sz w:val="24"/>
-              </w:rPr>
-              <w:t>хрупкий + 300 руб., опасный + 1000 руб.</w:t>
-            </w:r>
-          </w:p>
-        </w:tc>
-      </w:tr>
-      <w:tr>
-        <w:tc>
-          <w:tcPr>
-            <w:tcW w:type="dxa" w:w="3118"/>
-          </w:tcPr>
-          <w:p>
-            <w:pPr>
-              <w:spacing w:after="0" w:before="0" w:line="240" w:lineRule="auto"/>
-              <w:jc w:val="left"/>
-            </w:pPr>
-            <w:r/>
-            <w:r>
-              <w:rPr>
-                <w:rFonts w:ascii="Times New Roman" w:hAnsi="Times New Roman" w:eastAsia="Times New Roman"/>
-                <w:b w:val="0"/>
-                <w:sz w:val="24"/>
-              </w:rPr>
-              <w:t>Экспресс-доставка</w:t>
-            </w:r>
-          </w:p>
-        </w:tc>
-        <w:tc>
-          <w:tcPr>
-            <w:tcW w:type="dxa" w:w="5669"/>
-          </w:tcPr>
-          <w:p>
-            <w:pPr>
-              <w:spacing w:after="0" w:before="0" w:line="240" w:lineRule="auto"/>
-              <w:jc w:val="left"/>
-            </w:pPr>
-            <w:r/>
-            <w:r>
-              <w:rPr>
-                <w:rFonts w:ascii="Times New Roman" w:hAnsi="Times New Roman" w:eastAsia="Times New Roman"/>
-                <w:b w:val="0"/>
-                <w:sz w:val="24"/>
-              </w:rPr>
-              <w:t>ускоренная доставка за доплату (уменьшение срока и увеличение цены)</w:t>
-            </w:r>
-          </w:p>
-        </w:tc>
-      </w:tr>
-      <w:tr>
-        <w:tc>
-          <w:tcPr>
-            <w:tcW w:type="dxa" w:w="3118"/>
-          </w:tcPr>
-          <w:p>
-            <w:pPr>
-              <w:spacing w:after="0" w:before="0" w:line="240" w:lineRule="auto"/>
-              <w:jc w:val="left"/>
-            </w:pPr>
-            <w:r/>
-            <w:r>
-              <w:rPr>
-                <w:rFonts w:ascii="Times New Roman" w:hAnsi="Times New Roman" w:eastAsia="Times New Roman"/>
-                <w:b w:val="0"/>
-                <w:sz w:val="24"/>
-              </w:rPr>
-              <w:t>Срок доставки</w:t>
-            </w:r>
-          </w:p>
-        </w:tc>
-        <w:tc>
-          <w:tcPr>
-            <w:tcW w:type="dxa" w:w="5669"/>
-          </w:tcPr>
-          <w:p>
-            <w:pPr>
-              <w:spacing w:after="0" w:before="0" w:line="240" w:lineRule="auto"/>
-              <w:jc w:val="left"/>
-            </w:pPr>
-            <w:r/>
-            <w:r>
-              <w:rPr>
-                <w:rFonts w:ascii="Times New Roman" w:hAnsi="Times New Roman" w:eastAsia="Times New Roman"/>
-                <w:b w:val="0"/>
-                <w:sz w:val="24"/>
-              </w:rPr>
-              <w:t>max(1, дистанция // 500) суток от даты отправки 03.09.2026</w:t>
-            </w:r>
-          </w:p>
-        </w:tc>
-      </w:tr>
-      <w:tr>
-        <w:tc>
-          <w:tcPr>
-            <w:tcW w:type="dxa" w:w="3118"/>
-          </w:tcPr>
-          <w:p>
-            <w:pPr>
-              <w:spacing w:after="0" w:before="0" w:line="240" w:lineRule="auto"/>
-              <w:jc w:val="left"/>
-            </w:pPr>
-            <w:r/>
-            <w:r>
-              <w:rPr>
-                <w:rFonts w:ascii="Times New Roman" w:hAnsi="Times New Roman" w:eastAsia="Times New Roman"/>
-                <w:b w:val="0"/>
-                <w:sz w:val="24"/>
-              </w:rPr>
-              <w:t>Ошибка</w:t>
-            </w:r>
-          </w:p>
-        </w:tc>
-        <w:tc>
-          <w:tcPr>
-            <w:tcW w:type="dxa" w:w="5669"/>
-          </w:tcPr>
-          <w:p>
-            <w:pPr>
-              <w:spacing w:after="0" w:before="0" w:line="240" w:lineRule="auto"/>
-              <w:jc w:val="left"/>
-            </w:pPr>
-            <w:r/>
-            <w:r>
-              <w:rPr>
-                <w:rFonts w:ascii="Times New Roman" w:hAnsi="Times New Roman" w:eastAsia="Times New Roman"/>
-                <w:b w:val="0"/>
-                <w:sz w:val="24"/>
-              </w:rPr>
-              <w:t>возврат (-1, «0000-00-00») при неверных параметрах</w:t>
-            </w:r>
-          </w:p>
-        </w:tc>
-      </w:tr>
-    </w:tbl>
-    <w:p>
-      <w:pPr>
-        <w:spacing w:before="120" w:after="200"/>
-        <w:ind w:firstLine="0"/>
-        <w:jc w:val="center"/>
-      </w:pPr>
-      <w:r>
-        <w:rPr>
-          <w:rFonts w:ascii="Times New Roman" w:hAnsi="Times New Roman"/>
-          <w:sz w:val="24"/>
-        </w:rPr>
-        <w:t>Таблица 2 – Восстановленная бизнес-логика модуля доставки</w:t>
-      </w:r>
-    </w:p>
-    <w:p>
-      <w:pPr>
-        <w:spacing w:line="360" w:lineRule="auto"/>
-        <w:ind w:firstLine="709"/>
-        <w:jc w:val="both"/>
-      </w:pPr>
-      <w:r>
-        <w:rPr>
-          <w:rFonts w:ascii="Times New Roman" w:hAnsi="Times New Roman"/>
-          <w:b w:val="0"/>
-          <w:sz w:val="28"/>
-        </w:rPr>
-        <w:t>2.3. Выявленные расхождения</w:t>
-      </w:r>
-    </w:p>
-    <w:p>
-      <w:pPr>
-        <w:spacing w:line="360" w:lineRule="auto"/>
-        <w:ind w:firstLine="709"/>
-        <w:jc w:val="both"/>
-      </w:pPr>
-      <w:r>
-        <w:rPr>
-          <w:rFonts w:ascii="Times New Roman" w:hAnsi="Times New Roman"/>
-          <w:b w:val="0"/>
-          <w:sz w:val="28"/>
-        </w:rPr>
-        <w:t>Тестирование модуля доставки проводилось на предоставленном коде без его исправления, чтобы зафиксировать дефекты. Аномалии выявлены в трёх строках: скидка вместо доплаты за экспресс-доставку, обнуление срока доставки и усечение денежной дроби при возврате результата. Локализация приведена в разделе 3.3.</w:t>
-      </w:r>
-    </w:p>
-    <w:p>
-      <w:pPr>
-        <w:spacing w:before="240" w:after="160"/>
-        <w:ind w:firstLine="0"/>
-        <w:jc w:val="center"/>
-      </w:pPr>
-      <w:r>
-        <w:rPr>
-          <w:rFonts w:ascii="Times New Roman" w:hAnsi="Times New Roman"/>
-          <w:b/>
-          <w:sz w:val="28"/>
-        </w:rPr>
-        <w:t>3. РЕЗУЛЬТАТЫ ТЕСТИРОВАНИЯ</w:t>
-      </w:r>
-    </w:p>
-    <w:p>
-      <w:pPr>
-        <w:spacing w:line="360" w:lineRule="auto"/>
-        <w:ind w:firstLine="709"/>
-        <w:jc w:val="both"/>
-      </w:pPr>
-      <w:r>
-        <w:rPr>
-          <w:rFonts w:ascii="Times New Roman" w:hAnsi="Times New Roman"/>
-          <w:b w:val="0"/>
-          <w:sz w:val="28"/>
-        </w:rPr>
-        <w:t>3.1. Пункт А. Общее количество тестов и статистика прохождения</w:t>
-      </w:r>
-    </w:p>
-    <w:tbl>
-      <w:tblPr>
-        <w:tblStyle w:val="TableGrid"/>
-        <w:tblW w:type="auto" w:w="0"/>
-        <w:jc w:val="center"/>
-        <w:tblLook w:firstColumn="1" w:firstRow="1" w:lastColumn="0" w:lastRow="0" w:noHBand="0" w:noVBand="1" w:val="04A0"/>
-      </w:tblPr>
-      <w:tblGrid>
-        <w:gridCol w:w="1938"/>
-        <w:gridCol w:w="1938"/>
-        <w:gridCol w:w="1938"/>
-        <w:gridCol w:w="1938"/>
-        <w:gridCol w:w="1938"/>
-      </w:tblGrid>
-      <w:tr>
-        <w:tc>
-          <w:tcPr>
-            <w:tcW w:type="dxa" w:w="3061"/>
-          </w:tcPr>
-          <w:p>
-            <w:pPr>
-              <w:spacing w:after="0" w:before="0" w:line="240" w:lineRule="auto"/>
-              <w:jc w:val="center"/>
-            </w:pPr>
-            <w:r/>
-            <w:r>
-              <w:rPr>
-                <w:rFonts w:ascii="Times New Roman" w:hAnsi="Times New Roman" w:eastAsia="Times New Roman"/>
+                <w:rFonts w:ascii="Times New Roman" w:hAnsi="Times New Roman"/>
                 <w:b/>
                 <w:sz w:val="24"/>
               </w:rPr>
@@ -1822,7 +733,7 @@
             <w:r/>
             <w:r>
               <w:rPr>
-                <w:rFonts w:ascii="Times New Roman" w:hAnsi="Times New Roman" w:eastAsia="Times New Roman"/>
+                <w:rFonts w:ascii="Times New Roman" w:hAnsi="Times New Roman"/>
                 <w:b/>
                 <w:sz w:val="24"/>
               </w:rPr>
@@ -1832,7 +743,7 @@
         </w:tc>
         <w:tc>
           <w:tcPr>
-            <w:tcW w:type="dxa" w:w="1134"/>
+            <w:tcW w:type="dxa" w:w="1077"/>
           </w:tcPr>
           <w:p>
             <w:pPr>
@@ -1842,7 +753,7 @@
             <w:r/>
             <w:r>
               <w:rPr>
-                <w:rFonts w:ascii="Times New Roman" w:hAnsi="Times New Roman" w:eastAsia="Times New Roman"/>
+                <w:rFonts w:ascii="Times New Roman" w:hAnsi="Times New Roman"/>
                 <w:b/>
                 <w:sz w:val="24"/>
               </w:rPr>
@@ -1852,7 +763,7 @@
         </w:tc>
         <w:tc>
           <w:tcPr>
-            <w:tcW w:type="dxa" w:w="1134"/>
+            <w:tcW w:type="dxa" w:w="907"/>
           </w:tcPr>
           <w:p>
             <w:pPr>
@@ -1862,7 +773,7 @@
             <w:r/>
             <w:r>
               <w:rPr>
-                <w:rFonts w:ascii="Times New Roman" w:hAnsi="Times New Roman" w:eastAsia="Times New Roman"/>
+                <w:rFonts w:ascii="Times New Roman" w:hAnsi="Times New Roman"/>
                 <w:b/>
                 <w:sz w:val="24"/>
               </w:rPr>
@@ -1872,7 +783,7 @@
         </w:tc>
         <w:tc>
           <w:tcPr>
-            <w:tcW w:type="dxa" w:w="1134"/>
+            <w:tcW w:type="dxa" w:w="850"/>
           </w:tcPr>
           <w:p>
             <w:pPr>
@@ -1882,7 +793,7 @@
             <w:r/>
             <w:r>
               <w:rPr>
-                <w:rFonts w:ascii="Times New Roman" w:hAnsi="Times New Roman" w:eastAsia="Times New Roman"/>
+                <w:rFonts w:ascii="Times New Roman" w:hAnsi="Times New Roman"/>
                 <w:b/>
                 <w:sz w:val="24"/>
               </w:rPr>
@@ -1890,11 +801,31 @@
             </w:r>
           </w:p>
         </w:tc>
+        <w:tc>
+          <w:tcPr>
+            <w:tcW w:type="dxa" w:w="1361"/>
+          </w:tcPr>
+          <w:p>
+            <w:pPr>
+              <w:spacing w:after="0" w:before="0" w:line="240" w:lineRule="auto"/>
+              <w:jc w:val="center"/>
+            </w:pPr>
+            <w:r/>
+            <w:r>
+              <w:rPr>
+                <w:rFonts w:ascii="Times New Roman" w:hAnsi="Times New Roman"/>
+                <w:b/>
+                <w:sz w:val="24"/>
+              </w:rPr>
+              <w:t>% успеха</w:t>
+            </w:r>
+          </w:p>
+        </w:tc>
       </w:tr>
       <w:tr>
         <w:tc>
           <w:tcPr>
-            <w:tcW w:type="dxa" w:w="3061"/>
+            <w:tcW w:type="dxa" w:w="2835"/>
           </w:tcPr>
           <w:p>
             <w:pPr>
@@ -1904,11 +835,11 @@
             <w:r/>
             <w:r>
               <w:rPr>
-                <w:rFonts w:ascii="Times New Roman" w:hAnsi="Times New Roman" w:eastAsia="Times New Roman"/>
+                <w:rFonts w:ascii="Times New Roman" w:hAnsi="Times New Roman"/>
                 <w:b w:val="0"/>
                 <w:sz w:val="24"/>
               </w:rPr>
-              <w:t>Метод ЛР1 (вычисление вида треугольника и координат вершин)</w:t>
+              <w:t>Своя лабораторная (метод из ЛР1)</w:t>
             </w:r>
           </w:p>
         </w:tc>
@@ -1924,17 +855,99 @@
             <w:r/>
             <w:r>
               <w:rPr>
-                <w:rFonts w:ascii="Times New Roman" w:hAnsi="Times New Roman" w:eastAsia="Times New Roman"/>
+                <w:rFonts w:ascii="Times New Roman" w:hAnsi="Times New Roman"/>
                 <w:b w:val="0"/>
                 <w:sz w:val="24"/>
               </w:rPr>
-              <w:t>my_project.py</w:t>
+              <w:t>tests/test_my_project.py</w:t>
             </w:r>
           </w:p>
         </w:tc>
         <w:tc>
           <w:tcPr>
-            <w:tcW w:type="dxa" w:w="1134"/>
+            <w:tcW w:type="dxa" w:w="1077"/>
+          </w:tcPr>
+          <w:p>
+            <w:pPr>
+              <w:spacing w:after="0" w:before="0" w:line="240" w:lineRule="auto"/>
+              <w:jc w:val="center"/>
+            </w:pPr>
+            <w:r/>
+            <w:r>
+              <w:rPr>
+                <w:rFonts w:ascii="Times New Roman" w:hAnsi="Times New Roman"/>
+                <w:b w:val="0"/>
+                <w:sz w:val="24"/>
+              </w:rPr>
+              <w:t>34</w:t>
+            </w:r>
+          </w:p>
+        </w:tc>
+        <w:tc>
+          <w:tcPr>
+            <w:tcW w:type="dxa" w:w="907"/>
+          </w:tcPr>
+          <w:p>
+            <w:pPr>
+              <w:spacing w:after="0" w:before="0" w:line="240" w:lineRule="auto"/>
+              <w:jc w:val="center"/>
+            </w:pPr>
+            <w:r/>
+            <w:r>
+              <w:rPr>
+                <w:rFonts w:ascii="Times New Roman" w:hAnsi="Times New Roman"/>
+                <w:b w:val="0"/>
+                <w:sz w:val="24"/>
+              </w:rPr>
+              <w:t>34</w:t>
+            </w:r>
+          </w:p>
+        </w:tc>
+        <w:tc>
+          <w:tcPr>
+            <w:tcW w:type="dxa" w:w="850"/>
+          </w:tcPr>
+          <w:p>
+            <w:pPr>
+              <w:spacing w:after="0" w:before="0" w:line="240" w:lineRule="auto"/>
+              <w:jc w:val="center"/>
+            </w:pPr>
+            <w:r/>
+            <w:r>
+              <w:rPr>
+                <w:rFonts w:ascii="Times New Roman" w:hAnsi="Times New Roman"/>
+                <w:b w:val="0"/>
+                <w:sz w:val="24"/>
+              </w:rPr>
+              <w:t>0</w:t>
+            </w:r>
+          </w:p>
+        </w:tc>
+        <w:tc>
+          <w:tcPr>
+            <w:tcW w:type="dxa" w:w="1361"/>
+          </w:tcPr>
+          <w:p>
+            <w:pPr>
+              <w:spacing w:after="0" w:before="0" w:line="240" w:lineRule="auto"/>
+              <w:jc w:val="center"/>
+            </w:pPr>
+            <w:r/>
+            <w:r>
+              <w:rPr>
+                <w:rFonts w:ascii="Times New Roman" w:hAnsi="Times New Roman"/>
+                <w:b w:val="0"/>
+                <w:sz w:val="24"/>
+              </w:rPr>
+              <w:t>100 %</w:t>
+            </w:r>
+          </w:p>
+        </w:tc>
+      </w:tr>
+      <w:tr>
+        <w:tc>
+          <w:tcPr>
+            <w:tcW w:type="dxa" w:w="2835"/>
           </w:tcPr>
           <w:p>
             <w:pPr>
@@ -1944,73 +957,11 @@
             <w:r/>
             <w:r>
               <w:rPr>
-                <w:rFonts w:ascii="Times New Roman" w:hAnsi="Times New Roman" w:eastAsia="Times New Roman"/>
+                <w:rFonts w:ascii="Times New Roman" w:hAnsi="Times New Roman"/>
                 <w:b w:val="0"/>
                 <w:sz w:val="24"/>
               </w:rPr>
-              <w:t>34</w:t>
-            </w:r>
-          </w:p>
-        </w:tc>
-        <w:tc>
-          <w:tcPr>
-            <w:tcW w:type="dxa" w:w="1134"/>
-          </w:tcPr>
-          <w:p>
-            <w:pPr>
-              <w:spacing w:after="0" w:before="0" w:line="240" w:lineRule="auto"/>
-              <w:jc w:val="left"/>
-            </w:pPr>
-            <w:r/>
-            <w:r>
-              <w:rPr>
-                <w:rFonts w:ascii="Times New Roman" w:hAnsi="Times New Roman" w:eastAsia="Times New Roman"/>
-                <w:b w:val="0"/>
-                <w:sz w:val="24"/>
-              </w:rPr>
-              <w:t>34</w:t>
-            </w:r>
-          </w:p>
-        </w:tc>
-        <w:tc>
-          <w:tcPr>
-            <w:tcW w:type="dxa" w:w="1134"/>
-          </w:tcPr>
-          <w:p>
-            <w:pPr>
-              <w:spacing w:after="0" w:before="0" w:line="240" w:lineRule="auto"/>
-              <w:jc w:val="left"/>
-            </w:pPr>
-            <w:r/>
-            <w:r>
-              <w:rPr>
-                <w:rFonts w:ascii="Times New Roman" w:hAnsi="Times New Roman" w:eastAsia="Times New Roman"/>
-                <w:b w:val="0"/>
-                <w:sz w:val="24"/>
-              </w:rPr>
-              <w:t>0</w:t>
-            </w:r>
-          </w:p>
-        </w:tc>
-      </w:tr>
-      <w:tr>
-        <w:tc>
-          <w:tcPr>
-            <w:tcW w:type="dxa" w:w="3061"/>
-          </w:tcPr>
-          <w:p>
-            <w:pPr>
-              <w:spacing w:after="0" w:before="0" w:line="240" w:lineRule="auto"/>
-              <w:jc w:val="left"/>
-            </w:pPr>
-            <w:r/>
-            <w:r>
-              <w:rPr>
-                <w:rFonts w:ascii="Times New Roman" w:hAnsi="Times New Roman" w:eastAsia="Times New Roman"/>
-                <w:b w:val="0"/>
-                <w:sz w:val="24"/>
-              </w:rPr>
-              <w:t>Учебный модуль расчёта стоимости доставки</w:t>
+              <w:t>Модуль доставки</w:t>
             </w:r>
           </w:p>
         </w:tc>
@@ -2026,17 +977,99 @@
             <w:r/>
             <w:r>
               <w:rPr>
-                <w:rFonts w:ascii="Times New Roman" w:hAnsi="Times New Roman" w:eastAsia="Times New Roman"/>
+                <w:rFonts w:ascii="Times New Roman" w:hAnsi="Times New Roman"/>
                 <w:b w:val="0"/>
                 <w:sz w:val="24"/>
               </w:rPr>
-              <w:t>delivery_service.py</w:t>
+              <w:t>tests/test_delivery.py</w:t>
             </w:r>
           </w:p>
         </w:tc>
         <w:tc>
           <w:tcPr>
-            <w:tcW w:type="dxa" w:w="1134"/>
+            <w:tcW w:type="dxa" w:w="1077"/>
+          </w:tcPr>
+          <w:p>
+            <w:pPr>
+              <w:spacing w:after="0" w:before="0" w:line="240" w:lineRule="auto"/>
+              <w:jc w:val="center"/>
+            </w:pPr>
+            <w:r/>
+            <w:r>
+              <w:rPr>
+                <w:rFonts w:ascii="Times New Roman" w:hAnsi="Times New Roman"/>
+                <w:b w:val="0"/>
+                <w:sz w:val="24"/>
+              </w:rPr>
+              <w:t>27</w:t>
+            </w:r>
+          </w:p>
+        </w:tc>
+        <w:tc>
+          <w:tcPr>
+            <w:tcW w:type="dxa" w:w="907"/>
+          </w:tcPr>
+          <w:p>
+            <w:pPr>
+              <w:spacing w:after="0" w:before="0" w:line="240" w:lineRule="auto"/>
+              <w:jc w:val="center"/>
+            </w:pPr>
+            <w:r/>
+            <w:r>
+              <w:rPr>
+                <w:rFonts w:ascii="Times New Roman" w:hAnsi="Times New Roman"/>
+                <w:b w:val="0"/>
+                <w:sz w:val="24"/>
+              </w:rPr>
+              <w:t>23</w:t>
+            </w:r>
+          </w:p>
+        </w:tc>
+        <w:tc>
+          <w:tcPr>
+            <w:tcW w:type="dxa" w:w="850"/>
+          </w:tcPr>
+          <w:p>
+            <w:pPr>
+              <w:spacing w:after="0" w:before="0" w:line="240" w:lineRule="auto"/>
+              <w:jc w:val="center"/>
+            </w:pPr>
+            <w:r/>
+            <w:r>
+              <w:rPr>
+                <w:rFonts w:ascii="Times New Roman" w:hAnsi="Times New Roman"/>
+                <w:b w:val="0"/>
+                <w:sz w:val="24"/>
+              </w:rPr>
+              <w:t>4</w:t>
+            </w:r>
+          </w:p>
+        </w:tc>
+        <w:tc>
+          <w:tcPr>
+            <w:tcW w:type="dxa" w:w="1361"/>
+          </w:tcPr>
+          <w:p>
+            <w:pPr>
+              <w:spacing w:after="0" w:before="0" w:line="240" w:lineRule="auto"/>
+              <w:jc w:val="center"/>
+            </w:pPr>
+            <w:r/>
+            <w:r>
+              <w:rPr>
+                <w:rFonts w:ascii="Times New Roman" w:hAnsi="Times New Roman"/>
+                <w:b w:val="0"/>
+                <w:sz w:val="24"/>
+              </w:rPr>
+              <w:t>85 % (23 из 27)</w:t>
+            </w:r>
+          </w:p>
+        </w:tc>
+      </w:tr>
+      <w:tr>
+        <w:tc>
+          <w:tcPr>
+            <w:tcW w:type="dxa" w:w="2835"/>
           </w:tcPr>
           <w:p>
             <w:pPr>
@@ -2046,69 +1079,7 @@
             <w:r/>
             <w:r>
               <w:rPr>
-                <w:rFonts w:ascii="Times New Roman" w:hAnsi="Times New Roman" w:eastAsia="Times New Roman"/>
-                <w:b w:val="0"/>
-                <w:sz w:val="24"/>
-              </w:rPr>
-              <w:t>27</w:t>
-            </w:r>
-          </w:p>
-        </w:tc>
-        <w:tc>
-          <w:tcPr>
-            <w:tcW w:type="dxa" w:w="1134"/>
-          </w:tcPr>
-          <w:p>
-            <w:pPr>
-              <w:spacing w:after="0" w:before="0" w:line="240" w:lineRule="auto"/>
-              <w:jc w:val="left"/>
-            </w:pPr>
-            <w:r/>
-            <w:r>
-              <w:rPr>
-                <w:rFonts w:ascii="Times New Roman" w:hAnsi="Times New Roman" w:eastAsia="Times New Roman"/>
-                <w:b w:val="0"/>
-                <w:sz w:val="24"/>
-              </w:rPr>
-              <w:t>23</w:t>
-            </w:r>
-          </w:p>
-        </w:tc>
-        <w:tc>
-          <w:tcPr>
-            <w:tcW w:type="dxa" w:w="1134"/>
-          </w:tcPr>
-          <w:p>
-            <w:pPr>
-              <w:spacing w:after="0" w:before="0" w:line="240" w:lineRule="auto"/>
-              <w:jc w:val="left"/>
-            </w:pPr>
-            <w:r/>
-            <w:r>
-              <w:rPr>
-                <w:rFonts w:ascii="Times New Roman" w:hAnsi="Times New Roman" w:eastAsia="Times New Roman"/>
-                <w:b w:val="0"/>
-                <w:sz w:val="24"/>
-              </w:rPr>
-              <w:t>4</w:t>
-            </w:r>
-          </w:p>
-        </w:tc>
-      </w:tr>
-      <w:tr>
-        <w:tc>
-          <w:tcPr>
-            <w:tcW w:type="dxa" w:w="3061"/>
-          </w:tcPr>
-          <w:p>
-            <w:pPr>
-              <w:spacing w:after="0" w:before="0" w:line="240" w:lineRule="auto"/>
-              <w:jc w:val="left"/>
-            </w:pPr>
-            <w:r/>
-            <w:r>
-              <w:rPr>
-                <w:rFonts w:ascii="Times New Roman" w:hAnsi="Times New Roman" w:eastAsia="Times New Roman"/>
+                <w:rFonts w:ascii="Times New Roman" w:hAnsi="Times New Roman"/>
                 <w:b w:val="0"/>
                 <w:sz w:val="24"/>
               </w:rPr>
@@ -2128,7 +1099,7 @@
             <w:r/>
             <w:r>
               <w:rPr>
-                <w:rFonts w:ascii="Times New Roman" w:hAnsi="Times New Roman" w:eastAsia="Times New Roman"/>
+                <w:rFonts w:ascii="Times New Roman" w:hAnsi="Times New Roman"/>
                 <w:b w:val="0"/>
                 <w:sz w:val="24"/>
               </w:rPr>
@@ -2137,17 +1108,17 @@
         </w:tc>
         <w:tc>
           <w:tcPr>
-            <w:tcW w:type="dxa" w:w="1134"/>
+            <w:tcW w:type="dxa" w:w="1077"/>
           </w:tcPr>
           <w:p>
             <w:pPr>
               <w:spacing w:after="0" w:before="0" w:line="240" w:lineRule="auto"/>
-              <w:jc w:val="left"/>
+              <w:jc w:val="center"/>
             </w:pPr>
             <w:r/>
             <w:r>
               <w:rPr>
-                <w:rFonts w:ascii="Times New Roman" w:hAnsi="Times New Roman" w:eastAsia="Times New Roman"/>
+                <w:rFonts w:ascii="Times New Roman" w:hAnsi="Times New Roman"/>
                 <w:b w:val="0"/>
                 <w:sz w:val="24"/>
               </w:rPr>
@@ -2157,17 +1128,17 @@
         </w:tc>
         <w:tc>
           <w:tcPr>
-            <w:tcW w:type="dxa" w:w="1134"/>
+            <w:tcW w:type="dxa" w:w="907"/>
           </w:tcPr>
           <w:p>
             <w:pPr>
               <w:spacing w:after="0" w:before="0" w:line="240" w:lineRule="auto"/>
-              <w:jc w:val="left"/>
+              <w:jc w:val="center"/>
             </w:pPr>
             <w:r/>
             <w:r>
               <w:rPr>
-                <w:rFonts w:ascii="Times New Roman" w:hAnsi="Times New Roman" w:eastAsia="Times New Roman"/>
+                <w:rFonts w:ascii="Times New Roman" w:hAnsi="Times New Roman"/>
                 <w:b w:val="0"/>
                 <w:sz w:val="24"/>
               </w:rPr>
@@ -2177,17 +1148,17 @@
         </w:tc>
         <w:tc>
           <w:tcPr>
-            <w:tcW w:type="dxa" w:w="1134"/>
+            <w:tcW w:type="dxa" w:w="850"/>
           </w:tcPr>
           <w:p>
             <w:pPr>
               <w:spacing w:after="0" w:before="0" w:line="240" w:lineRule="auto"/>
-              <w:jc w:val="left"/>
+              <w:jc w:val="center"/>
             </w:pPr>
             <w:r/>
             <w:r>
               <w:rPr>
-                <w:rFonts w:ascii="Times New Roman" w:hAnsi="Times New Roman" w:eastAsia="Times New Roman"/>
+                <w:rFonts w:ascii="Times New Roman" w:hAnsi="Times New Roman"/>
                 <w:b w:val="0"/>
                 <w:sz w:val="24"/>
               </w:rPr>
@@ -2195,11 +1166,31 @@
             </w:r>
           </w:p>
         </w:tc>
+        <w:tc>
+          <w:tcPr>
+            <w:tcW w:type="dxa" w:w="1361"/>
+          </w:tcPr>
+          <w:p>
+            <w:pPr>
+              <w:spacing w:after="0" w:before="0" w:line="240" w:lineRule="auto"/>
+              <w:jc w:val="center"/>
+            </w:pPr>
+            <w:r/>
+            <w:r>
+              <w:rPr>
+                <w:rFonts w:ascii="Times New Roman" w:hAnsi="Times New Roman"/>
+                <w:b w:val="0"/>
+                <w:sz w:val="24"/>
+              </w:rPr>
+              <w:t>93 % (57 из 61)</w:t>
+            </w:r>
+          </w:p>
+        </w:tc>
       </w:tr>
     </w:tbl>
     <w:p>
       <w:pPr>
-        <w:spacing w:before="120" w:after="200"/>
+        <w:spacing w:before="80" w:after="200"/>
         <w:ind w:firstLine="0"/>
         <w:jc w:val="center"/>
       </w:pPr>
@@ -2208,7 +1199,7 @@
           <w:rFonts w:ascii="Times New Roman" w:hAnsi="Times New Roman"/>
           <w:sz w:val="24"/>
         </w:rPr>
-        <w:t>Таблица 3 – Пункт А: итоговая статистика прохождения тестов</w:t>
+        <w:t>Таблица 2 – Пункт А: итоговая статистика прохождения тестов</w:t>
       </w:r>
     </w:p>
     <w:p>
@@ -2223,7 +1214,39 @@
           <w:b w:val="0"/>
           <w:sz w:val="28"/>
         </w:rPr>
-        <w:t>Всего написано 61 юнит-тест. Для собственной лабораторной работы (метод из ЛР1) — 34 теста, из них успешно прошли 34 (100 %). Для модуля доставки — 27 тестов, из них успешно прошли 23. Все тесты собственного метода прошли успешно, что подтверждает корректность кода лабораторной работы № 1.</w:t>
+        <w:t xml:space="preserve">Всего написано </w:t>
+      </w:r>
+      <w:r>
+        <w:rPr>
+          <w:rFonts w:ascii="Times New Roman" w:hAnsi="Times New Roman"/>
+          <w:b/>
+          <w:sz w:val="28"/>
+        </w:rPr>
+        <w:t>61 юнит-тест</w:t>
+      </w:r>
+      <w:r>
+        <w:rPr>
+          <w:rFonts w:ascii="Times New Roman" w:hAnsi="Times New Roman"/>
+          <w:b w:val="0"/>
+          <w:sz w:val="28"/>
+        </w:rPr>
+        <w:t xml:space="preserve"> с использованием модуля </w:t>
+      </w:r>
+      <w:r>
+        <w:rPr>
+          <w:rFonts w:ascii="Times New Roman" w:hAnsi="Times New Roman"/>
+          <w:b/>
+          <w:sz w:val="28"/>
+        </w:rPr>
+        <w:t>unittest</w:t>
+      </w:r>
+      <w:r>
+        <w:rPr>
+          <w:rFonts w:ascii="Times New Roman" w:hAnsi="Times New Roman"/>
+          <w:b w:val="0"/>
+          <w:sz w:val="28"/>
+        </w:rPr>
+        <w:t>.</w:t>
       </w:r>
     </w:p>
     <w:p>
@@ -2238,7 +1261,122 @@
           <w:b w:val="0"/>
           <w:sz w:val="28"/>
         </w:rPr>
-        <w:t>3.2. Пункт Б. Количество упавших тестов для модуля доставки</w:t>
+        <w:t xml:space="preserve">Отдельно для своей лабораторной работы (метод из ЛР1): </w:t>
+      </w:r>
+      <w:r>
+        <w:rPr>
+          <w:rFonts w:ascii="Times New Roman" w:hAnsi="Times New Roman"/>
+          <w:b/>
+          <w:sz w:val="28"/>
+        </w:rPr>
+        <w:t>34 теста</w:t>
+      </w:r>
+      <w:r>
+        <w:rPr>
+          <w:rFonts w:ascii="Times New Roman" w:hAnsi="Times New Roman"/>
+          <w:b w:val="0"/>
+          <w:sz w:val="28"/>
+        </w:rPr>
+        <w:t xml:space="preserve">, успешно прошли </w:t>
+      </w:r>
+      <w:r>
+        <w:rPr>
+          <w:rFonts w:ascii="Times New Roman" w:hAnsi="Times New Roman"/>
+          <w:b/>
+          <w:sz w:val="28"/>
+        </w:rPr>
+        <w:t>34</w:t>
+      </w:r>
+      <w:r>
+        <w:rPr>
+          <w:rFonts w:ascii="Times New Roman" w:hAnsi="Times New Roman"/>
+          <w:b w:val="0"/>
+          <w:sz w:val="28"/>
+        </w:rPr>
+        <w:t xml:space="preserve"> — дефектов в собственном коде не выявлено.</w:t>
+      </w:r>
+    </w:p>
+    <w:p>
+      <w:pPr>
+        <w:spacing w:line="360" w:lineRule="auto"/>
+        <w:ind w:firstLine="709"/>
+        <w:jc w:val="both"/>
+      </w:pPr>
+      <w:r>
+        <w:rPr>
+          <w:rFonts w:ascii="Times New Roman" w:hAnsi="Times New Roman"/>
+          <w:b w:val="0"/>
+          <w:sz w:val="28"/>
+        </w:rPr>
+        <w:t xml:space="preserve">Отдельно для модуля доставки: </w:t>
+      </w:r>
+      <w:r>
+        <w:rPr>
+          <w:rFonts w:ascii="Times New Roman" w:hAnsi="Times New Roman"/>
+          <w:b/>
+          <w:sz w:val="28"/>
+        </w:rPr>
+        <w:t>27 тестов</w:t>
+      </w:r>
+      <w:r>
+        <w:rPr>
+          <w:rFonts w:ascii="Times New Roman" w:hAnsi="Times New Roman"/>
+          <w:b w:val="0"/>
+          <w:sz w:val="28"/>
+        </w:rPr>
+        <w:t xml:space="preserve">, успешно прошли </w:t>
+      </w:r>
+      <w:r>
+        <w:rPr>
+          <w:rFonts w:ascii="Times New Roman" w:hAnsi="Times New Roman"/>
+          <w:b/>
+          <w:sz w:val="28"/>
+        </w:rPr>
+        <w:t>23</w:t>
+      </w:r>
+      <w:r>
+        <w:rPr>
+          <w:rFonts w:ascii="Times New Roman" w:hAnsi="Times New Roman"/>
+          <w:b w:val="0"/>
+          <w:sz w:val="28"/>
+        </w:rPr>
+        <w:t xml:space="preserve">, упали </w:t>
+      </w:r>
+      <w:r>
+        <w:rPr>
+          <w:rFonts w:ascii="Times New Roman" w:hAnsi="Times New Roman"/>
+          <w:b/>
+          <w:sz w:val="28"/>
+        </w:rPr>
+        <w:t>4</w:t>
+      </w:r>
+      <w:r>
+        <w:rPr>
+          <w:rFonts w:ascii="Times New Roman" w:hAnsi="Times New Roman"/>
+          <w:b w:val="0"/>
+          <w:sz w:val="28"/>
+        </w:rPr>
+        <w:t>.</w:t>
+      </w:r>
+    </w:p>
+    <w:p>
+      <w:r>
+        <w:br w:type="page"/>
+      </w:r>
+    </w:p>
+    <w:p>
+      <w:pPr>
+        <w:spacing w:before="200" w:after="160"/>
+        <w:ind w:firstLine="0"/>
+        <w:jc w:val="center"/>
+      </w:pPr>
+      <w:r>
+        <w:rPr>
+          <w:rFonts w:ascii="Times New Roman" w:hAnsi="Times New Roman"/>
+          <w:b/>
+          <w:sz w:val="28"/>
+        </w:rPr>
+        <w:t>ПУНКТ Б. КОЛИЧЕСТВО УПАВШИХ ТЕСТОВ ДЛЯ МОДУЛЯ ДОСТАВКИ</w:t>
       </w:r>
     </w:p>
     <w:p>
@@ -2269,67 +1407,562 @@
           <w:b w:val="0"/>
           <w:sz w:val="28"/>
         </w:rPr>
-        <w:t xml:space="preserve"> упало 4 теста из 27. Список упавших тестов:</w:t>
+        <w:t xml:space="preserve"> не прошли </w:t>
       </w:r>
-    </w:p>
-    <w:p>
-      <w:pPr>
-        <w:spacing w:line="360" w:lineRule="auto"/>
-        <w:ind w:firstLine="0"/>
-        <w:jc w:val="both"/>
-      </w:pPr>
+      <w:r>
+        <w:rPr>
+          <w:rFonts w:ascii="Times New Roman" w:hAnsi="Times New Roman"/>
+          <w:b/>
+          <w:sz w:val="28"/>
+        </w:rPr>
+        <w:t>4 теста</w:t>
+      </w:r>
       <w:r>
         <w:rPr>
           <w:rFonts w:ascii="Times New Roman" w:hAnsi="Times New Roman"/>
           <w:b w:val="0"/>
           <w:sz w:val="28"/>
         </w:rPr>
-        <w:t>1) test_delivery.TestDeliveryCost.test_cost_with_half_ruble_is_rounded_to_nearest_ruble;</w:t>
+        <w:t xml:space="preserve"> из 27 (все упавшие тесты собраны в таблице 3). Остальные 23 теста модуля проходят успешно.</w:t>
       </w:r>
     </w:p>
+    <w:tbl>
+      <w:tblPr>
+        <w:tblStyle w:val="TableGrid"/>
+        <w:tblW w:type="auto" w:w="0"/>
+        <w:jc w:val="center"/>
+        <w:tblLook w:firstColumn="1" w:firstRow="1" w:lastColumn="0" w:lastRow="0" w:noHBand="0" w:noVBand="1" w:val="04A0"/>
+      </w:tblPr>
+      <w:tblGrid>
+        <w:gridCol w:w="1995"/>
+        <w:gridCol w:w="1995"/>
+        <w:gridCol w:w="1995"/>
+        <w:gridCol w:w="1995"/>
+        <w:gridCol w:w="1995"/>
+      </w:tblGrid>
+      <w:tr>
+        <w:tc>
+          <w:tcPr>
+            <w:tcW w:type="dxa" w:w="510"/>
+          </w:tcPr>
+          <w:p>
+            <w:pPr>
+              <w:spacing w:after="0" w:before="0" w:line="240" w:lineRule="auto"/>
+              <w:jc w:val="center"/>
+            </w:pPr>
+            <w:r/>
+            <w:r>
+              <w:rPr>
+                <w:rFonts w:ascii="Times New Roman" w:hAnsi="Times New Roman"/>
+                <w:b/>
+                <w:sz w:val="20"/>
+              </w:rPr>
+              <w:t>№</w:t>
+            </w:r>
+          </w:p>
+        </w:tc>
+        <w:tc>
+          <w:tcPr>
+            <w:tcW w:type="dxa" w:w="2835"/>
+          </w:tcPr>
+          <w:p>
+            <w:pPr>
+              <w:spacing w:after="0" w:before="0" w:line="240" w:lineRule="auto"/>
+              <w:jc w:val="center"/>
+            </w:pPr>
+            <w:r/>
+            <w:r>
+              <w:rPr>
+                <w:rFonts w:ascii="Times New Roman" w:hAnsi="Times New Roman"/>
+                <w:b/>
+                <w:sz w:val="20"/>
+              </w:rPr>
+              <w:t>Название упавшего теста</w:t>
+            </w:r>
+          </w:p>
+        </w:tc>
+        <w:tc>
+          <w:tcPr>
+            <w:tcW w:type="dxa" w:w="1701"/>
+          </w:tcPr>
+          <w:p>
+            <w:pPr>
+              <w:spacing w:after="0" w:before="0" w:line="240" w:lineRule="auto"/>
+              <w:jc w:val="center"/>
+            </w:pPr>
+            <w:r/>
+            <w:r>
+              <w:rPr>
+                <w:rFonts w:ascii="Times New Roman" w:hAnsi="Times New Roman"/>
+                <w:b/>
+                <w:sz w:val="20"/>
+              </w:rPr>
+              <w:t>Тестовый набор</w:t>
+            </w:r>
+          </w:p>
+        </w:tc>
+        <w:tc>
+          <w:tcPr>
+            <w:tcW w:type="dxa" w:w="2211"/>
+          </w:tcPr>
+          <w:p>
+            <w:pPr>
+              <w:spacing w:after="0" w:before="0" w:line="240" w:lineRule="auto"/>
+              <w:jc w:val="center"/>
+            </w:pPr>
+            <w:r/>
+            <w:r>
+              <w:rPr>
+                <w:rFonts w:ascii="Times New Roman" w:hAnsi="Times New Roman"/>
+                <w:b/>
+                <w:sz w:val="20"/>
+              </w:rPr>
+              <w:t>Ожидаемый результат</w:t>
+            </w:r>
+          </w:p>
+        </w:tc>
+        <w:tc>
+          <w:tcPr>
+            <w:tcW w:type="dxa" w:w="1814"/>
+          </w:tcPr>
+          <w:p>
+            <w:pPr>
+              <w:spacing w:after="0" w:before="0" w:line="240" w:lineRule="auto"/>
+              <w:jc w:val="center"/>
+            </w:pPr>
+            <w:r/>
+            <w:r>
+              <w:rPr>
+                <w:rFonts w:ascii="Times New Roman" w:hAnsi="Times New Roman"/>
+                <w:b/>
+                <w:sz w:val="20"/>
+              </w:rPr>
+              <w:t>Фактический результат</w:t>
+            </w:r>
+          </w:p>
+        </w:tc>
+      </w:tr>
+      <w:tr>
+        <w:tc>
+          <w:tcPr>
+            <w:tcW w:type="dxa" w:w="510"/>
+          </w:tcPr>
+          <w:p>
+            <w:pPr>
+              <w:spacing w:after="0" w:before="0" w:line="240" w:lineRule="auto"/>
+              <w:jc w:val="left"/>
+            </w:pPr>
+            <w:r/>
+            <w:r>
+              <w:rPr>
+                <w:rFonts w:ascii="Times New Roman" w:hAnsi="Times New Roman"/>
+                <w:b w:val="0"/>
+                <w:sz w:val="20"/>
+              </w:rPr>
+              <w:t>1</w:t>
+            </w:r>
+          </w:p>
+        </w:tc>
+        <w:tc>
+          <w:tcPr>
+            <w:tcW w:type="dxa" w:w="2835"/>
+          </w:tcPr>
+          <w:p>
+            <w:pPr>
+              <w:spacing w:after="0" w:before="0" w:line="240" w:lineRule="auto"/>
+              <w:jc w:val="left"/>
+            </w:pPr>
+            <w:r/>
+            <w:r>
+              <w:rPr>
+                <w:rFonts w:ascii="Times New Roman" w:hAnsi="Times New Roman"/>
+                <w:b w:val="0"/>
+                <w:sz w:val="20"/>
+              </w:rPr>
+              <w:t>test_cost_with_half_ruble_is_rounded_to_nearest_ruble</w:t>
+            </w:r>
+          </w:p>
+        </w:tc>
+        <w:tc>
+          <w:tcPr>
+            <w:tcW w:type="dxa" w:w="1701"/>
+          </w:tcPr>
+          <w:p>
+            <w:pPr>
+              <w:spacing w:after="0" w:before="0" w:line="240" w:lineRule="auto"/>
+              <w:jc w:val="center"/>
+            </w:pPr>
+            <w:r/>
+            <w:r>
+              <w:rPr>
+                <w:rFonts w:ascii="Times New Roman" w:hAnsi="Times New Roman"/>
+                <w:b w:val="0"/>
+                <w:sz w:val="20"/>
+              </w:rPr>
+              <w:t>TestDeliveryCost</w:t>
+            </w:r>
+          </w:p>
+        </w:tc>
+        <w:tc>
+          <w:tcPr>
+            <w:tcW w:type="dxa" w:w="2211"/>
+          </w:tcPr>
+          <w:p>
+            <w:pPr>
+              <w:spacing w:after="0" w:before="0" w:line="240" w:lineRule="auto"/>
+              <w:jc w:val="center"/>
+            </w:pPr>
+            <w:r/>
+            <w:r>
+              <w:rPr>
+                <w:rFonts w:ascii="Times New Roman" w:hAnsi="Times New Roman"/>
+                <w:b w:val="0"/>
+                <w:sz w:val="20"/>
+              </w:rPr>
+              <w:t>стоимость 205 · 1,5 = 307,5 округляется до 308 руб.</w:t>
+            </w:r>
+          </w:p>
+        </w:tc>
+        <w:tc>
+          <w:tcPr>
+            <w:tcW w:type="dxa" w:w="1814"/>
+          </w:tcPr>
+          <w:p>
+            <w:pPr>
+              <w:spacing w:after="0" w:before="0" w:line="240" w:lineRule="auto"/>
+              <w:jc w:val="center"/>
+            </w:pPr>
+            <w:r/>
+            <w:r>
+              <w:rPr>
+                <w:rFonts w:ascii="Times New Roman" w:hAnsi="Times New Roman"/>
+                <w:b w:val="0"/>
+                <w:sz w:val="20"/>
+              </w:rPr>
+              <w:t>стоимость = 307 руб. (дробная часть отброшена)</w:t>
+            </w:r>
+          </w:p>
+        </w:tc>
+      </w:tr>
+      <w:tr>
+        <w:tc>
+          <w:tcPr>
+            <w:tcW w:type="dxa" w:w="510"/>
+          </w:tcPr>
+          <w:p>
+            <w:pPr>
+              <w:spacing w:after="0" w:before="0" w:line="240" w:lineRule="auto"/>
+              <w:jc w:val="left"/>
+            </w:pPr>
+            <w:r/>
+            <w:r>
+              <w:rPr>
+                <w:rFonts w:ascii="Times New Roman" w:hAnsi="Times New Roman"/>
+                <w:b w:val="0"/>
+                <w:sz w:val="20"/>
+              </w:rPr>
+              <w:t>2</w:t>
+            </w:r>
+          </w:p>
+        </w:tc>
+        <w:tc>
+          <w:tcPr>
+            <w:tcW w:type="dxa" w:w="2835"/>
+          </w:tcPr>
+          <w:p>
+            <w:pPr>
+              <w:spacing w:after="0" w:before="0" w:line="240" w:lineRule="auto"/>
+              <w:jc w:val="left"/>
+            </w:pPr>
+            <w:r/>
+            <w:r>
+              <w:rPr>
+                <w:rFonts w:ascii="Times New Roman" w:hAnsi="Times New Roman"/>
+                <w:b w:val="0"/>
+                <w:sz w:val="20"/>
+              </w:rPr>
+              <w:t>test_express_delivery_is_never_delivered_on_shipment_day</w:t>
+            </w:r>
+          </w:p>
+        </w:tc>
+        <w:tc>
+          <w:tcPr>
+            <w:tcW w:type="dxa" w:w="1701"/>
+          </w:tcPr>
+          <w:p>
+            <w:pPr>
+              <w:spacing w:after="0" w:before="0" w:line="240" w:lineRule="auto"/>
+              <w:jc w:val="center"/>
+            </w:pPr>
+            <w:r/>
+            <w:r>
+              <w:rPr>
+                <w:rFonts w:ascii="Times New Roman" w:hAnsi="Times New Roman"/>
+                <w:b w:val="0"/>
+                <w:sz w:val="20"/>
+              </w:rPr>
+              <w:t>TestExpressDelivery</w:t>
+            </w:r>
+          </w:p>
+        </w:tc>
+        <w:tc>
+          <w:tcPr>
+            <w:tcW w:type="dxa" w:w="2211"/>
+          </w:tcPr>
+          <w:p>
+            <w:pPr>
+              <w:spacing w:after="0" w:before="0" w:line="240" w:lineRule="auto"/>
+              <w:jc w:val="center"/>
+            </w:pPr>
+            <w:r/>
+            <w:r>
+              <w:rPr>
+                <w:rFonts w:ascii="Times New Roman" w:hAnsi="Times New Roman"/>
+                <w:b w:val="0"/>
+                <w:sz w:val="20"/>
+              </w:rPr>
+              <w:t>ни на одной дистанции (1…1000 км) доставка не совпадает с днём отправки</w:t>
+            </w:r>
+          </w:p>
+        </w:tc>
+        <w:tc>
+          <w:tcPr>
+            <w:tcW w:type="dxa" w:w="1814"/>
+          </w:tcPr>
+          <w:p>
+            <w:pPr>
+              <w:spacing w:after="0" w:before="0" w:line="240" w:lineRule="auto"/>
+              <w:jc w:val="center"/>
+            </w:pPr>
+            <w:r/>
+            <w:r>
+              <w:rPr>
+                <w:rFonts w:ascii="Times New Roman" w:hAnsi="Times New Roman"/>
+                <w:b w:val="0"/>
+                <w:sz w:val="20"/>
+              </w:rPr>
+              <w:t>при дистанциях 1…999 км дата доставки = 03.09.2026</w:t>
+            </w:r>
+          </w:p>
+        </w:tc>
+      </w:tr>
+      <w:tr>
+        <w:tc>
+          <w:tcPr>
+            <w:tcW w:type="dxa" w:w="510"/>
+          </w:tcPr>
+          <w:p>
+            <w:pPr>
+              <w:spacing w:after="0" w:before="0" w:line="240" w:lineRule="auto"/>
+              <w:jc w:val="left"/>
+            </w:pPr>
+            <w:r/>
+            <w:r>
+              <w:rPr>
+                <w:rFonts w:ascii="Times New Roman" w:hAnsi="Times New Roman"/>
+                <w:b w:val="0"/>
+                <w:sz w:val="20"/>
+              </w:rPr>
+              <w:t>3</w:t>
+            </w:r>
+          </w:p>
+        </w:tc>
+        <w:tc>
+          <w:tcPr>
+            <w:tcW w:type="dxa" w:w="2835"/>
+          </w:tcPr>
+          <w:p>
+            <w:pPr>
+              <w:spacing w:after="0" w:before="0" w:line="240" w:lineRule="auto"/>
+              <w:jc w:val="left"/>
+            </w:pPr>
+            <w:r/>
+            <w:r>
+              <w:rPr>
+                <w:rFonts w:ascii="Times New Roman" w:hAnsi="Times New Roman"/>
+                <w:b w:val="0"/>
+                <w:sz w:val="20"/>
+              </w:rPr>
+              <w:t>test_express_shipment_takes_at_least_one_day</w:t>
+            </w:r>
+          </w:p>
+        </w:tc>
+        <w:tc>
+          <w:tcPr>
+            <w:tcW w:type="dxa" w:w="1701"/>
+          </w:tcPr>
+          <w:p>
+            <w:pPr>
+              <w:spacing w:after="0" w:before="0" w:line="240" w:lineRule="auto"/>
+              <w:jc w:val="center"/>
+            </w:pPr>
+            <w:r/>
+            <w:r>
+              <w:rPr>
+                <w:rFonts w:ascii="Times New Roman" w:hAnsi="Times New Roman"/>
+                <w:b w:val="0"/>
+                <w:sz w:val="20"/>
+              </w:rPr>
+              <w:t>TestExpressDelivery</w:t>
+            </w:r>
+          </w:p>
+        </w:tc>
+        <w:tc>
+          <w:tcPr>
+            <w:tcW w:type="dxa" w:w="2211"/>
+          </w:tcPr>
+          <w:p>
+            <w:pPr>
+              <w:spacing w:after="0" w:before="0" w:line="240" w:lineRule="auto"/>
+              <w:jc w:val="center"/>
+            </w:pPr>
+            <w:r/>
+            <w:r>
+              <w:rPr>
+                <w:rFonts w:ascii="Times New Roman" w:hAnsi="Times New Roman"/>
+                <w:b w:val="0"/>
+                <w:sz w:val="20"/>
+              </w:rPr>
+              <w:t>дата доставки позже даты отправки 03.09.2026</w:t>
+            </w:r>
+          </w:p>
+        </w:tc>
+        <w:tc>
+          <w:tcPr>
+            <w:tcW w:type="dxa" w:w="1814"/>
+          </w:tcPr>
+          <w:p>
+            <w:pPr>
+              <w:spacing w:after="0" w:before="0" w:line="240" w:lineRule="auto"/>
+              <w:jc w:val="center"/>
+            </w:pPr>
+            <w:r/>
+            <w:r>
+              <w:rPr>
+                <w:rFonts w:ascii="Times New Roman" w:hAnsi="Times New Roman"/>
+                <w:b w:val="0"/>
+                <w:sz w:val="20"/>
+              </w:rPr>
+              <w:t>дата доставки = 03.09.2026 (день отправки)</w:t>
+            </w:r>
+          </w:p>
+        </w:tc>
+      </w:tr>
+      <w:tr>
+        <w:tc>
+          <w:tcPr>
+            <w:tcW w:type="dxa" w:w="510"/>
+          </w:tcPr>
+          <w:p>
+            <w:pPr>
+              <w:spacing w:after="0" w:before="0" w:line="240" w:lineRule="auto"/>
+              <w:jc w:val="left"/>
+            </w:pPr>
+            <w:r/>
+            <w:r>
+              <w:rPr>
+                <w:rFonts w:ascii="Times New Roman" w:hAnsi="Times New Roman"/>
+                <w:b w:val="0"/>
+                <w:sz w:val="20"/>
+              </w:rPr>
+              <w:t>4</w:t>
+            </w:r>
+          </w:p>
+        </w:tc>
+        <w:tc>
+          <w:tcPr>
+            <w:tcW w:type="dxa" w:w="2835"/>
+          </w:tcPr>
+          <w:p>
+            <w:pPr>
+              <w:spacing w:after="0" w:before="0" w:line="240" w:lineRule="auto"/>
+              <w:jc w:val="left"/>
+            </w:pPr>
+            <w:r/>
+            <w:r>
+              <w:rPr>
+                <w:rFonts w:ascii="Times New Roman" w:hAnsi="Times New Roman"/>
+                <w:b w:val="0"/>
+                <w:sz w:val="20"/>
+              </w:rPr>
+              <w:t>test_normal_express_ratio_is_premium</w:t>
+            </w:r>
+          </w:p>
+        </w:tc>
+        <w:tc>
+          <w:tcPr>
+            <w:tcW w:type="dxa" w:w="1701"/>
+          </w:tcPr>
+          <w:p>
+            <w:pPr>
+              <w:spacing w:after="0" w:before="0" w:line="240" w:lineRule="auto"/>
+              <w:jc w:val="center"/>
+            </w:pPr>
+            <w:r/>
+            <w:r>
+              <w:rPr>
+                <w:rFonts w:ascii="Times New Roman" w:hAnsi="Times New Roman"/>
+                <w:b w:val="0"/>
+                <w:sz w:val="20"/>
+              </w:rPr>
+              <w:t>TestExpressDelivery</w:t>
+            </w:r>
+          </w:p>
+        </w:tc>
+        <w:tc>
+          <w:tcPr>
+            <w:tcW w:type="dxa" w:w="2211"/>
+          </w:tcPr>
+          <w:p>
+            <w:pPr>
+              <w:spacing w:after="0" w:before="0" w:line="240" w:lineRule="auto"/>
+              <w:jc w:val="center"/>
+            </w:pPr>
+            <w:r/>
+            <w:r>
+              <w:rPr>
+                <w:rFonts w:ascii="Times New Roman" w:hAnsi="Times New Roman"/>
+                <w:b w:val="0"/>
+                <w:sz w:val="20"/>
+              </w:rPr>
+              <w:t>стоимость экспресс-доставки больше стоимости обычной</w:t>
+            </w:r>
+          </w:p>
+        </w:tc>
+        <w:tc>
+          <w:tcPr>
+            <w:tcW w:type="dxa" w:w="1814"/>
+          </w:tcPr>
+          <w:p>
+            <w:pPr>
+              <w:spacing w:after="0" w:before="0" w:line="240" w:lineRule="auto"/>
+              <w:jc w:val="center"/>
+            </w:pPr>
+            <w:r/>
+            <w:r>
+              <w:rPr>
+                <w:rFonts w:ascii="Times New Roman" w:hAnsi="Times New Roman"/>
+                <w:b w:val="0"/>
+                <w:sz w:val="20"/>
+              </w:rPr>
+              <w:t>экспресс = 350 руб., обычная = 700 руб.</w:t>
+            </w:r>
+          </w:p>
+        </w:tc>
+      </w:tr>
+    </w:tbl>
     <w:p>
       <w:pPr>
-        <w:spacing w:line="360" w:lineRule="auto"/>
+        <w:spacing w:before="80" w:after="200"/>
         <w:ind w:firstLine="0"/>
-        <w:jc w:val="both"/>
+        <w:jc w:val="center"/>
       </w:pPr>
       <w:r>
         <w:rPr>
           <w:rFonts w:ascii="Times New Roman" w:hAnsi="Times New Roman"/>
-          <w:b w:val="0"/>
-          <w:sz w:val="28"/>
+          <w:sz w:val="24"/>
         </w:rPr>
-        <w:t>2) test_delivery.TestExpressDelivery.test_express_delivery_is_never_delivered_on_shipment_day;</w:t>
-      </w:r>
-    </w:p>
-    <w:p>
-      <w:pPr>
-        <w:spacing w:line="360" w:lineRule="auto"/>
-        <w:ind w:firstLine="0"/>
-        <w:jc w:val="both"/>
-      </w:pPr>
-      <w:r>
-        <w:rPr>
-          <w:rFonts w:ascii="Times New Roman" w:hAnsi="Times New Roman"/>
-          <w:b w:val="0"/>
-          <w:sz w:val="28"/>
-        </w:rPr>
-        <w:t>3) test_delivery.TestExpressDelivery.test_express_shipment_takes_at_least_one_day;</w:t>
-      </w:r>
-    </w:p>
-    <w:p>
-      <w:pPr>
-        <w:spacing w:line="360" w:lineRule="auto"/>
-        <w:ind w:firstLine="0"/>
-        <w:jc w:val="both"/>
-      </w:pPr>
-      <w:r>
-        <w:rPr>
-          <w:rFonts w:ascii="Times New Roman" w:hAnsi="Times New Roman"/>
-          <w:b w:val="0"/>
-          <w:sz w:val="28"/>
-        </w:rPr>
-        <w:t>4) test_delivery.TestExpressDelivery.test_normal_express_ratio_is_premium;</w:t>
+        <w:t>Таблица 3 – Пункт Б: упавшие тесты модуля доставки</w:t>
       </w:r>
     </w:p>
     <w:p>
@@ -2344,7 +1977,49 @@
           <w:b w:val="0"/>
           <w:sz w:val="28"/>
         </w:rPr>
-        <w:t>3.3. Пункт В. Локализация аномалий</w:t>
+        <w:t>Итоговая строка прогона тестов:</w:t>
+      </w:r>
+    </w:p>
+    <w:p>
+      <w:pPr>
+        <w:spacing w:line="240" w:lineRule="auto" w:before="80" w:after="80"/>
+        <w:ind w:left="567" w:firstLine="0"/>
+        <w:jc w:val="left"/>
+      </w:pPr>
+      <w:r>
+        <w:rPr>
+          <w:rFonts w:ascii="Consolas" w:hAnsi="Consolas"/>
+          <w:sz w:val="22"/>
+        </w:rPr>
+        <w:t>Ran 61 tests</w:t>
+        <w:br/>
+      </w:r>
+      <w:r>
+        <w:rPr>
+          <w:rFonts w:ascii="Consolas" w:hAnsi="Consolas"/>
+          <w:sz w:val="22"/>
+        </w:rPr>
+        <w:t>FAILED (failures=4)</w:t>
+      </w:r>
+    </w:p>
+    <w:p>
+      <w:r>
+        <w:br w:type="page"/>
+      </w:r>
+    </w:p>
+    <w:p>
+      <w:pPr>
+        <w:spacing w:before="200" w:after="160"/>
+        <w:ind w:firstLine="0"/>
+        <w:jc w:val="center"/>
+      </w:pPr>
+      <w:r>
+        <w:rPr>
+          <w:rFonts w:ascii="Times New Roman" w:hAnsi="Times New Roman"/>
+          <w:b/>
+          <w:sz w:val="28"/>
+        </w:rPr>
+        <w:t>ПУНКТ В. ЛОКАЛИЗАЦИЯ АНОМАЛИЙ</w:t>
       </w:r>
     </w:p>
     <w:p>
@@ -2359,7 +2034,7 @@
           <w:b w:val="0"/>
           <w:sz w:val="28"/>
         </w:rPr>
-        <w:t xml:space="preserve">Все дефекты сведены в таблицу 4. Нумерация строк соответствует файлу </w:t>
+        <w:t xml:space="preserve">Четыре упавших теста вызваны тремя дефектными строками в </w:t>
       </w:r>
       <w:r>
         <w:rPr>
@@ -2375,7 +2050,7 @@
           <w:b w:val="0"/>
           <w:sz w:val="28"/>
         </w:rPr>
-        <w:t>.</w:t>
+        <w:t>. Для каждой указаны: название упавшего теста, номер строки, описание дефекта в логике разработчика и вариант исправления.</w:t>
       </w:r>
     </w:p>
     <w:tbl>
@@ -2386,11 +2061,11 @@
         <w:tblLook w:firstColumn="1" w:firstRow="1" w:lastColumn="0" w:lastRow="0" w:noHBand="0" w:noVBand="1" w:val="04A0"/>
       </w:tblPr>
       <w:tblGrid>
-        <w:gridCol w:w="1938"/>
-        <w:gridCol w:w="1938"/>
-        <w:gridCol w:w="1938"/>
-        <w:gridCol w:w="1938"/>
-        <w:gridCol w:w="1938"/>
+        <w:gridCol w:w="1995"/>
+        <w:gridCol w:w="1995"/>
+        <w:gridCol w:w="1995"/>
+        <w:gridCol w:w="1995"/>
+        <w:gridCol w:w="1995"/>
       </w:tblGrid>
       <w:tr>
         <w:tc>
@@ -2405,11 +2080,71 @@
             <w:r/>
             <w:r>
               <w:rPr>
-                <w:rFonts w:ascii="Times New Roman" w:hAnsi="Times New Roman" w:eastAsia="Times New Roman"/>
+                <w:rFonts w:ascii="Times New Roman" w:hAnsi="Times New Roman"/>
                 <w:b/>
                 <w:sz w:val="20"/>
               </w:rPr>
               <w:t>№</w:t>
+            </w:r>
+          </w:p>
+        </w:tc>
+        <w:tc>
+          <w:tcPr>
+            <w:tcW w:type="dxa" w:w="2211"/>
+          </w:tcPr>
+          <w:p>
+            <w:pPr>
+              <w:spacing w:after="0" w:before="0" w:line="240" w:lineRule="auto"/>
+              <w:jc w:val="center"/>
+            </w:pPr>
+            <w:r/>
+            <w:r>
+              <w:rPr>
+                <w:rFonts w:ascii="Times New Roman" w:hAnsi="Times New Roman"/>
+                <w:b/>
+                <w:sz w:val="20"/>
+              </w:rPr>
+              <w:t>Название упавшего теста</w:t>
+            </w:r>
+          </w:p>
+        </w:tc>
+        <w:tc>
+          <w:tcPr>
+            <w:tcW w:type="dxa" w:w="1531"/>
+          </w:tcPr>
+          <w:p>
+            <w:pPr>
+              <w:spacing w:after="0" w:before="0" w:line="240" w:lineRule="auto"/>
+              <w:jc w:val="center"/>
+            </w:pPr>
+            <w:r/>
+            <w:r>
+              <w:rPr>
+                <w:rFonts w:ascii="Times New Roman" w:hAnsi="Times New Roman"/>
+                <w:b/>
+                <w:sz w:val="20"/>
+              </w:rPr>
+              <w:t>Строка и код</w:t>
+            </w:r>
+          </w:p>
+        </w:tc>
+        <w:tc>
+          <w:tcPr>
+            <w:tcW w:type="dxa" w:w="2835"/>
+          </w:tcPr>
+          <w:p>
+            <w:pPr>
+              <w:spacing w:after="0" w:before="0" w:line="240" w:lineRule="auto"/>
+              <w:jc w:val="center"/>
+            </w:pPr>
+            <w:r/>
+            <w:r>
+              <w:rPr>
+                <w:rFonts w:ascii="Times New Roman" w:hAnsi="Times New Roman"/>
+                <w:b/>
+                <w:sz w:val="20"/>
+              </w:rPr>
+              <w:t>Описание дефекта в логике разработчика</w:t>
             </w:r>
           </w:p>
         </w:tc>
@@ -2425,67 +2160,7 @@
             <w:r/>
             <w:r>
               <w:rPr>
-                <w:rFonts w:ascii="Times New Roman" w:hAnsi="Times New Roman" w:eastAsia="Times New Roman"/>
-                <w:b/>
-                <w:sz w:val="20"/>
-              </w:rPr>
-              <w:t>Название упавшего теста</w:t>
-            </w:r>
-          </w:p>
-        </w:tc>
-        <w:tc>
-          <w:tcPr>
-            <w:tcW w:type="dxa" w:w="1474"/>
-          </w:tcPr>
-          <w:p>
-            <w:pPr>
-              <w:spacing w:after="0" w:before="0" w:line="240" w:lineRule="auto"/>
-              <w:jc w:val="center"/>
-            </w:pPr>
-            <w:r/>
-            <w:r>
-              <w:rPr>
-                <w:rFonts w:ascii="Times New Roman" w:hAnsi="Times New Roman" w:eastAsia="Times New Roman"/>
-                <w:b/>
-                <w:sz w:val="20"/>
-              </w:rPr>
-              <w:t>Строка</w:t>
-            </w:r>
-          </w:p>
-        </w:tc>
-        <w:tc>
-          <w:tcPr>
-            <w:tcW w:type="dxa" w:w="2948"/>
-          </w:tcPr>
-          <w:p>
-            <w:pPr>
-              <w:spacing w:after="0" w:before="0" w:line="240" w:lineRule="auto"/>
-              <w:jc w:val="center"/>
-            </w:pPr>
-            <w:r/>
-            <w:r>
-              <w:rPr>
-                <w:rFonts w:ascii="Times New Roman" w:hAnsi="Times New Roman" w:eastAsia="Times New Roman"/>
-                <w:b/>
-                <w:sz w:val="20"/>
-              </w:rPr>
-              <w:t>Описание дефекта в логике</w:t>
-            </w:r>
-          </w:p>
-        </w:tc>
-        <w:tc>
-          <w:tcPr>
-            <w:tcW w:type="dxa" w:w="1871"/>
-          </w:tcPr>
-          <w:p>
-            <w:pPr>
-              <w:spacing w:after="0" w:before="0" w:line="240" w:lineRule="auto"/>
-              <w:jc w:val="center"/>
-            </w:pPr>
-            <w:r/>
-            <w:r>
-              <w:rPr>
-                <w:rFonts w:ascii="Times New Roman" w:hAnsi="Times New Roman" w:eastAsia="Times New Roman"/>
+                <w:rFonts w:ascii="Times New Roman" w:hAnsi="Times New Roman"/>
                 <w:b/>
                 <w:sz w:val="20"/>
               </w:rPr>
@@ -2507,7 +2182,7 @@
             <w:r/>
             <w:r>
               <w:rPr>
-                <w:rFonts w:ascii="Times New Roman" w:hAnsi="Times New Roman" w:eastAsia="Times New Roman"/>
+                <w:rFonts w:ascii="Times New Roman" w:hAnsi="Times New Roman"/>
                 <w:b w:val="0"/>
                 <w:sz w:val="20"/>
               </w:rPr>
@@ -2517,7 +2192,7 @@
         </w:tc>
         <w:tc>
           <w:tcPr>
-            <w:tcW w:type="dxa" w:w="1928"/>
+            <w:tcW w:type="dxa" w:w="2211"/>
           </w:tcPr>
           <w:p>
             <w:pPr>
@@ -2527,7 +2202,7 @@
             <w:r/>
             <w:r>
               <w:rPr>
-                <w:rFonts w:ascii="Times New Roman" w:hAnsi="Times New Roman" w:eastAsia="Times New Roman"/>
+                <w:rFonts w:ascii="Times New Roman" w:hAnsi="Times New Roman"/>
                 <w:b w:val="0"/>
                 <w:sz w:val="20"/>
               </w:rPr>
@@ -2539,59 +2214,57 @@
         </w:tc>
         <w:tc>
           <w:tcPr>
-            <w:tcW w:type="dxa" w:w="1474"/>
+            <w:tcW w:type="dxa" w:w="1531"/>
           </w:tcPr>
           <w:p>
             <w:pPr>
               <w:spacing w:after="0" w:before="0" w:line="240" w:lineRule="auto"/>
-              <w:jc w:val="left"/>
+              <w:jc w:val="center"/>
             </w:pPr>
             <w:r/>
             <w:r>
               <w:rPr>
-                <w:rFonts w:ascii="Times New Roman" w:hAnsi="Times New Roman" w:eastAsia="Times New Roman"/>
+                <w:rFonts w:ascii="Times New Roman" w:hAnsi="Times New Roman"/>
                 <w:b w:val="0"/>
                 <w:sz w:val="20"/>
               </w:rPr>
-              <w:t>44</w:t>
-              <w:br/>
-              <w:t>days_needed = days_needed // 2</w:t>
+              <w:t>44:  days_needed = days_needed // 2</w:t>
             </w:r>
           </w:p>
         </w:tc>
         <w:tc>
           <w:tcPr>
-            <w:tcW w:type="dxa" w:w="2948"/>
+            <w:tcW w:type="dxa" w:w="2835"/>
           </w:tcPr>
           <w:p>
             <w:pPr>
               <w:spacing w:after="0" w:before="0" w:line="240" w:lineRule="auto"/>
-              <w:jc w:val="left"/>
+              <w:jc w:val="center"/>
             </w:pPr>
             <w:r/>
             <w:r>
               <w:rPr>
-                <w:rFonts w:ascii="Times New Roman" w:hAnsi="Times New Roman" w:eastAsia="Times New Roman"/>
+                <w:rFonts w:ascii="Times New Roman" w:hAnsi="Times New Roman"/>
                 <w:b w:val="0"/>
                 <w:sz w:val="20"/>
               </w:rPr>
-              <w:t>Срок доставки делится целочисленно: при days_needed = 1 (дистанция от 1 до 999 км) результат 1 // 2 = 0, и посылка «доставляется» в день отправки. Экспресс-доставка физически не может завершиться раньше одних суток, а по условию задачи доставка всегда занимает хотя бы 1 день (max(1, …) применён только до деления).</w:t>
+              <w:t>Срок доставки сокращается целочисленным делением. При days_needed = 1 (дистанция от 1 до 999 км) получаем 1 // 2 = 0, поэтому посылка «доставляется» в день отправки. Минимальный срок в один день задан выражением max(1, distance // 500), но защита от нуля теряется после деления.</w:t>
             </w:r>
           </w:p>
         </w:tc>
         <w:tc>
           <w:tcPr>
-            <w:tcW w:type="dxa" w:w="1871"/>
+            <w:tcW w:type="dxa" w:w="1928"/>
           </w:tcPr>
           <w:p>
             <w:pPr>
               <w:spacing w:after="0" w:before="0" w:line="240" w:lineRule="auto"/>
-              <w:jc w:val="left"/>
+              <w:jc w:val="center"/>
             </w:pPr>
             <w:r/>
             <w:r>
               <w:rPr>
-                <w:rFonts w:ascii="Times New Roman" w:hAnsi="Times New Roman" w:eastAsia="Times New Roman"/>
+                <w:rFonts w:ascii="Times New Roman" w:hAnsi="Times New Roman"/>
                 <w:b w:val="0"/>
                 <w:sz w:val="20"/>
               </w:rPr>
@@ -2613,11 +2286,71 @@
             <w:r/>
             <w:r>
               <w:rPr>
-                <w:rFonts w:ascii="Times New Roman" w:hAnsi="Times New Roman" w:eastAsia="Times New Roman"/>
+                <w:rFonts w:ascii="Times New Roman" w:hAnsi="Times New Roman"/>
                 <w:b w:val="0"/>
                 <w:sz w:val="20"/>
               </w:rPr>
               <w:t>D-02</w:t>
+            </w:r>
+          </w:p>
+        </w:tc>
+        <w:tc>
+          <w:tcPr>
+            <w:tcW w:type="dxa" w:w="2211"/>
+          </w:tcPr>
+          <w:p>
+            <w:pPr>
+              <w:spacing w:after="0" w:before="0" w:line="240" w:lineRule="auto"/>
+              <w:jc w:val="left"/>
+            </w:pPr>
+            <w:r/>
+            <w:r>
+              <w:rPr>
+                <w:rFonts w:ascii="Times New Roman" w:hAnsi="Times New Roman"/>
+                <w:b w:val="0"/>
+                <w:sz w:val="20"/>
+              </w:rPr>
+              <w:t>test_normal_express_ratio_is_premium</w:t>
+            </w:r>
+          </w:p>
+        </w:tc>
+        <w:tc>
+          <w:tcPr>
+            <w:tcW w:type="dxa" w:w="1531"/>
+          </w:tcPr>
+          <w:p>
+            <w:pPr>
+              <w:spacing w:after="0" w:before="0" w:line="240" w:lineRule="auto"/>
+              <w:jc w:val="center"/>
+            </w:pPr>
+            <w:r/>
+            <w:r>
+              <w:rPr>
+                <w:rFonts w:ascii="Times New Roman" w:hAnsi="Times New Roman"/>
+                <w:b w:val="0"/>
+                <w:sz w:val="20"/>
+              </w:rPr>
+              <w:t>36:  total_cost *= 0.5</w:t>
+            </w:r>
+          </w:p>
+        </w:tc>
+        <w:tc>
+          <w:tcPr>
+            <w:tcW w:type="dxa" w:w="2835"/>
+          </w:tcPr>
+          <w:p>
+            <w:pPr>
+              <w:spacing w:after="0" w:before="0" w:line="240" w:lineRule="auto"/>
+              <w:jc w:val="center"/>
+            </w:pPr>
+            <w:r/>
+            <w:r>
+              <w:rPr>
+                <w:rFonts w:ascii="Times New Roman" w:hAnsi="Times New Roman"/>
+                <w:b w:val="0"/>
+                <w:sz w:val="20"/>
+              </w:rPr>
+              <w:t>Для экспресс-доставки применяется коэффициент 0,5, то есть скидка 50 % от стоимости. Это противоречит бизнес-логике: экспресс — ускоренная доставка за доплату, поэтому стоимость должна возрастать, а не уменьшаться вдвое.</w:t>
             </w:r>
           </w:p>
         </w:tc>
@@ -2628,74 +2361,12 @@
           <w:p>
             <w:pPr>
               <w:spacing w:after="0" w:before="0" w:line="240" w:lineRule="auto"/>
-              <w:jc w:val="left"/>
+              <w:jc w:val="center"/>
             </w:pPr>
             <w:r/>
             <w:r>
               <w:rPr>
-                <w:rFonts w:ascii="Times New Roman" w:hAnsi="Times New Roman" w:eastAsia="Times New Roman"/>
-                <w:b w:val="0"/>
-                <w:sz w:val="20"/>
-              </w:rPr>
-              <w:t>test_normal_express_ratio_is_premium</w:t>
-            </w:r>
-          </w:p>
-        </w:tc>
-        <w:tc>
-          <w:tcPr>
-            <w:tcW w:type="dxa" w:w="1474"/>
-          </w:tcPr>
-          <w:p>
-            <w:pPr>
-              <w:spacing w:after="0" w:before="0" w:line="240" w:lineRule="auto"/>
-              <w:jc w:val="left"/>
-            </w:pPr>
-            <w:r/>
-            <w:r>
-              <w:rPr>
-                <w:rFonts w:ascii="Times New Roman" w:hAnsi="Times New Roman" w:eastAsia="Times New Roman"/>
-                <w:b w:val="0"/>
-                <w:sz w:val="20"/>
-              </w:rPr>
-              <w:t>36</w:t>
-              <w:br/>
-              <w:t>total_cost *= 0.5</w:t>
-            </w:r>
-          </w:p>
-        </w:tc>
-        <w:tc>
-          <w:tcPr>
-            <w:tcW w:type="dxa" w:w="2948"/>
-          </w:tcPr>
-          <w:p>
-            <w:pPr>
-              <w:spacing w:after="0" w:before="0" w:line="240" w:lineRule="auto"/>
-              <w:jc w:val="left"/>
-            </w:pPr>
-            <w:r/>
-            <w:r>
-              <w:rPr>
-                <w:rFonts w:ascii="Times New Roman" w:hAnsi="Times New Roman" w:eastAsia="Times New Roman"/>
-                <w:b w:val="0"/>
-                <w:sz w:val="20"/>
-              </w:rPr>
-              <w:t>Для экспресс-доставки применяется коэффициент 0,5, то есть скидка 50 % от стоимости обычной доставки. Это противоречит бизнес-логике: экспресс — это ускоренная доставка за доплату, и стоимость должна возрастать, а не уменьшаться (проверка: 350 руб. при экспрессе против 700 руб. при обычной доставке).</w:t>
-            </w:r>
-          </w:p>
-        </w:tc>
-        <w:tc>
-          <w:tcPr>
-            <w:tcW w:type="dxa" w:w="1871"/>
-          </w:tcPr>
-          <w:p>
-            <w:pPr>
-              <w:spacing w:after="0" w:before="0" w:line="240" w:lineRule="auto"/>
-              <w:jc w:val="left"/>
-            </w:pPr>
-            <w:r/>
-            <w:r>
-              <w:rPr>
-                <w:rFonts w:ascii="Times New Roman" w:hAnsi="Times New Roman" w:eastAsia="Times New Roman"/>
+                <w:rFonts w:ascii="Times New Roman" w:hAnsi="Times New Roman"/>
                 <w:b w:val="0"/>
                 <w:sz w:val="20"/>
               </w:rPr>
@@ -2717,11 +2388,71 @@
             <w:r/>
             <w:r>
               <w:rPr>
-                <w:rFonts w:ascii="Times New Roman" w:hAnsi="Times New Roman" w:eastAsia="Times New Roman"/>
+                <w:rFonts w:ascii="Times New Roman" w:hAnsi="Times New Roman"/>
                 <w:b w:val="0"/>
                 <w:sz w:val="20"/>
               </w:rPr>
               <w:t>D-03</w:t>
+            </w:r>
+          </w:p>
+        </w:tc>
+        <w:tc>
+          <w:tcPr>
+            <w:tcW w:type="dxa" w:w="2211"/>
+          </w:tcPr>
+          <w:p>
+            <w:pPr>
+              <w:spacing w:after="0" w:before="0" w:line="240" w:lineRule="auto"/>
+              <w:jc w:val="left"/>
+            </w:pPr>
+            <w:r/>
+            <w:r>
+              <w:rPr>
+                <w:rFonts w:ascii="Times New Roman" w:hAnsi="Times New Roman"/>
+                <w:b w:val="0"/>
+                <w:sz w:val="20"/>
+              </w:rPr>
+              <w:t>test_cost_with_half_ruble_is_rounded_to_nearest_ruble</w:t>
+            </w:r>
+          </w:p>
+        </w:tc>
+        <w:tc>
+          <w:tcPr>
+            <w:tcW w:type="dxa" w:w="1531"/>
+          </w:tcPr>
+          <w:p>
+            <w:pPr>
+              <w:spacing w:after="0" w:before="0" w:line="240" w:lineRule="auto"/>
+              <w:jc w:val="center"/>
+            </w:pPr>
+            <w:r/>
+            <w:r>
+              <w:rPr>
+                <w:rFonts w:ascii="Times New Roman" w:hAnsi="Times New Roman"/>
+                <w:b w:val="0"/>
+                <w:sz w:val="20"/>
+              </w:rPr>
+              <w:t>48:  return int(total_cost), …</w:t>
+            </w:r>
+          </w:p>
+        </w:tc>
+        <w:tc>
+          <w:tcPr>
+            <w:tcW w:type="dxa" w:w="2835"/>
+          </w:tcPr>
+          <w:p>
+            <w:pPr>
+              <w:spacing w:after="0" w:before="0" w:line="240" w:lineRule="auto"/>
+              <w:jc w:val="center"/>
+            </w:pPr>
+            <w:r/>
+            <w:r>
+              <w:rPr>
+                <w:rFonts w:ascii="Times New Roman" w:hAnsi="Times New Roman"/>
+                <w:b w:val="0"/>
+                <w:sz w:val="20"/>
+              </w:rPr>
+              <w:t>Функция int() не округляет денежное значение, а отбрасывает дробную часть. При тарифе, дающем половину рубля (205 · 1,5 = 307,5), метод возвращает 307 вместо 308. Клиенту выставляется заниженный счёт.</w:t>
             </w:r>
           </w:p>
         </w:tc>
@@ -2732,74 +2463,12 @@
           <w:p>
             <w:pPr>
               <w:spacing w:after="0" w:before="0" w:line="240" w:lineRule="auto"/>
-              <w:jc w:val="left"/>
+              <w:jc w:val="center"/>
             </w:pPr>
             <w:r/>
             <w:r>
               <w:rPr>
-                <w:rFonts w:ascii="Times New Roman" w:hAnsi="Times New Roman" w:eastAsia="Times New Roman"/>
-                <w:b w:val="0"/>
-                <w:sz w:val="20"/>
-              </w:rPr>
-              <w:t>test_cost_with_half_ruble_is_rounded_to_nearest_ruble</w:t>
-            </w:r>
-          </w:p>
-        </w:tc>
-        <w:tc>
-          <w:tcPr>
-            <w:tcW w:type="dxa" w:w="1474"/>
-          </w:tcPr>
-          <w:p>
-            <w:pPr>
-              <w:spacing w:after="0" w:before="0" w:line="240" w:lineRule="auto"/>
-              <w:jc w:val="left"/>
-            </w:pPr>
-            <w:r/>
-            <w:r>
-              <w:rPr>
-                <w:rFonts w:ascii="Times New Roman" w:hAnsi="Times New Roman" w:eastAsia="Times New Roman"/>
-                <w:b w:val="0"/>
-                <w:sz w:val="20"/>
-              </w:rPr>
-              <w:t>48</w:t>
-              <w:br/>
-              <w:t>return int(total_cost), …</w:t>
-            </w:r>
-          </w:p>
-        </w:tc>
-        <w:tc>
-          <w:tcPr>
-            <w:tcW w:type="dxa" w:w="2948"/>
-          </w:tcPr>
-          <w:p>
-            <w:pPr>
-              <w:spacing w:after="0" w:before="0" w:line="240" w:lineRule="auto"/>
-              <w:jc w:val="left"/>
-            </w:pPr>
-            <w:r/>
-            <w:r>
-              <w:rPr>
-                <w:rFonts w:ascii="Times New Roman" w:hAnsi="Times New Roman" w:eastAsia="Times New Roman"/>
-                <w:b w:val="0"/>
-                <w:sz w:val="20"/>
-              </w:rPr>
-              <w:t>Функция int() не округляет денежное значение, а отбрасывает дробную часть. При тарифе, дающем копейку .5 (например, 205 · 1,5 = 307,5), функция возвращает 307 вместо 308. Клиенту выставляется заниженный счёт на сумму до 1 рубля в каждом расчёте.</w:t>
-            </w:r>
-          </w:p>
-        </w:tc>
-        <w:tc>
-          <w:tcPr>
-            <w:tcW w:type="dxa" w:w="1871"/>
-          </w:tcPr>
-          <w:p>
-            <w:pPr>
-              <w:spacing w:after="0" w:before="0" w:line="240" w:lineRule="auto"/>
-              <w:jc w:val="left"/>
-            </w:pPr>
-            <w:r/>
-            <w:r>
-              <w:rPr>
-                <w:rFonts w:ascii="Times New Roman" w:hAnsi="Times New Roman" w:eastAsia="Times New Roman"/>
+                <w:rFonts w:ascii="Times New Roman" w:hAnsi="Times New Roman"/>
                 <w:b w:val="0"/>
                 <w:sz w:val="20"/>
               </w:rPr>
@@ -2811,7 +2480,7 @@
     </w:tbl>
     <w:p>
       <w:pPr>
-        <w:spacing w:before="120" w:after="200"/>
+        <w:spacing w:before="80" w:after="200"/>
         <w:ind w:firstLine="0"/>
         <w:jc w:val="center"/>
       </w:pPr>
@@ -2835,7 +2504,7 @@
           <w:b w:val="0"/>
           <w:sz w:val="28"/>
         </w:rPr>
-        <w:t>Критичность дефектов:</w:t>
+        <w:t>Критичность выявленных дефектов:</w:t>
       </w:r>
     </w:p>
     <w:tbl>
@@ -2846,14 +2515,15 @@
         <w:tblLook w:firstColumn="1" w:firstRow="1" w:lastColumn="0" w:lastRow="0" w:noHBand="0" w:noVBand="1" w:val="04A0"/>
       </w:tblPr>
       <w:tblGrid>
-        <w:gridCol w:w="3230"/>
-        <w:gridCol w:w="3230"/>
-        <w:gridCol w:w="3230"/>
+        <w:gridCol w:w="2493"/>
+        <w:gridCol w:w="2493"/>
+        <w:gridCol w:w="2493"/>
+        <w:gridCol w:w="2493"/>
       </w:tblGrid>
       <w:tr>
         <w:tc>
           <w:tcPr>
-            <w:tcW w:type="dxa" w:w="2268"/>
+            <w:tcW w:type="dxa" w:w="1134"/>
           </w:tcPr>
           <w:p>
             <w:pPr>
@@ -2863,7 +2533,7 @@
             <w:r/>
             <w:r>
               <w:rPr>
-                <w:rFonts w:ascii="Times New Roman" w:hAnsi="Times New Roman" w:eastAsia="Times New Roman"/>
+                <w:rFonts w:ascii="Times New Roman" w:hAnsi="Times New Roman"/>
                 <w:b/>
                 <w:sz w:val="24"/>
               </w:rPr>
@@ -2873,7 +2543,7 @@
         </w:tc>
         <w:tc>
           <w:tcPr>
-            <w:tcW w:type="dxa" w:w="1701"/>
+            <w:tcW w:type="dxa" w:w="850"/>
           </w:tcPr>
           <w:p>
             <w:pPr>
@@ -2883,7 +2553,27 @@
             <w:r/>
             <w:r>
               <w:rPr>
-                <w:rFonts w:ascii="Times New Roman" w:hAnsi="Times New Roman" w:eastAsia="Times New Roman"/>
+                <w:rFonts w:ascii="Times New Roman" w:hAnsi="Times New Roman"/>
+                <w:b/>
+                <w:sz w:val="24"/>
+              </w:rPr>
+              <w:t>Строка</w:t>
+            </w:r>
+          </w:p>
+        </w:tc>
+        <w:tc>
+          <w:tcPr>
+            <w:tcW w:type="dxa" w:w="1417"/>
+          </w:tcPr>
+          <w:p>
+            <w:pPr>
+              <w:spacing w:after="0" w:before="0" w:line="240" w:lineRule="auto"/>
+              <w:jc w:val="center"/>
+            </w:pPr>
+            <w:r/>
+            <w:r>
+              <w:rPr>
+                <w:rFonts w:ascii="Times New Roman" w:hAnsi="Times New Roman"/>
                 <w:b/>
                 <w:sz w:val="24"/>
               </w:rPr>
@@ -2893,7 +2583,7 @@
         </w:tc>
         <w:tc>
           <w:tcPr>
-            <w:tcW w:type="dxa" w:w="4819"/>
+            <w:tcW w:type="dxa" w:w="5669"/>
           </w:tcPr>
           <w:p>
             <w:pPr>
@@ -2903,7 +2593,7 @@
             <w:r/>
             <w:r>
               <w:rPr>
-                <w:rFonts w:ascii="Times New Roman" w:hAnsi="Times New Roman" w:eastAsia="Times New Roman"/>
+                <w:rFonts w:ascii="Times New Roman" w:hAnsi="Times New Roman"/>
                 <w:b/>
                 <w:sz w:val="24"/>
               </w:rPr>
@@ -2915,7 +2605,7 @@
       <w:tr>
         <w:tc>
           <w:tcPr>
-            <w:tcW w:type="dxa" w:w="2268"/>
+            <w:tcW w:type="dxa" w:w="1134"/>
           </w:tcPr>
           <w:p>
             <w:pPr>
@@ -2925,17 +2615,79 @@
             <w:r/>
             <w:r>
               <w:rPr>
-                <w:rFonts w:ascii="Times New Roman" w:hAnsi="Times New Roman" w:eastAsia="Times New Roman"/>
+                <w:rFonts w:ascii="Times New Roman" w:hAnsi="Times New Roman"/>
                 <w:b w:val="0"/>
                 <w:sz w:val="24"/>
               </w:rPr>
-              <w:t>D-01 (строка 44)</w:t>
+              <w:t>D-01</w:t>
             </w:r>
           </w:p>
         </w:tc>
         <w:tc>
           <w:tcPr>
-            <w:tcW w:type="dxa" w:w="1701"/>
+            <w:tcW w:type="dxa" w:w="850"/>
+          </w:tcPr>
+          <w:p>
+            <w:pPr>
+              <w:spacing w:after="0" w:before="0" w:line="240" w:lineRule="auto"/>
+              <w:jc w:val="center"/>
+            </w:pPr>
+            <w:r/>
+            <w:r>
+              <w:rPr>
+                <w:rFonts w:ascii="Times New Roman" w:hAnsi="Times New Roman"/>
+                <w:b w:val="0"/>
+                <w:sz w:val="24"/>
+              </w:rPr>
+              <w:t>44</w:t>
+            </w:r>
+          </w:p>
+        </w:tc>
+        <w:tc>
+          <w:tcPr>
+            <w:tcW w:type="dxa" w:w="1417"/>
+          </w:tcPr>
+          <w:p>
+            <w:pPr>
+              <w:spacing w:after="0" w:before="0" w:line="240" w:lineRule="auto"/>
+              <w:jc w:val="center"/>
+            </w:pPr>
+            <w:r/>
+            <w:r>
+              <w:rPr>
+                <w:rFonts w:ascii="Times New Roman" w:hAnsi="Times New Roman"/>
+                <w:b w:val="0"/>
+                <w:sz w:val="24"/>
+              </w:rPr>
+              <w:t>Высокая</w:t>
+            </w:r>
+          </w:p>
+        </w:tc>
+        <w:tc>
+          <w:tcPr>
+            <w:tcW w:type="dxa" w:w="5669"/>
+          </w:tcPr>
+          <w:p>
+            <w:pPr>
+              <w:spacing w:after="0" w:before="0" w:line="240" w:lineRule="auto"/>
+              <w:jc w:val="center"/>
+            </w:pPr>
+            <w:r/>
+            <w:r>
+              <w:rPr>
+                <w:rFonts w:ascii="Times New Roman" w:hAnsi="Times New Roman"/>
+                <w:b w:val="0"/>
+                <w:sz w:val="24"/>
+              </w:rPr>
+              <w:t>нарушается заявленный срок доставки: заказ приходит в день отправки</w:t>
+            </w:r>
+          </w:p>
+        </w:tc>
+      </w:tr>
+      <w:tr>
+        <w:tc>
+          <w:tcPr>
+            <w:tcW w:type="dxa" w:w="1134"/>
           </w:tcPr>
           <w:p>
             <w:pPr>
@@ -2945,7 +2697,47 @@
             <w:r/>
             <w:r>
               <w:rPr>
-                <w:rFonts w:ascii="Times New Roman" w:hAnsi="Times New Roman" w:eastAsia="Times New Roman"/>
+                <w:rFonts w:ascii="Times New Roman" w:hAnsi="Times New Roman"/>
+                <w:b w:val="0"/>
+                <w:sz w:val="24"/>
+              </w:rPr>
+              <w:t>D-02</w:t>
+            </w:r>
+          </w:p>
+        </w:tc>
+        <w:tc>
+          <w:tcPr>
+            <w:tcW w:type="dxa" w:w="850"/>
+          </w:tcPr>
+          <w:p>
+            <w:pPr>
+              <w:spacing w:after="0" w:before="0" w:line="240" w:lineRule="auto"/>
+              <w:jc w:val="center"/>
+            </w:pPr>
+            <w:r/>
+            <w:r>
+              <w:rPr>
+                <w:rFonts w:ascii="Times New Roman" w:hAnsi="Times New Roman"/>
+                <w:b w:val="0"/>
+                <w:sz w:val="24"/>
+              </w:rPr>
+              <w:t>36</w:t>
+            </w:r>
+          </w:p>
+        </w:tc>
+        <w:tc>
+          <w:tcPr>
+            <w:tcW w:type="dxa" w:w="1417"/>
+          </w:tcPr>
+          <w:p>
+            <w:pPr>
+              <w:spacing w:after="0" w:before="0" w:line="240" w:lineRule="auto"/>
+              <w:jc w:val="center"/>
+            </w:pPr>
+            <w:r/>
+            <w:r>
+              <w:rPr>
+                <w:rFonts w:ascii="Times New Roman" w:hAnsi="Times New Roman"/>
                 <w:b w:val="0"/>
                 <w:sz w:val="24"/>
               </w:rPr>
@@ -2955,7 +2747,29 @@
         </w:tc>
         <w:tc>
           <w:tcPr>
-            <w:tcW w:type="dxa" w:w="4819"/>
+            <w:tcW w:type="dxa" w:w="5669"/>
+          </w:tcPr>
+          <w:p>
+            <w:pPr>
+              <w:spacing w:after="0" w:before="0" w:line="240" w:lineRule="auto"/>
+              <w:jc w:val="center"/>
+            </w:pPr>
+            <w:r/>
+            <w:r>
+              <w:rPr>
+                <w:rFonts w:ascii="Times New Roman" w:hAnsi="Times New Roman"/>
+                <w:b w:val="0"/>
+                <w:sz w:val="24"/>
+              </w:rPr>
+              <w:t>экспресс-доставка обходится в 2 раза дешевле обычной — прямой убыток</w:t>
+            </w:r>
+          </w:p>
+        </w:tc>
+      </w:tr>
+      <w:tr>
+        <w:tc>
+          <w:tcPr>
+            <w:tcW w:type="dxa" w:w="1134"/>
           </w:tcPr>
           <w:p>
             <w:pPr>
@@ -2965,111 +2779,47 @@
             <w:r/>
             <w:r>
               <w:rPr>
-                <w:rFonts w:ascii="Times New Roman" w:hAnsi="Times New Roman" w:eastAsia="Times New Roman"/>
+                <w:rFonts w:ascii="Times New Roman" w:hAnsi="Times New Roman"/>
                 <w:b w:val="0"/>
                 <w:sz w:val="24"/>
               </w:rPr>
-              <w:t>заказ доставляется в день отправки, нарушается заявленный срок доставки</w:t>
-            </w:r>
-          </w:p>
-        </w:tc>
-      </w:tr>
-      <w:tr>
-        <w:tc>
-          <w:tcPr>
-            <w:tcW w:type="dxa" w:w="2268"/>
-          </w:tcPr>
-          <w:p>
-            <w:pPr>
-              <w:spacing w:after="0" w:before="0" w:line="240" w:lineRule="auto"/>
-              <w:jc w:val="left"/>
-            </w:pPr>
-            <w:r/>
-            <w:r>
-              <w:rPr>
-                <w:rFonts w:ascii="Times New Roman" w:hAnsi="Times New Roman" w:eastAsia="Times New Roman"/>
-                <w:b w:val="0"/>
-                <w:sz w:val="24"/>
-              </w:rPr>
-              <w:t>D-02 (строка 36)</w:t>
+              <w:t>D-03</w:t>
             </w:r>
           </w:p>
         </w:tc>
         <w:tc>
           <w:tcPr>
-            <w:tcW w:type="dxa" w:w="1701"/>
+            <w:tcW w:type="dxa" w:w="850"/>
           </w:tcPr>
           <w:p>
             <w:pPr>
               <w:spacing w:after="0" w:before="0" w:line="240" w:lineRule="auto"/>
-              <w:jc w:val="left"/>
+              <w:jc w:val="center"/>
             </w:pPr>
             <w:r/>
             <w:r>
               <w:rPr>
-                <w:rFonts w:ascii="Times New Roman" w:hAnsi="Times New Roman" w:eastAsia="Times New Roman"/>
+                <w:rFonts w:ascii="Times New Roman" w:hAnsi="Times New Roman"/>
                 <w:b w:val="0"/>
                 <w:sz w:val="24"/>
               </w:rPr>
-              <w:t>Высокая</w:t>
+              <w:t>48</w:t>
             </w:r>
           </w:p>
         </w:tc>
         <w:tc>
           <w:tcPr>
-            <w:tcW w:type="dxa" w:w="4819"/>
+            <w:tcW w:type="dxa" w:w="1417"/>
           </w:tcPr>
           <w:p>
             <w:pPr>
               <w:spacing w:after="0" w:before="0" w:line="240" w:lineRule="auto"/>
-              <w:jc w:val="left"/>
+              <w:jc w:val="center"/>
             </w:pPr>
             <w:r/>
             <w:r>
               <w:rPr>
-                <w:rFonts w:ascii="Times New Roman" w:hAnsi="Times New Roman" w:eastAsia="Times New Roman"/>
-                <w:b w:val="0"/>
-                <w:sz w:val="24"/>
-              </w:rPr>
-              <w:t>экспресс-доставка обходится в 2 раза дешевле обычной, убыток компании</w:t>
-            </w:r>
-          </w:p>
-        </w:tc>
-      </w:tr>
-      <w:tr>
-        <w:tc>
-          <w:tcPr>
-            <w:tcW w:type="dxa" w:w="2268"/>
-          </w:tcPr>
-          <w:p>
-            <w:pPr>
-              <w:spacing w:after="0" w:before="0" w:line="240" w:lineRule="auto"/>
-              <w:jc w:val="left"/>
-            </w:pPr>
-            <w:r/>
-            <w:r>
-              <w:rPr>
-                <w:rFonts w:ascii="Times New Roman" w:hAnsi="Times New Roman" w:eastAsia="Times New Roman"/>
-                <w:b w:val="0"/>
-                <w:sz w:val="24"/>
-              </w:rPr>
-              <w:t>D-03 (строка 48)</w:t>
-            </w:r>
-          </w:p>
-        </w:tc>
-        <w:tc>
-          <w:tcPr>
-            <w:tcW w:type="dxa" w:w="1701"/>
-          </w:tcPr>
-          <w:p>
-            <w:pPr>
-              <w:spacing w:after="0" w:before="0" w:line="240" w:lineRule="auto"/>
-              <w:jc w:val="left"/>
-            </w:pPr>
-            <w:r/>
-            <w:r>
-              <w:rPr>
-                <w:rFonts w:ascii="Times New Roman" w:hAnsi="Times New Roman" w:eastAsia="Times New Roman"/>
+                <w:rFonts w:ascii="Times New Roman" w:hAnsi="Times New Roman"/>
                 <w:b w:val="0"/>
                 <w:sz w:val="24"/>
               </w:rPr>
@@ -3079,21 +2829,21 @@
         </w:tc>
         <w:tc>
           <w:tcPr>
-            <w:tcW w:type="dxa" w:w="4819"/>
+            <w:tcW w:type="dxa" w:w="5669"/>
           </w:tcPr>
           <w:p>
             <w:pPr>
               <w:spacing w:after="0" w:before="0" w:line="240" w:lineRule="auto"/>
-              <w:jc w:val="left"/>
+              <w:jc w:val="center"/>
             </w:pPr>
             <w:r/>
             <w:r>
               <w:rPr>
-                <w:rFonts w:ascii="Times New Roman" w:hAnsi="Times New Roman" w:eastAsia="Times New Roman"/>
+                <w:rFonts w:ascii="Times New Roman" w:hAnsi="Times New Roman"/>
                 <w:b w:val="0"/>
                 <w:sz w:val="24"/>
               </w:rPr>
-              <w:t>стоимость доставки систематически занижается на 0,5 руб.</w:t>
+              <w:t>стоимость доставки занижается на 0,5 руб. в каждом расчёте</w:t>
             </w:r>
           </w:p>
         </w:tc>
@@ -3101,7 +2851,7 @@
     </w:tbl>
     <w:p>
       <w:pPr>
-        <w:spacing w:before="120" w:after="200"/>
+        <w:spacing w:before="80" w:after="200"/>
         <w:ind w:firstLine="0"/>
         <w:jc w:val="center"/>
       </w:pPr>
@@ -3110,7 +2860,7 @@
           <w:rFonts w:ascii="Times New Roman" w:hAnsi="Times New Roman"/>
           <w:sz w:val="24"/>
         </w:rPr>
-        <w:t>Таблица 5 – Критичность выявленных дефектов</w:t>
+        <w:t>Таблица 5 – Критичность дефектов</w:t>
       </w:r>
     </w:p>
     <w:p>
@@ -3125,22 +2875,7 @@
           <w:b w:val="0"/>
           <w:sz w:val="28"/>
         </w:rPr>
-        <w:t>3.4. Предлагаемая корректировка модуля</w:t>
-      </w:r>
-    </w:p>
-    <w:p>
-      <w:pPr>
-        <w:spacing w:line="360" w:lineRule="auto"/>
-        <w:ind w:firstLine="709"/>
-        <w:jc w:val="both"/>
-      </w:pPr>
-      <w:r>
-        <w:rPr>
-          <w:rFonts w:ascii="Times New Roman" w:hAnsi="Times New Roman"/>
-          <w:b w:val="0"/>
-          <w:sz w:val="28"/>
-        </w:rPr>
-        <w:t>После внесения трёх правок все 27 тестов модуля доставки проходят успешно (проверено отдельным запуском на исправленной копии модуля). Исправленный фрагмент:</w:t>
+        <w:t>Исправленный фрагмент модуля доставки (после внесения правок все 27 тестов модуля проходят успешно, проверено отдельным запуском на исправленной копии):</w:t>
       </w:r>
     </w:p>
     <w:p>
@@ -3162,7 +2897,7 @@
           <w:rFonts w:ascii="Consolas" w:hAnsi="Consolas"/>
           <w:sz w:val="22"/>
         </w:rPr>
-        <w:t xml:space="preserve">    total_cost *= 1.5          # доплата за экспресс-доставку</w:t>
+        <w:t xml:space="preserve">    total_cost *= 1.5                            # D-02: доплата за экспресс</w:t>
         <w:br/>
       </w:r>
       <w:r>
@@ -3200,7 +2935,7 @@
           <w:rFonts w:ascii="Consolas" w:hAnsi="Consolas"/>
           <w:sz w:val="22"/>
         </w:rPr>
-        <w:t xml:space="preserve">    days_needed = max(1, days_needed // 2)   # срок не может быть нулевым</w:t>
+        <w:t xml:space="preserve">    days_needed = max(1, days_needed // 2)      # D-01: срок не может быть 0</w:t>
         <w:br/>
       </w:r>
       <w:r>
@@ -3230,12 +2965,12 @@
           <w:rFonts w:ascii="Consolas" w:hAnsi="Consolas"/>
           <w:sz w:val="22"/>
         </w:rPr>
-        <w:t>return round(total_cost), delivery_date.strftime("%Y-%m-%d")</w:t>
+        <w:t>return round(total_cost), delivery_date.strftime("%Y-%m-%d")   # D-03</w:t>
       </w:r>
     </w:p>
     <w:p>
       <w:pPr>
-        <w:spacing w:before="240" w:after="160"/>
+        <w:spacing w:before="200" w:after="160"/>
         <w:ind w:firstLine="0"/>
         <w:jc w:val="center"/>
       </w:pPr>
@@ -3245,7 +2980,7 @@
           <w:b/>
           <w:sz w:val="28"/>
         </w:rPr>
-        <w:t>4. ВЫВОДЫ</w:t>
+        <w:t>ВЫВОДЫ</w:t>
       </w:r>
     </w:p>
     <w:p>
@@ -3260,7 +2995,7 @@
           <w:b w:val="0"/>
           <w:sz w:val="28"/>
         </w:rPr>
-        <w:t>1) в лабораторной работе разработан набор автотестов общим количеством 61 для двух модулей, каждый тест автономен и имеет процедурное имя, отражающее проверяемое поведение;</w:t>
+        <w:t>1) написано 61 юнит-тест для двух модулей; все тесты собственного метода из ЛР1 (34 шт.) прошли успешно;</w:t>
       </w:r>
     </w:p>
     <w:p>
@@ -3275,7 +3010,7 @@
           <w:b w:val="0"/>
           <w:sz w:val="28"/>
         </w:rPr>
-        <w:t>2) все тесты собственного метода из лабораторной работы № 1 прошли успешно, дефектов в собственном коде не выявлено;</w:t>
+        <w:t>2) в модуле доставки упали 4 теста, что указывает на 3 дефектные строки — 36, 44 и 48;</w:t>
       </w:r>
     </w:p>
     <w:p>
@@ -3290,7 +3025,7 @@
           <w:b w:val="0"/>
           <w:sz w:val="28"/>
         </w:rPr>
-        <w:t>3) в предоставленном модуле расчёта доставки найдено 3 дефекта, локализованных в строках 36, 44 и 48, и вызвавших падение 4 тестов;</w:t>
+        <w:t>3) все дефекты локализованы и исправлены: после правок стоимость экспресс-доставки увеличивается, срок доставки не может стать нулевым, а денежная сумма округляется, а не усекается;</w:t>
       </w:r>
     </w:p>
     <w:p>
@@ -3305,22 +3040,7 @@
           <w:b w:val="0"/>
           <w:sz w:val="28"/>
         </w:rPr>
-        <w:t>4) освоены приёмы юнит-тестирования на стандартной библиотеке unittest: создание TestCase-классов, использование assert-методов, группировка тестов по функциональным областям, автоматический запуск через unittest discover;</w:t>
-      </w:r>
-    </w:p>
-    <w:p>
-      <w:pPr>
-        <w:spacing w:line="360" w:lineRule="auto"/>
-        <w:ind w:firstLine="0"/>
-        <w:jc w:val="both"/>
-      </w:pPr>
-      <w:r>
-        <w:rPr>
-          <w:rFonts w:ascii="Times New Roman" w:hAnsi="Times New Roman"/>
-          <w:b w:val="0"/>
-          <w:sz w:val="28"/>
-        </w:rPr>
-        <w:t>5) практическая значимость работы состоит в том, что написанные тесты выступают исполняемой спецификацией бизнес-логики и защищают код от повторного появления найденных ошибок.</w:t>
+        <w:t>4) юнит-тесты выступают исполняемой спецификацией бизнес-логики и защищают модуль от повторного появления найденных ошибок.</w:t>
       </w:r>
     </w:p>
     <w:p>
@@ -3330,7 +3050,7 @@
     </w:p>
     <w:p>
       <w:pPr>
-        <w:spacing w:before="240" w:after="160"/>
+        <w:spacing w:before="200" w:after="160"/>
         <w:ind w:firstLine="0"/>
         <w:jc w:val="center"/>
       </w:pPr>
@@ -3340,7 +3060,7 @@
           <w:b/>
           <w:sz w:val="28"/>
         </w:rPr>
-        <w:t>ПРИЛОЖЕНИЕ А. СТАТИСТИКА ПО ТЕСТОВЫМ НАБОРАМ</w:t>
+        <w:t>ПРИЛОЖЕНИЕ. СТАТИСТИКА ПО ТЕСТОВЫМ НАБОРАМ</w:t>
       </w:r>
     </w:p>
     <w:tbl>
@@ -3351,16 +3071,16 @@
         <w:tblLook w:firstColumn="1" w:firstRow="1" w:lastColumn="0" w:lastRow="0" w:noHBand="0" w:noVBand="1" w:val="04A0"/>
       </w:tblPr>
       <w:tblGrid>
-        <w:gridCol w:w="1938"/>
-        <w:gridCol w:w="1938"/>
-        <w:gridCol w:w="1938"/>
-        <w:gridCol w:w="1938"/>
-        <w:gridCol w:w="1938"/>
+        <w:gridCol w:w="1995"/>
+        <w:gridCol w:w="1995"/>
+        <w:gridCol w:w="1995"/>
+        <w:gridCol w:w="1995"/>
+        <w:gridCol w:w="1995"/>
       </w:tblGrid>
       <w:tr>
         <w:tc>
           <w:tcPr>
-            <w:tcW w:type="dxa" w:w="3402"/>
+            <w:tcW w:type="dxa" w:w="3175"/>
           </w:tcPr>
           <w:p>
             <w:pPr>
@@ -3370,7 +3090,7 @@
             <w:r/>
             <w:r>
               <w:rPr>
-                <w:rFonts w:ascii="Times New Roman" w:hAnsi="Times New Roman" w:eastAsia="Times New Roman"/>
+                <w:rFonts w:ascii="Times New Roman" w:hAnsi="Times New Roman"/>
                 <w:b/>
                 <w:sz w:val="24"/>
               </w:rPr>
@@ -3390,17 +3110,17 @@
             <w:r/>
             <w:r>
               <w:rPr>
-                <w:rFonts w:ascii="Times New Roman" w:hAnsi="Times New Roman" w:eastAsia="Times New Roman"/>
+                <w:rFonts w:ascii="Times New Roman" w:hAnsi="Times New Roman"/>
                 <w:b/>
                 <w:sz w:val="24"/>
               </w:rPr>
-              <w:t>Модуль</w:t>
+              <w:t>Тестовый файл</w:t>
             </w:r>
           </w:p>
         </w:tc>
         <w:tc>
           <w:tcPr>
-            <w:tcW w:type="dxa" w:w="1134"/>
+            <w:tcW w:type="dxa" w:w="1020"/>
           </w:tcPr>
           <w:p>
             <w:pPr>
@@ -3410,7 +3130,7 @@
             <w:r/>
             <w:r>
               <w:rPr>
-                <w:rFonts w:ascii="Times New Roman" w:hAnsi="Times New Roman" w:eastAsia="Times New Roman"/>
+                <w:rFonts w:ascii="Times New Roman" w:hAnsi="Times New Roman"/>
                 <w:b/>
                 <w:sz w:val="24"/>
               </w:rPr>
@@ -3420,7 +3140,7 @@
         </w:tc>
         <w:tc>
           <w:tcPr>
-            <w:tcW w:type="dxa" w:w="1134"/>
+            <w:tcW w:type="dxa" w:w="1020"/>
           </w:tcPr>
           <w:p>
             <w:pPr>
@@ -3430,7 +3150,7 @@
             <w:r/>
             <w:r>
               <w:rPr>
-                <w:rFonts w:ascii="Times New Roman" w:hAnsi="Times New Roman" w:eastAsia="Times New Roman"/>
+                <w:rFonts w:ascii="Times New Roman" w:hAnsi="Times New Roman"/>
                 <w:b/>
                 <w:sz w:val="24"/>
               </w:rPr>
@@ -3440,7 +3160,7 @@
         </w:tc>
         <w:tc>
           <w:tcPr>
-            <w:tcW w:type="dxa" w:w="1134"/>
+            <w:tcW w:type="dxa" w:w="1020"/>
           </w:tcPr>
           <w:p>
             <w:pPr>
@@ -3450,7 +3170,7 @@
             <w:r/>
             <w:r>
               <w:rPr>
-                <w:rFonts w:ascii="Times New Roman" w:hAnsi="Times New Roman" w:eastAsia="Times New Roman"/>
+                <w:rFonts w:ascii="Times New Roman" w:hAnsi="Times New Roman"/>
                 <w:b/>
                 <w:sz w:val="24"/>
               </w:rPr>
@@ -3462,7 +3182,7 @@
       <w:tr>
         <w:tc>
           <w:tcPr>
-            <w:tcW w:type="dxa" w:w="3402"/>
+            <w:tcW w:type="dxa" w:w="3175"/>
           </w:tcPr>
           <w:p>
             <w:pPr>
@@ -3472,7 +3192,7 @@
             <w:r/>
             <w:r>
               <w:rPr>
-                <w:rFonts w:ascii="Times New Roman" w:hAnsi="Times New Roman" w:eastAsia="Times New Roman"/>
+                <w:rFonts w:ascii="Times New Roman" w:hAnsi="Times New Roman"/>
                 <w:b w:val="0"/>
                 <w:sz w:val="24"/>
               </w:rPr>
@@ -3492,27 +3212,27 @@
             <w:r/>
             <w:r>
               <w:rPr>
-                <w:rFonts w:ascii="Times New Roman" w:hAnsi="Times New Roman" w:eastAsia="Times New Roman"/>
+                <w:rFonts w:ascii="Times New Roman" w:hAnsi="Times New Roman"/>
                 <w:b w:val="0"/>
                 <w:sz w:val="24"/>
               </w:rPr>
-              <w:t>test_my_project</w:t>
+              <w:t>test_my_project.py</w:t>
             </w:r>
           </w:p>
         </w:tc>
         <w:tc>
           <w:tcPr>
-            <w:tcW w:type="dxa" w:w="1134"/>
+            <w:tcW w:type="dxa" w:w="1020"/>
           </w:tcPr>
           <w:p>
             <w:pPr>
               <w:spacing w:after="0" w:before="0" w:line="240" w:lineRule="auto"/>
-              <w:jc w:val="left"/>
+              <w:jc w:val="center"/>
             </w:pPr>
             <w:r/>
             <w:r>
               <w:rPr>
-                <w:rFonts w:ascii="Times New Roman" w:hAnsi="Times New Roman" w:eastAsia="Times New Roman"/>
+                <w:rFonts w:ascii="Times New Roman" w:hAnsi="Times New Roman"/>
                 <w:b w:val="0"/>
                 <w:sz w:val="24"/>
               </w:rPr>
@@ -3522,17 +3242,17 @@
         </w:tc>
         <w:tc>
           <w:tcPr>
-            <w:tcW w:type="dxa" w:w="1134"/>
+            <w:tcW w:type="dxa" w:w="1020"/>
           </w:tcPr>
           <w:p>
             <w:pPr>
               <w:spacing w:after="0" w:before="0" w:line="240" w:lineRule="auto"/>
-              <w:jc w:val="left"/>
+              <w:jc w:val="center"/>
             </w:pPr>
             <w:r/>
             <w:r>
               <w:rPr>
-                <w:rFonts w:ascii="Times New Roman" w:hAnsi="Times New Roman" w:eastAsia="Times New Roman"/>
+                <w:rFonts w:ascii="Times New Roman" w:hAnsi="Times New Roman"/>
                 <w:b w:val="0"/>
                 <w:sz w:val="24"/>
               </w:rPr>
@@ -3542,17 +3262,17 @@
         </w:tc>
         <w:tc>
           <w:tcPr>
-            <w:tcW w:type="dxa" w:w="1134"/>
+            <w:tcW w:type="dxa" w:w="1020"/>
           </w:tcPr>
           <w:p>
             <w:pPr>
               <w:spacing w:after="0" w:before="0" w:line="240" w:lineRule="auto"/>
-              <w:jc w:val="left"/>
+              <w:jc w:val="center"/>
             </w:pPr>
             <w:r/>
             <w:r>
               <w:rPr>
-                <w:rFonts w:ascii="Times New Roman" w:hAnsi="Times New Roman" w:eastAsia="Times New Roman"/>
+                <w:rFonts w:ascii="Times New Roman" w:hAnsi="Times New Roman"/>
                 <w:b w:val="0"/>
                 <w:sz w:val="24"/>
               </w:rPr>
@@ -3564,7 +3284,7 @@
       <w:tr>
         <w:tc>
           <w:tcPr>
-            <w:tcW w:type="dxa" w:w="3402"/>
+            <w:tcW w:type="dxa" w:w="3175"/>
           </w:tcPr>
           <w:p>
             <w:pPr>
@@ -3574,7 +3294,7 @@
             <w:r/>
             <w:r>
               <w:rPr>
-                <w:rFonts w:ascii="Times New Roman" w:hAnsi="Times New Roman" w:eastAsia="Times New Roman"/>
+                <w:rFonts w:ascii="Times New Roman" w:hAnsi="Times New Roman"/>
                 <w:b w:val="0"/>
                 <w:sz w:val="24"/>
               </w:rPr>
@@ -3594,27 +3314,27 @@
             <w:r/>
             <w:r>
               <w:rPr>
-                <w:rFonts w:ascii="Times New Roman" w:hAnsi="Times New Roman" w:eastAsia="Times New Roman"/>
+                <w:rFonts w:ascii="Times New Roman" w:hAnsi="Times New Roman"/>
                 <w:b w:val="0"/>
                 <w:sz w:val="24"/>
               </w:rPr>
-              <w:t>test_my_project</w:t>
+              <w:t>test_my_project.py</w:t>
             </w:r>
           </w:p>
         </w:tc>
         <w:tc>
           <w:tcPr>
-            <w:tcW w:type="dxa" w:w="1134"/>
+            <w:tcW w:type="dxa" w:w="1020"/>
           </w:tcPr>
           <w:p>
             <w:pPr>
               <w:spacing w:after="0" w:before="0" w:line="240" w:lineRule="auto"/>
-              <w:jc w:val="left"/>
+              <w:jc w:val="center"/>
             </w:pPr>
             <w:r/>
             <w:r>
               <w:rPr>
-                <w:rFonts w:ascii="Times New Roman" w:hAnsi="Times New Roman" w:eastAsia="Times New Roman"/>
+                <w:rFonts w:ascii="Times New Roman" w:hAnsi="Times New Roman"/>
                 <w:b w:val="0"/>
                 <w:sz w:val="24"/>
               </w:rPr>
@@ -3624,17 +3344,17 @@
         </w:tc>
         <w:tc>
           <w:tcPr>
-            <w:tcW w:type="dxa" w:w="1134"/>
+            <w:tcW w:type="dxa" w:w="1020"/>
           </w:tcPr>
           <w:p>
             <w:pPr>
               <w:spacing w:after="0" w:before="0" w:line="240" w:lineRule="auto"/>
-              <w:jc w:val="left"/>
+              <w:jc w:val="center"/>
             </w:pPr>
             <w:r/>
             <w:r>
               <w:rPr>
-                <w:rFonts w:ascii="Times New Roman" w:hAnsi="Times New Roman" w:eastAsia="Times New Roman"/>
+                <w:rFonts w:ascii="Times New Roman" w:hAnsi="Times New Roman"/>
                 <w:b w:val="0"/>
                 <w:sz w:val="24"/>
               </w:rPr>
@@ -3644,17 +3364,17 @@
         </w:tc>
         <w:tc>
           <w:tcPr>
-            <w:tcW w:type="dxa" w:w="1134"/>
+            <w:tcW w:type="dxa" w:w="1020"/>
           </w:tcPr>
           <w:p>
             <w:pPr>
               <w:spacing w:after="0" w:before="0" w:line="240" w:lineRule="auto"/>
-              <w:jc w:val="left"/>
+              <w:jc w:val="center"/>
             </w:pPr>
             <w:r/>
             <w:r>
               <w:rPr>
-                <w:rFonts w:ascii="Times New Roman" w:hAnsi="Times New Roman" w:eastAsia="Times New Roman"/>
+                <w:rFonts w:ascii="Times New Roman" w:hAnsi="Times New Roman"/>
                 <w:b w:val="0"/>
                 <w:sz w:val="24"/>
               </w:rPr>
@@ -3666,7 +3386,7 @@
       <w:tr>
         <w:tc>
           <w:tcPr>
-            <w:tcW w:type="dxa" w:w="3402"/>
+            <w:tcW w:type="dxa" w:w="3175"/>
           </w:tcPr>
           <w:p>
             <w:pPr>
@@ -3676,7 +3396,7 @@
             <w:r/>
             <w:r>
               <w:rPr>
-                <w:rFonts w:ascii="Times New Roman" w:hAnsi="Times New Roman" w:eastAsia="Times New Roman"/>
+                <w:rFonts w:ascii="Times New Roman" w:hAnsi="Times New Roman"/>
                 <w:b w:val="0"/>
                 <w:sz w:val="24"/>
               </w:rPr>
@@ -3696,27 +3416,27 @@
             <w:r/>
             <w:r>
               <w:rPr>
-                <w:rFonts w:ascii="Times New Roman" w:hAnsi="Times New Roman" w:eastAsia="Times New Roman"/>
+                <w:rFonts w:ascii="Times New Roman" w:hAnsi="Times New Roman"/>
                 <w:b w:val="0"/>
                 <w:sz w:val="24"/>
               </w:rPr>
-              <w:t>test_my_project</w:t>
+              <w:t>test_my_project.py</w:t>
             </w:r>
           </w:p>
         </w:tc>
         <w:tc>
           <w:tcPr>
-            <w:tcW w:type="dxa" w:w="1134"/>
+            <w:tcW w:type="dxa" w:w="1020"/>
           </w:tcPr>
           <w:p>
             <w:pPr>
               <w:spacing w:after="0" w:before="0" w:line="240" w:lineRule="auto"/>
-              <w:jc w:val="left"/>
+              <w:jc w:val="center"/>
             </w:pPr>
             <w:r/>
             <w:r>
               <w:rPr>
-                <w:rFonts w:ascii="Times New Roman" w:hAnsi="Times New Roman" w:eastAsia="Times New Roman"/>
+                <w:rFonts w:ascii="Times New Roman" w:hAnsi="Times New Roman"/>
                 <w:b w:val="0"/>
                 <w:sz w:val="24"/>
               </w:rPr>
@@ -3726,17 +3446,17 @@
         </w:tc>
         <w:tc>
           <w:tcPr>
-            <w:tcW w:type="dxa" w:w="1134"/>
+            <w:tcW w:type="dxa" w:w="1020"/>
           </w:tcPr>
           <w:p>
             <w:pPr>
               <w:spacing w:after="0" w:before="0" w:line="240" w:lineRule="auto"/>
-              <w:jc w:val="left"/>
+              <w:jc w:val="center"/>
             </w:pPr>
             <w:r/>
             <w:r>
               <w:rPr>
-                <w:rFonts w:ascii="Times New Roman" w:hAnsi="Times New Roman" w:eastAsia="Times New Roman"/>
+                <w:rFonts w:ascii="Times New Roman" w:hAnsi="Times New Roman"/>
                 <w:b w:val="0"/>
                 <w:sz w:val="24"/>
               </w:rPr>
@@ -3746,17 +3466,17 @@
         </w:tc>
         <w:tc>
           <w:tcPr>
-            <w:tcW w:type="dxa" w:w="1134"/>
+            <w:tcW w:type="dxa" w:w="1020"/>
           </w:tcPr>
           <w:p>
             <w:pPr>
               <w:spacing w:after="0" w:before="0" w:line="240" w:lineRule="auto"/>
-              <w:jc w:val="left"/>
+              <w:jc w:val="center"/>
             </w:pPr>
             <w:r/>
             <w:r>
               <w:rPr>
-                <w:rFonts w:ascii="Times New Roman" w:hAnsi="Times New Roman" w:eastAsia="Times New Roman"/>
+                <w:rFonts w:ascii="Times New Roman" w:hAnsi="Times New Roman"/>
                 <w:b w:val="0"/>
                 <w:sz w:val="24"/>
               </w:rPr>
@@ -3768,7 +3488,7 @@
       <w:tr>
         <w:tc>
           <w:tcPr>
-            <w:tcW w:type="dxa" w:w="3402"/>
+            <w:tcW w:type="dxa" w:w="3175"/>
           </w:tcPr>
           <w:p>
             <w:pPr>
@@ -3778,7 +3498,7 @@
             <w:r/>
             <w:r>
               <w:rPr>
-                <w:rFonts w:ascii="Times New Roman" w:hAnsi="Times New Roman" w:eastAsia="Times New Roman"/>
+                <w:rFonts w:ascii="Times New Roman" w:hAnsi="Times New Roman"/>
                 <w:b w:val="0"/>
                 <w:sz w:val="24"/>
               </w:rPr>
@@ -3798,27 +3518,27 @@
             <w:r/>
             <w:r>
               <w:rPr>
-                <w:rFonts w:ascii="Times New Roman" w:hAnsi="Times New Roman" w:eastAsia="Times New Roman"/>
+                <w:rFonts w:ascii="Times New Roman" w:hAnsi="Times New Roman"/>
                 <w:b w:val="0"/>
                 <w:sz w:val="24"/>
               </w:rPr>
-              <w:t>test_my_project</w:t>
+              <w:t>test_my_project.py</w:t>
             </w:r>
           </w:p>
         </w:tc>
         <w:tc>
           <w:tcPr>
-            <w:tcW w:type="dxa" w:w="1134"/>
+            <w:tcW w:type="dxa" w:w="1020"/>
           </w:tcPr>
           <w:p>
             <w:pPr>
               <w:spacing w:after="0" w:before="0" w:line="240" w:lineRule="auto"/>
-              <w:jc w:val="left"/>
+              <w:jc w:val="center"/>
             </w:pPr>
             <w:r/>
             <w:r>
               <w:rPr>
-                <w:rFonts w:ascii="Times New Roman" w:hAnsi="Times New Roman" w:eastAsia="Times New Roman"/>
+                <w:rFonts w:ascii="Times New Roman" w:hAnsi="Times New Roman"/>
                 <w:b w:val="0"/>
                 <w:sz w:val="24"/>
               </w:rPr>
@@ -3828,17 +3548,17 @@
         </w:tc>
         <w:tc>
           <w:tcPr>
-            <w:tcW w:type="dxa" w:w="1134"/>
+            <w:tcW w:type="dxa" w:w="1020"/>
           </w:tcPr>
           <w:p>
             <w:pPr>
               <w:spacing w:after="0" w:before="0" w:line="240" w:lineRule="auto"/>
-              <w:jc w:val="left"/>
+              <w:jc w:val="center"/>
             </w:pPr>
             <w:r/>
             <w:r>
               <w:rPr>
-                <w:rFonts w:ascii="Times New Roman" w:hAnsi="Times New Roman" w:eastAsia="Times New Roman"/>
+                <w:rFonts w:ascii="Times New Roman" w:hAnsi="Times New Roman"/>
                 <w:b w:val="0"/>
                 <w:sz w:val="24"/>
               </w:rPr>
@@ -3848,17 +3568,17 @@
         </w:tc>
         <w:tc>
           <w:tcPr>
-            <w:tcW w:type="dxa" w:w="1134"/>
+            <w:tcW w:type="dxa" w:w="1020"/>
           </w:tcPr>
           <w:p>
             <w:pPr>
               <w:spacing w:after="0" w:before="0" w:line="240" w:lineRule="auto"/>
-              <w:jc w:val="left"/>
+              <w:jc w:val="center"/>
             </w:pPr>
             <w:r/>
             <w:r>
               <w:rPr>
-                <w:rFonts w:ascii="Times New Roman" w:hAnsi="Times New Roman" w:eastAsia="Times New Roman"/>
+                <w:rFonts w:ascii="Times New Roman" w:hAnsi="Times New Roman"/>
                 <w:b w:val="0"/>
                 <w:sz w:val="24"/>
               </w:rPr>
@@ -3870,7 +3590,7 @@
       <w:tr>
         <w:tc>
           <w:tcPr>
-            <w:tcW w:type="dxa" w:w="3402"/>
+            <w:tcW w:type="dxa" w:w="3175"/>
           </w:tcPr>
           <w:p>
             <w:pPr>
@@ -3880,7 +3600,7 @@
             <w:r/>
             <w:r>
               <w:rPr>
-                <w:rFonts w:ascii="Times New Roman" w:hAnsi="Times New Roman" w:eastAsia="Times New Roman"/>
+                <w:rFonts w:ascii="Times New Roman" w:hAnsi="Times New Roman"/>
                 <w:b w:val="0"/>
                 <w:sz w:val="24"/>
               </w:rPr>
@@ -3900,27 +3620,27 @@
             <w:r/>
             <w:r>
               <w:rPr>
-                <w:rFonts w:ascii="Times New Roman" w:hAnsi="Times New Roman" w:eastAsia="Times New Roman"/>
+                <w:rFonts w:ascii="Times New Roman" w:hAnsi="Times New Roman"/>
                 <w:b w:val="0"/>
                 <w:sz w:val="24"/>
               </w:rPr>
-              <w:t>test_delivery</w:t>
+              <w:t>test_delivery.py</w:t>
             </w:r>
           </w:p>
         </w:tc>
         <w:tc>
           <w:tcPr>
-            <w:tcW w:type="dxa" w:w="1134"/>
+            <w:tcW w:type="dxa" w:w="1020"/>
           </w:tcPr>
           <w:p>
             <w:pPr>
               <w:spacing w:after="0" w:before="0" w:line="240" w:lineRule="auto"/>
-              <w:jc w:val="left"/>
+              <w:jc w:val="center"/>
             </w:pPr>
             <w:r/>
             <w:r>
               <w:rPr>
-                <w:rFonts w:ascii="Times New Roman" w:hAnsi="Times New Roman" w:eastAsia="Times New Roman"/>
+                <w:rFonts w:ascii="Times New Roman" w:hAnsi="Times New Roman"/>
                 <w:b w:val="0"/>
                 <w:sz w:val="24"/>
               </w:rPr>
@@ -3930,17 +3650,17 @@
         </w:tc>
         <w:tc>
           <w:tcPr>
-            <w:tcW w:type="dxa" w:w="1134"/>
+            <w:tcW w:type="dxa" w:w="1020"/>
           </w:tcPr>
           <w:p>
             <w:pPr>
               <w:spacing w:after="0" w:before="0" w:line="240" w:lineRule="auto"/>
-              <w:jc w:val="left"/>
+              <w:jc w:val="center"/>
             </w:pPr>
             <w:r/>
             <w:r>
               <w:rPr>
-                <w:rFonts w:ascii="Times New Roman" w:hAnsi="Times New Roman" w:eastAsia="Times New Roman"/>
+                <w:rFonts w:ascii="Times New Roman" w:hAnsi="Times New Roman"/>
                 <w:b w:val="0"/>
                 <w:sz w:val="24"/>
               </w:rPr>
@@ -3950,17 +3670,17 @@
         </w:tc>
         <w:tc>
           <w:tcPr>
-            <w:tcW w:type="dxa" w:w="1134"/>
+            <w:tcW w:type="dxa" w:w="1020"/>
           </w:tcPr>
           <w:p>
             <w:pPr>
               <w:spacing w:after="0" w:before="0" w:line="240" w:lineRule="auto"/>
-              <w:jc w:val="left"/>
+              <w:jc w:val="center"/>
             </w:pPr>
             <w:r/>
             <w:r>
               <w:rPr>
-                <w:rFonts w:ascii="Times New Roman" w:hAnsi="Times New Roman" w:eastAsia="Times New Roman"/>
+                <w:rFonts w:ascii="Times New Roman" w:hAnsi="Times New Roman"/>
                 <w:b w:val="0"/>
                 <w:sz w:val="24"/>
               </w:rPr>
@@ -3972,7 +3692,7 @@
       <w:tr>
         <w:tc>
           <w:tcPr>
-            <w:tcW w:type="dxa" w:w="3402"/>
+            <w:tcW w:type="dxa" w:w="3175"/>
           </w:tcPr>
           <w:p>
             <w:pPr>
@@ -3982,7 +3702,7 @@
             <w:r/>
             <w:r>
               <w:rPr>
-                <w:rFonts w:ascii="Times New Roman" w:hAnsi="Times New Roman" w:eastAsia="Times New Roman"/>
+                <w:rFonts w:ascii="Times New Roman" w:hAnsi="Times New Roman"/>
                 <w:b w:val="0"/>
                 <w:sz w:val="24"/>
               </w:rPr>
@@ -4002,27 +3722,27 @@
             <w:r/>
             <w:r>
               <w:rPr>
-                <w:rFonts w:ascii="Times New Roman" w:hAnsi="Times New Roman" w:eastAsia="Times New Roman"/>
+                <w:rFonts w:ascii="Times New Roman" w:hAnsi="Times New Roman"/>
                 <w:b w:val="0"/>
                 <w:sz w:val="24"/>
               </w:rPr>
-              <w:t>test_delivery</w:t>
+              <w:t>test_delivery.py</w:t>
             </w:r>
           </w:p>
         </w:tc>
         <w:tc>
           <w:tcPr>
-            <w:tcW w:type="dxa" w:w="1134"/>
+            <w:tcW w:type="dxa" w:w="1020"/>
           </w:tcPr>
           <w:p>
             <w:pPr>
               <w:spacing w:after="0" w:before="0" w:line="240" w:lineRule="auto"/>
-              <w:jc w:val="left"/>
+              <w:jc w:val="center"/>
             </w:pPr>
             <w:r/>
             <w:r>
               <w:rPr>
-                <w:rFonts w:ascii="Times New Roman" w:hAnsi="Times New Roman" w:eastAsia="Times New Roman"/>
+                <w:rFonts w:ascii="Times New Roman" w:hAnsi="Times New Roman"/>
                 <w:b w:val="0"/>
                 <w:sz w:val="24"/>
               </w:rPr>
@@ -4032,17 +3752,17 @@
         </w:tc>
         <w:tc>
           <w:tcPr>
-            <w:tcW w:type="dxa" w:w="1134"/>
+            <w:tcW w:type="dxa" w:w="1020"/>
           </w:tcPr>
           <w:p>
             <w:pPr>
               <w:spacing w:after="0" w:before="0" w:line="240" w:lineRule="auto"/>
-              <w:jc w:val="left"/>
+              <w:jc w:val="center"/>
             </w:pPr>
             <w:r/>
             <w:r>
               <w:rPr>
-                <w:rFonts w:ascii="Times New Roman" w:hAnsi="Times New Roman" w:eastAsia="Times New Roman"/>
+                <w:rFonts w:ascii="Times New Roman" w:hAnsi="Times New Roman"/>
                 <w:b w:val="0"/>
                 <w:sz w:val="24"/>
               </w:rPr>
@@ -4052,17 +3772,17 @@
         </w:tc>
         <w:tc>
           <w:tcPr>
-            <w:tcW w:type="dxa" w:w="1134"/>
+            <w:tcW w:type="dxa" w:w="1020"/>
           </w:tcPr>
           <w:p>
             <w:pPr>
               <w:spacing w:after="0" w:before="0" w:line="240" w:lineRule="auto"/>
-              <w:jc w:val="left"/>
+              <w:jc w:val="center"/>
             </w:pPr>
             <w:r/>
             <w:r>
               <w:rPr>
-                <w:rFonts w:ascii="Times New Roman" w:hAnsi="Times New Roman" w:eastAsia="Times New Roman"/>
+                <w:rFonts w:ascii="Times New Roman" w:hAnsi="Times New Roman"/>
                 <w:b w:val="0"/>
                 <w:sz w:val="24"/>
               </w:rPr>
@@ -4074,7 +3794,7 @@
       <w:tr>
         <w:tc>
           <w:tcPr>
-            <w:tcW w:type="dxa" w:w="3402"/>
+            <w:tcW w:type="dxa" w:w="3175"/>
           </w:tcPr>
           <w:p>
             <w:pPr>
@@ -4084,7 +3804,7 @@
             <w:r/>
             <w:r>
               <w:rPr>
-                <w:rFonts w:ascii="Times New Roman" w:hAnsi="Times New Roman" w:eastAsia="Times New Roman"/>
+                <w:rFonts w:ascii="Times New Roman" w:hAnsi="Times New Roman"/>
                 <w:b w:val="0"/>
                 <w:sz w:val="24"/>
               </w:rPr>
@@ -4104,27 +3824,27 @@
             <w:r/>
             <w:r>
               <w:rPr>
-                <w:rFonts w:ascii="Times New Roman" w:hAnsi="Times New Roman" w:eastAsia="Times New Roman"/>
+                <w:rFonts w:ascii="Times New Roman" w:hAnsi="Times New Roman"/>
                 <w:b w:val="0"/>
                 <w:sz w:val="24"/>
               </w:rPr>
-              <w:t>test_delivery</w:t>
+              <w:t>test_delivery.py</w:t>
             </w:r>
           </w:p>
         </w:tc>
         <w:tc>
           <w:tcPr>
-            <w:tcW w:type="dxa" w:w="1134"/>
+            <w:tcW w:type="dxa" w:w="1020"/>
           </w:tcPr>
           <w:p>
             <w:pPr>
               <w:spacing w:after="0" w:before="0" w:line="240" w:lineRule="auto"/>
-              <w:jc w:val="left"/>
+              <w:jc w:val="center"/>
             </w:pPr>
             <w:r/>
             <w:r>
               <w:rPr>
-                <w:rFonts w:ascii="Times New Roman" w:hAnsi="Times New Roman" w:eastAsia="Times New Roman"/>
+                <w:rFonts w:ascii="Times New Roman" w:hAnsi="Times New Roman"/>
                 <w:b w:val="0"/>
                 <w:sz w:val="24"/>
               </w:rPr>
@@ -4134,17 +3854,17 @@
         </w:tc>
         <w:tc>
           <w:tcPr>
-            <w:tcW w:type="dxa" w:w="1134"/>
+            <w:tcW w:type="dxa" w:w="1020"/>
           </w:tcPr>
           <w:p>
             <w:pPr>
               <w:spacing w:after="0" w:before="0" w:line="240" w:lineRule="auto"/>
-              <w:jc w:val="left"/>
+              <w:jc w:val="center"/>
             </w:pPr>
             <w:r/>
             <w:r>
               <w:rPr>
-                <w:rFonts w:ascii="Times New Roman" w:hAnsi="Times New Roman" w:eastAsia="Times New Roman"/>
+                <w:rFonts w:ascii="Times New Roman" w:hAnsi="Times New Roman"/>
                 <w:b w:val="0"/>
                 <w:sz w:val="24"/>
               </w:rPr>
@@ -4154,17 +3874,17 @@
         </w:tc>
         <w:tc>
           <w:tcPr>
-            <w:tcW w:type="dxa" w:w="1134"/>
+            <w:tcW w:type="dxa" w:w="1020"/>
           </w:tcPr>
           <w:p>
             <w:pPr>
               <w:spacing w:after="0" w:before="0" w:line="240" w:lineRule="auto"/>
-              <w:jc w:val="left"/>
+              <w:jc w:val="center"/>
             </w:pPr>
             <w:r/>
             <w:r>
               <w:rPr>
-                <w:rFonts w:ascii="Times New Roman" w:hAnsi="Times New Roman" w:eastAsia="Times New Roman"/>
+                <w:rFonts w:ascii="Times New Roman" w:hAnsi="Times New Roman"/>
                 <w:b w:val="0"/>
                 <w:sz w:val="24"/>
               </w:rPr>
@@ -4176,7 +3896,7 @@
     </w:tbl>
     <w:p>
       <w:pPr>
-        <w:spacing w:before="120" w:after="200"/>
+        <w:spacing w:before="80" w:after="200"/>
         <w:ind w:firstLine="0"/>
         <w:jc w:val="center"/>
       </w:pPr>
@@ -4188,948 +3908,10 @@
         <w:t>Таблица 6 – Распределение тестов по наборам</w:t>
       </w:r>
     </w:p>
-    <w:p/>
-    <w:p>
-      <w:pPr>
-        <w:spacing w:before="240" w:after="160"/>
-        <w:ind w:firstLine="0"/>
-        <w:jc w:val="center"/>
-      </w:pPr>
-      <w:r>
-        <w:rPr>
-          <w:rFonts w:ascii="Times New Roman" w:hAnsi="Times New Roman"/>
-          <w:b/>
-          <w:sz w:val="28"/>
-        </w:rPr>
-        <w:t>ПРИЛОЖЕНИЕ Б. ПЕРЕЧЕНЬ ТЕСТОВЫХ МЕТОДОВ</w:t>
-      </w:r>
-    </w:p>
-    <w:p>
-      <w:pPr>
-        <w:spacing w:line="360" w:lineRule="auto"/>
-        <w:ind w:firstLine="0"/>
-        <w:jc w:val="both"/>
-      </w:pPr>
-      <w:r>
-        <w:rPr>
-          <w:rFonts w:ascii="Times New Roman" w:hAnsi="Times New Roman"/>
-          <w:b w:val="0"/>
-          <w:sz w:val="28"/>
-        </w:rPr>
-        <w:t>Итоговая статистика выполнения команды python -m unittest discover -v:</w:t>
-      </w:r>
-    </w:p>
-    <w:p>
-      <w:pPr>
-        <w:spacing w:line="360" w:lineRule="auto"/>
-        <w:ind w:firstLine="0"/>
-        <w:jc w:val="both"/>
-      </w:pPr>
-      <w:r>
-        <w:rPr>
-          <w:rFonts w:ascii="Times New Roman" w:hAnsi="Times New Roman"/>
-          <w:b/>
-          <w:sz w:val="28"/>
-        </w:rPr>
-        <w:t>Ran 61 tests — OK: 57, FAILED (failures=4)</w:t>
-      </w:r>
-    </w:p>
-    <w:p/>
-    <w:p>
-      <w:pPr>
-        <w:spacing w:before="120" w:after="40"/>
-        <w:ind w:firstLine="0"/>
-      </w:pPr>
-      <w:r>
-        <w:rPr>
-          <w:rFonts w:ascii="Times New Roman" w:hAnsi="Times New Roman"/>
-          <w:b/>
-          <w:sz w:val="24"/>
-        </w:rPr>
-        <w:t>TestTriangleClassification</w:t>
-      </w:r>
-    </w:p>
-    <w:p>
-      <w:pPr>
-        <w:spacing w:line="240" w:lineRule="auto" w:after="0"/>
-        <w:ind w:left="567" w:firstLine="0"/>
-      </w:pPr>
-      <w:r>
-        <w:rPr>
-          <w:rFonts w:ascii="Times New Roman" w:hAnsi="Times New Roman"/>
-          <w:sz w:val="22"/>
-        </w:rPr>
-        <w:t>1. test_equilateral_returns_ravnostoronniy</w:t>
-      </w:r>
-    </w:p>
-    <w:p>
-      <w:pPr>
-        <w:spacing w:line="240" w:lineRule="auto" w:after="0"/>
-        <w:ind w:left="567" w:firstLine="0"/>
-      </w:pPr>
-      <w:r>
-        <w:rPr>
-          <w:rFonts w:ascii="Times New Roman" w:hAnsi="Times New Roman"/>
-          <w:sz w:val="22"/>
-        </w:rPr>
-        <w:t>2. test_isosceles_returns_ravnobedrenniy</w:t>
-      </w:r>
-    </w:p>
-    <w:p>
-      <w:pPr>
-        <w:spacing w:line="240" w:lineRule="auto" w:after="0"/>
-        <w:ind w:left="567" w:firstLine="0"/>
-      </w:pPr>
-      <w:r>
-        <w:rPr>
-          <w:rFonts w:ascii="Times New Roman" w:hAnsi="Times New Roman"/>
-          <w:sz w:val="22"/>
-        </w:rPr>
-        <w:t>3. test_isosceles_when_equal_sides_in_middle</w:t>
-      </w:r>
-    </w:p>
-    <w:p>
-      <w:pPr>
-        <w:spacing w:line="240" w:lineRule="auto" w:after="0"/>
-        <w:ind w:left="567" w:firstLine="0"/>
-      </w:pPr>
-      <w:r>
-        <w:rPr>
-          <w:rFonts w:ascii="Times New Roman" w:hAnsi="Times New Roman"/>
-          <w:sz w:val="22"/>
-        </w:rPr>
-        <w:t>4. test_isosceles_when_equal_sides_last</w:t>
-      </w:r>
-    </w:p>
-    <w:p>
-      <w:pPr>
-        <w:spacing w:line="240" w:lineRule="auto" w:after="0"/>
-        <w:ind w:left="567" w:firstLine="0"/>
-      </w:pPr>
-      <w:r>
-        <w:rPr>
-          <w:rFonts w:ascii="Times New Roman" w:hAnsi="Times New Roman"/>
-          <w:sz w:val="22"/>
-        </w:rPr>
-        <w:t>5. test_nearly_equal_sides_are_equilateral_with_tolerance</w:t>
-      </w:r>
-    </w:p>
-    <w:p>
-      <w:pPr>
-        <w:spacing w:line="240" w:lineRule="auto" w:after="0"/>
-        <w:ind w:left="567" w:firstLine="0"/>
-      </w:pPr>
-      <w:r>
-        <w:rPr>
-          <w:rFonts w:ascii="Times New Roman" w:hAnsi="Times New Roman"/>
-          <w:sz w:val="22"/>
-        </w:rPr>
-        <w:t>6. test_scalene_returns_raznostoronniy</w:t>
-      </w:r>
-    </w:p>
-    <w:p>
-      <w:pPr>
-        <w:spacing w:line="240" w:lineRule="auto" w:after="0"/>
-        <w:ind w:left="567" w:firstLine="0"/>
-      </w:pPr>
-      <w:r>
-        <w:rPr>
-          <w:rFonts w:ascii="Times New Roman" w:hAnsi="Times New Roman"/>
-          <w:sz w:val="22"/>
-        </w:rPr>
-        <w:t>7. test_scalene_with_decimal_sides</w:t>
-      </w:r>
-    </w:p>
-    <w:p>
-      <w:pPr>
-        <w:spacing w:before="120" w:after="40"/>
-        <w:ind w:firstLine="0"/>
-      </w:pPr>
-      <w:r>
-        <w:rPr>
-          <w:rFonts w:ascii="Times New Roman" w:hAnsi="Times New Roman"/>
-          <w:b/>
-          <w:sz w:val="24"/>
-        </w:rPr>
-        <w:t>TestTriangleCoordinates</w:t>
-      </w:r>
-    </w:p>
-    <w:p>
-      <w:pPr>
-        <w:spacing w:line="240" w:lineRule="auto" w:after="0"/>
-        <w:ind w:left="567" w:firstLine="0"/>
-      </w:pPr>
-      <w:r>
-        <w:rPr>
-          <w:rFonts w:ascii="Times New Roman" w:hAnsi="Times New Roman"/>
-          <w:sz w:val="22"/>
-        </w:rPr>
-        <w:t>8. test_coordinates_are_integer_pairs</w:t>
-      </w:r>
-    </w:p>
-    <w:p>
-      <w:pPr>
-        <w:spacing w:line="240" w:lineRule="auto" w:after="0"/>
-        <w:ind w:left="567" w:firstLine="0"/>
-      </w:pPr>
-      <w:r>
-        <w:rPr>
-          <w:rFonts w:ascii="Times New Roman" w:hAnsi="Times New Roman"/>
-          <w:sz w:val="22"/>
-        </w:rPr>
-        <w:t>9. test_coordinates_contain_exactly_three_vertices</w:t>
-      </w:r>
-    </w:p>
-    <w:p>
-      <w:pPr>
-        <w:spacing w:line="240" w:lineRule="auto" w:after="0"/>
-        <w:ind w:left="567" w:firstLine="0"/>
-      </w:pPr>
-      <w:r>
-        <w:rPr>
-          <w:rFonts w:ascii="Times New Roman" w:hAnsi="Times New Roman"/>
-          <w:sz w:val="22"/>
-        </w:rPr>
-        <w:t>10. test_coordinates_inside_100_by_100_field</w:t>
-      </w:r>
-    </w:p>
-    <w:p>
-      <w:pPr>
-        <w:spacing w:line="240" w:lineRule="auto" w:after="0"/>
-        <w:ind w:left="567" w:firstLine="0"/>
-      </w:pPr>
-      <w:r>
-        <w:rPr>
-          <w:rFonts w:ascii="Times New Roman" w:hAnsi="Times New Roman"/>
-          <w:sz w:val="22"/>
-        </w:rPr>
-        <w:t>11. test_coordinates_within_margin_band</w:t>
-      </w:r>
-    </w:p>
-    <w:p>
-      <w:pPr>
-        <w:spacing w:line="240" w:lineRule="auto" w:after="0"/>
-        <w:ind w:left="567" w:firstLine="0"/>
-      </w:pPr>
-      <w:r>
-        <w:rPr>
-          <w:rFonts w:ascii="Times New Roman" w:hAnsi="Times New Roman"/>
-          <w:sz w:val="22"/>
-        </w:rPr>
-        <w:t>12. test_invalid_numeric_sides_return_minus_one_coords</w:t>
-      </w:r>
-    </w:p>
-    <w:p>
-      <w:pPr>
-        <w:spacing w:line="240" w:lineRule="auto" w:after="0"/>
-        <w:ind w:left="567" w:firstLine="0"/>
-      </w:pPr>
-      <w:r>
-        <w:rPr>
-          <w:rFonts w:ascii="Times New Roman" w:hAnsi="Times New Roman"/>
-          <w:sz w:val="22"/>
-        </w:rPr>
-        <w:t>13. test_large_triangle_is_scaled_into_field</w:t>
-      </w:r>
-    </w:p>
-    <w:p>
-      <w:pPr>
-        <w:spacing w:line="240" w:lineRule="auto" w:after="0"/>
-        <w:ind w:left="567" w:firstLine="0"/>
-      </w:pPr>
-      <w:r>
-        <w:rPr>
-          <w:rFonts w:ascii="Times New Roman" w:hAnsi="Times New Roman"/>
-          <w:sz w:val="22"/>
-        </w:rPr>
-        <w:t>14. test_non_numeric_sides_return_minus_two_coords</w:t>
-      </w:r>
-    </w:p>
-    <w:p>
-      <w:pPr>
-        <w:spacing w:line="240" w:lineRule="auto" w:after="0"/>
-        <w:ind w:left="567" w:firstLine="0"/>
-      </w:pPr>
-      <w:r>
-        <w:rPr>
-          <w:rFonts w:ascii="Times New Roman" w:hAnsi="Times New Roman"/>
-          <w:sz w:val="22"/>
-        </w:rPr>
-        <w:t>15. test_tiny_triangle_scaled_up_stays_in_field</w:t>
-      </w:r>
-    </w:p>
-    <w:p>
-      <w:pPr>
-        <w:spacing w:line="240" w:lineRule="auto" w:after="0"/>
-        <w:ind w:left="567" w:firstLine="0"/>
-      </w:pPr>
-      <w:r>
-        <w:rPr>
-          <w:rFonts w:ascii="Times New Roman" w:hAnsi="Times New Roman"/>
-          <w:sz w:val="22"/>
-        </w:rPr>
-        <w:t>16. test_vertices_are_distinct_for_nonzero_triangle</w:t>
-      </w:r>
-    </w:p>
-    <w:p>
-      <w:pPr>
-        <w:spacing w:line="240" w:lineRule="auto" w:after="0"/>
-        <w:ind w:left="567" w:firstLine="0"/>
-      </w:pPr>
-      <w:r>
-        <w:rPr>
-          <w:rFonts w:ascii="Times New Roman" w:hAnsi="Times New Roman"/>
-          <w:sz w:val="22"/>
-        </w:rPr>
-        <w:t>17. test_whitespace_padded_sides_parsed_correctly</w:t>
-      </w:r>
-    </w:p>
-    <w:p>
-      <w:pPr>
-        <w:spacing w:before="120" w:after="40"/>
-        <w:ind w:firstLine="0"/>
-      </w:pPr>
-      <w:r>
-        <w:rPr>
-          <w:rFonts w:ascii="Times New Roman" w:hAnsi="Times New Roman"/>
-          <w:b/>
-          <w:sz w:val="24"/>
-        </w:rPr>
-        <w:t>TestTriangleOverflowRobustness</w:t>
-      </w:r>
-    </w:p>
-    <w:p>
-      <w:pPr>
-        <w:spacing w:line="240" w:lineRule="auto" w:after="0"/>
-        <w:ind w:left="567" w:firstLine="0"/>
-      </w:pPr>
-      <w:r>
-        <w:rPr>
-          <w:rFonts w:ascii="Times New Roman" w:hAnsi="Times New Roman"/>
-          <w:sz w:val="22"/>
-        </w:rPr>
-        <w:t>18. test_huge_sides_do_not_break_kind_detection</w:t>
-      </w:r>
-    </w:p>
-    <w:p>
-      <w:pPr>
-        <w:spacing w:line="240" w:lineRule="auto" w:after="0"/>
-        <w:ind w:left="567" w:firstLine="0"/>
-      </w:pPr>
-      <w:r>
-        <w:rPr>
-          <w:rFonts w:ascii="Times New Roman" w:hAnsi="Times New Roman"/>
-          <w:sz w:val="22"/>
-        </w:rPr>
-        <w:t>19. test_huge_sides_do_not_raise</w:t>
-      </w:r>
-    </w:p>
-    <w:p>
-      <w:pPr>
-        <w:spacing w:line="240" w:lineRule="auto" w:after="0"/>
-        <w:ind w:left="567" w:firstLine="0"/>
-      </w:pPr>
-      <w:r>
-        <w:rPr>
-          <w:rFonts w:ascii="Times New Roman" w:hAnsi="Times New Roman"/>
-          <w:sz w:val="22"/>
-        </w:rPr>
-        <w:t>20. test_huge_sides_with_overflow_return_invalid_coords</w:t>
-      </w:r>
-    </w:p>
-    <w:p>
-      <w:pPr>
-        <w:spacing w:before="120" w:after="40"/>
-        <w:ind w:firstLine="0"/>
-      </w:pPr>
-      <w:r>
-        <w:rPr>
-          <w:rFonts w:ascii="Times New Roman" w:hAnsi="Times New Roman"/>
-          <w:b/>
-          <w:sz w:val="24"/>
-        </w:rPr>
-        <w:t>TestTriangleValidation</w:t>
-      </w:r>
-    </w:p>
-    <w:p>
-      <w:pPr>
-        <w:spacing w:line="240" w:lineRule="auto" w:after="0"/>
-        <w:ind w:left="567" w:firstLine="0"/>
-      </w:pPr>
-      <w:r>
-        <w:rPr>
-          <w:rFonts w:ascii="Times New Roman" w:hAnsi="Times New Roman"/>
-          <w:sz w:val="22"/>
-        </w:rPr>
-        <w:t>21. test_all_negative_sides_are_not_a_triangle</w:t>
-      </w:r>
-    </w:p>
-    <w:p>
-      <w:pPr>
-        <w:spacing w:line="240" w:lineRule="auto" w:after="0"/>
-        <w:ind w:left="567" w:firstLine="0"/>
-      </w:pPr>
-      <w:r>
-        <w:rPr>
-          <w:rFonts w:ascii="Times New Roman" w:hAnsi="Times New Roman"/>
-          <w:sz w:val="22"/>
-        </w:rPr>
-        <w:t>22. test_comma_decimal_separator_is_non_numeric</w:t>
-      </w:r>
-    </w:p>
-    <w:p>
-      <w:pPr>
-        <w:spacing w:line="240" w:lineRule="auto" w:after="0"/>
-        <w:ind w:left="567" w:firstLine="0"/>
-      </w:pPr>
-      <w:r>
-        <w:rPr>
-          <w:rFonts w:ascii="Times New Roman" w:hAnsi="Times New Roman"/>
-          <w:sz w:val="22"/>
-        </w:rPr>
-        <w:t>23. test_degenerate_sides_on_straight_line</w:t>
-      </w:r>
-    </w:p>
-    <w:p>
-      <w:pPr>
-        <w:spacing w:line="240" w:lineRule="auto" w:after="0"/>
-        <w:ind w:left="567" w:firstLine="0"/>
-      </w:pPr>
-      <w:r>
-        <w:rPr>
-          <w:rFonts w:ascii="Times New Roman" w:hAnsi="Times New Roman"/>
-          <w:sz w:val="22"/>
-        </w:rPr>
-        <w:t>24. test_empty_string_is_non_numeric</w:t>
-      </w:r>
-    </w:p>
-    <w:p>
-      <w:pPr>
-        <w:spacing w:line="240" w:lineRule="auto" w:after="0"/>
-        <w:ind w:left="567" w:firstLine="0"/>
-      </w:pPr>
-      <w:r>
-        <w:rPr>
-          <w:rFonts w:ascii="Times New Roman" w:hAnsi="Times New Roman"/>
-          <w:sz w:val="22"/>
-        </w:rPr>
-        <w:t>25. test_infinite_side_is_rejected</w:t>
-      </w:r>
-    </w:p>
-    <w:p>
-      <w:pPr>
-        <w:spacing w:line="240" w:lineRule="auto" w:after="0"/>
-        <w:ind w:left="567" w:firstLine="0"/>
-      </w:pPr>
-      <w:r>
-        <w:rPr>
-          <w:rFonts w:ascii="Times New Roman" w:hAnsi="Times New Roman"/>
-          <w:sz w:val="22"/>
-        </w:rPr>
-        <w:t>26. test_nan_side_is_rejected</w:t>
-      </w:r>
-    </w:p>
-    <w:p>
-      <w:pPr>
-        <w:spacing w:line="240" w:lineRule="auto" w:after="0"/>
-        <w:ind w:left="567" w:firstLine="0"/>
-      </w:pPr>
-      <w:r>
-        <w:rPr>
-          <w:rFonts w:ascii="Times New Roman" w:hAnsi="Times New Roman"/>
-          <w:sz w:val="22"/>
-        </w:rPr>
-        <w:t>27. test_near_degenerate_side_within_epsilon_is_valid</w:t>
-      </w:r>
-    </w:p>
-    <w:p>
-      <w:pPr>
-        <w:spacing w:line="240" w:lineRule="auto" w:after="0"/>
-        <w:ind w:left="567" w:firstLine="0"/>
-      </w:pPr>
-      <w:r>
-        <w:rPr>
-          <w:rFonts w:ascii="Times New Roman" w:hAnsi="Times New Roman"/>
-          <w:sz w:val="22"/>
-        </w:rPr>
-        <w:t>28. test_negative_side_is_not_a_triangle</w:t>
-      </w:r>
-    </w:p>
-    <w:p>
-      <w:pPr>
-        <w:spacing w:line="240" w:lineRule="auto" w:after="0"/>
-        <w:ind w:left="567" w:firstLine="0"/>
-      </w:pPr>
-      <w:r>
-        <w:rPr>
-          <w:rFonts w:ascii="Times New Roman" w:hAnsi="Times New Roman"/>
-          <w:sz w:val="22"/>
-        </w:rPr>
-        <w:t>29. test_non_numeric_sides_return_empty_type</w:t>
-      </w:r>
-    </w:p>
-    <w:p>
-      <w:pPr>
-        <w:spacing w:line="240" w:lineRule="auto" w:after="0"/>
-        <w:ind w:left="567" w:firstLine="0"/>
-      </w:pPr>
-      <w:r>
-        <w:rPr>
-          <w:rFonts w:ascii="Times New Roman" w:hAnsi="Times New Roman"/>
-          <w:sz w:val="22"/>
-        </w:rPr>
-        <w:t>30. test_none_side_is_non_numeric</w:t>
-      </w:r>
-    </w:p>
-    <w:p>
-      <w:pPr>
-        <w:spacing w:line="240" w:lineRule="auto" w:after="0"/>
-        <w:ind w:left="567" w:firstLine="0"/>
-      </w:pPr>
-      <w:r>
-        <w:rPr>
-          <w:rFonts w:ascii="Times New Roman" w:hAnsi="Times New Roman"/>
-          <w:sz w:val="22"/>
-        </w:rPr>
-        <w:t>31. test_partly_non_numeric_returns_empty_type</w:t>
-      </w:r>
-    </w:p>
-    <w:p>
-      <w:pPr>
-        <w:spacing w:line="240" w:lineRule="auto" w:after="0"/>
-        <w:ind w:left="567" w:firstLine="0"/>
-      </w:pPr>
-      <w:r>
-        <w:rPr>
-          <w:rFonts w:ascii="Times New Roman" w:hAnsi="Times New Roman"/>
-          <w:sz w:val="22"/>
-        </w:rPr>
-        <w:t>32. test_second_degenerate_case_rejected</w:t>
-      </w:r>
-    </w:p>
-    <w:p>
-      <w:pPr>
-        <w:spacing w:line="240" w:lineRule="auto" w:after="0"/>
-        <w:ind w:left="567" w:firstLine="0"/>
-      </w:pPr>
-      <w:r>
-        <w:rPr>
-          <w:rFonts w:ascii="Times New Roman" w:hAnsi="Times New Roman"/>
-          <w:sz w:val="22"/>
-        </w:rPr>
-        <w:t>33. test_whitespace_only_string_is_non_numeric</w:t>
-      </w:r>
-    </w:p>
-    <w:p>
-      <w:pPr>
-        <w:spacing w:line="240" w:lineRule="auto" w:after="0"/>
-        <w:ind w:left="567" w:firstLine="0"/>
-      </w:pPr>
-      <w:r>
-        <w:rPr>
-          <w:rFonts w:ascii="Times New Roman" w:hAnsi="Times New Roman"/>
-          <w:sz w:val="22"/>
-        </w:rPr>
-        <w:t>34. test_zero_side_is_not_a_triangle</w:t>
-      </w:r>
-    </w:p>
-    <w:p>
-      <w:pPr>
-        <w:spacing w:before="120" w:after="40"/>
-        <w:ind w:firstLine="0"/>
-      </w:pPr>
-      <w:r>
-        <w:rPr>
-          <w:rFonts w:ascii="Times New Roman" w:hAnsi="Times New Roman"/>
-          <w:b/>
-          <w:sz w:val="24"/>
-        </w:rPr>
-        <w:t>TestDeliveryCost</w:t>
-      </w:r>
-    </w:p>
-    <w:p>
-      <w:pPr>
-        <w:spacing w:line="240" w:lineRule="auto" w:after="0"/>
-        <w:ind w:left="567" w:firstLine="0"/>
-      </w:pPr>
-      <w:r>
-        <w:rPr>
-          <w:rFonts w:ascii="Times New Roman" w:hAnsi="Times New Roman"/>
-          <w:sz w:val="22"/>
-        </w:rPr>
-        <w:t>35. test_all_supported_package_types_are_accepted</w:t>
-      </w:r>
-    </w:p>
-    <w:p>
-      <w:pPr>
-        <w:spacing w:line="240" w:lineRule="auto" w:after="0"/>
-        <w:ind w:left="567" w:firstLine="0"/>
-      </w:pPr>
-      <w:r>
-        <w:rPr>
-          <w:rFonts w:ascii="Times New Roman" w:hAnsi="Times New Roman"/>
-          <w:sz w:val="22"/>
-        </w:rPr>
-        <w:t>36. test_base_cost_is_base_plus_distance_rate</w:t>
-      </w:r>
-    </w:p>
-    <w:p>
-      <w:pPr>
-        <w:spacing w:line="240" w:lineRule="auto" w:after="0"/>
-        <w:ind w:left="567" w:firstLine="0"/>
-      </w:pPr>
-      <w:r>
-        <w:rPr>
-          <w:rFonts w:ascii="Times New Roman" w:hAnsi="Times New Roman"/>
-          <w:sz w:val="22"/>
-        </w:rPr>
-        <w:t>37. test_cost_with_half_ruble_is_rounded_to_nearest_ruble</w:t>
-      </w:r>
-    </w:p>
-    <w:p>
-      <w:pPr>
-        <w:spacing w:line="240" w:lineRule="auto" w:after="0"/>
-        <w:ind w:left="567" w:firstLine="0"/>
-      </w:pPr>
-      <w:r>
-        <w:rPr>
-          <w:rFonts w:ascii="Times New Roman" w:hAnsi="Times New Roman"/>
-          <w:sz w:val="22"/>
-        </w:rPr>
-        <w:t>38. test_dangerous_adds_1000_surcharge</w:t>
-      </w:r>
-    </w:p>
-    <w:p>
-      <w:pPr>
-        <w:spacing w:line="240" w:lineRule="auto" w:after="0"/>
-        <w:ind w:left="567" w:firstLine="0"/>
-      </w:pPr>
-      <w:r>
-        <w:rPr>
-          <w:rFonts w:ascii="Times New Roman" w:hAnsi="Times New Roman"/>
-          <w:sz w:val="22"/>
-        </w:rPr>
-        <w:t>39. test_fragile_adds_300_surcharge</w:t>
-      </w:r>
-    </w:p>
-    <w:p>
-      <w:pPr>
-        <w:spacing w:line="240" w:lineRule="auto" w:after="0"/>
-        <w:ind w:left="567" w:firstLine="0"/>
-      </w:pPr>
-      <w:r>
-        <w:rPr>
-          <w:rFonts w:ascii="Times New Roman" w:hAnsi="Times New Roman"/>
-          <w:sz w:val="22"/>
-        </w:rPr>
-        <w:t>40. test_heavy_weight_uses_single_multiplier_only</w:t>
-      </w:r>
-    </w:p>
-    <w:p>
-      <w:pPr>
-        <w:spacing w:line="240" w:lineRule="auto" w:after="0"/>
-        <w:ind w:left="567" w:firstLine="0"/>
-      </w:pPr>
-      <w:r>
-        <w:rPr>
-          <w:rFonts w:ascii="Times New Roman" w:hAnsi="Times New Roman"/>
-          <w:sz w:val="22"/>
-        </w:rPr>
-        <w:t>41. test_large_weight_applies_1_5_multiplier</w:t>
-      </w:r>
-    </w:p>
-    <w:p>
-      <w:pPr>
-        <w:spacing w:line="240" w:lineRule="auto" w:after="0"/>
-        <w:ind w:left="567" w:firstLine="0"/>
-      </w:pPr>
-      <w:r>
-        <w:rPr>
-          <w:rFonts w:ascii="Times New Roman" w:hAnsi="Times New Roman"/>
-          <w:sz w:val="22"/>
-        </w:rPr>
-        <w:t>42. test_lower_bounds_are_accepted</w:t>
-      </w:r>
-    </w:p>
-    <w:p>
-      <w:pPr>
-        <w:spacing w:line="240" w:lineRule="auto" w:after="0"/>
-        <w:ind w:left="567" w:firstLine="0"/>
-      </w:pPr>
-      <w:r>
-        <w:rPr>
-          <w:rFonts w:ascii="Times New Roman" w:hAnsi="Times New Roman"/>
-          <w:sz w:val="22"/>
-        </w:rPr>
-        <w:t>43. test_medium_weight_applies_1_2_multiplier</w:t>
-      </w:r>
-    </w:p>
-    <w:p>
-      <w:pPr>
-        <w:spacing w:line="240" w:lineRule="auto" w:after="0"/>
-        <w:ind w:left="567" w:firstLine="0"/>
-      </w:pPr>
-      <w:r>
-        <w:rPr>
-          <w:rFonts w:ascii="Times New Roman" w:hAnsi="Times New Roman"/>
-          <w:sz w:val="22"/>
-        </w:rPr>
-        <w:t>44. test_return_shape_is_cost_and_date</w:t>
-      </w:r>
-    </w:p>
-    <w:p>
-      <w:pPr>
-        <w:spacing w:line="240" w:lineRule="auto" w:after="0"/>
-        <w:ind w:left="567" w:firstLine="0"/>
-      </w:pPr>
-      <w:r>
-        <w:rPr>
-          <w:rFonts w:ascii="Times New Roman" w:hAnsi="Times New Roman"/>
-          <w:sz w:val="22"/>
-        </w:rPr>
-        <w:t>45. test_upper_bounds_are_accepted</w:t>
-      </w:r>
-    </w:p>
-    <w:p>
-      <w:pPr>
-        <w:spacing w:line="240" w:lineRule="auto" w:after="0"/>
-        <w:ind w:left="567" w:firstLine="0"/>
-      </w:pPr>
-      <w:r>
-        <w:rPr>
-          <w:rFonts w:ascii="Times New Roman" w:hAnsi="Times New Roman"/>
-          <w:sz w:val="22"/>
-        </w:rPr>
-        <w:t>46. test_weight_and_fragile_surcharges_combine</w:t>
-      </w:r>
-    </w:p>
-    <w:p>
-      <w:pPr>
-        <w:spacing w:line="240" w:lineRule="auto" w:after="0"/>
-        <w:ind w:left="567" w:firstLine="0"/>
-      </w:pPr>
-      <w:r>
-        <w:rPr>
-          <w:rFonts w:ascii="Times New Roman" w:hAnsi="Times New Roman"/>
-          <w:sz w:val="22"/>
-        </w:rPr>
-        <w:t>47. test_weight_exactly_twenty_uses_heavy_tariff</w:t>
-      </w:r>
-    </w:p>
-    <w:p>
-      <w:pPr>
-        <w:spacing w:line="240" w:lineRule="auto" w:after="0"/>
-        <w:ind w:left="567" w:firstLine="0"/>
-      </w:pPr>
-      <w:r>
-        <w:rPr>
-          <w:rFonts w:ascii="Times New Roman" w:hAnsi="Times New Roman"/>
-          <w:sz w:val="22"/>
-        </w:rPr>
-        <w:t>48. test_weight_on_lower_boundary_has_no_multiplier</w:t>
-      </w:r>
-    </w:p>
-    <w:p>
-      <w:pPr>
-        <w:spacing w:before="120" w:after="40"/>
-        <w:ind w:firstLine="0"/>
-      </w:pPr>
-      <w:r>
-        <w:rPr>
-          <w:rFonts w:ascii="Times New Roman" w:hAnsi="Times New Roman"/>
-          <w:b/>
-          <w:sz w:val="24"/>
-        </w:rPr>
-        <w:t>TestDeliveryValidation</w:t>
-      </w:r>
-    </w:p>
-    <w:p>
-      <w:pPr>
-        <w:spacing w:line="240" w:lineRule="auto" w:after="0"/>
-        <w:ind w:left="567" w:firstLine="0"/>
-      </w:pPr>
-      <w:r>
-        <w:rPr>
-          <w:rFonts w:ascii="Times New Roman" w:hAnsi="Times New Roman"/>
-          <w:sz w:val="22"/>
-        </w:rPr>
-        <w:t>49. test_distance_above_maximum_returns_error</w:t>
-      </w:r>
-    </w:p>
-    <w:p>
-      <w:pPr>
-        <w:spacing w:line="240" w:lineRule="auto" w:after="0"/>
-        <w:ind w:left="567" w:firstLine="0"/>
-      </w:pPr>
-      <w:r>
-        <w:rPr>
-          <w:rFonts w:ascii="Times New Roman" w:hAnsi="Times New Roman"/>
-          <w:sz w:val="22"/>
-        </w:rPr>
-        <w:t>50. test_distance_below_minimum_returns_error</w:t>
-      </w:r>
-    </w:p>
-    <w:p>
-      <w:pPr>
-        <w:spacing w:line="240" w:lineRule="auto" w:after="0"/>
-        <w:ind w:left="567" w:firstLine="0"/>
-      </w:pPr>
-      <w:r>
-        <w:rPr>
-          <w:rFonts w:ascii="Times New Roman" w:hAnsi="Times New Roman"/>
-          <w:sz w:val="22"/>
-        </w:rPr>
-        <w:t>51. test_empty_package_type_returns_error</w:t>
-      </w:r>
-    </w:p>
-    <w:p>
-      <w:pPr>
-        <w:spacing w:line="240" w:lineRule="auto" w:after="0"/>
-        <w:ind w:left="567" w:firstLine="0"/>
-      </w:pPr>
-      <w:r>
-        <w:rPr>
-          <w:rFonts w:ascii="Times New Roman" w:hAnsi="Times New Roman"/>
-          <w:sz w:val="22"/>
-        </w:rPr>
-        <w:t>52. test_negative_distance_returns_error</w:t>
-      </w:r>
-    </w:p>
-    <w:p>
-      <w:pPr>
-        <w:spacing w:line="240" w:lineRule="auto" w:after="0"/>
-        <w:ind w:left="567" w:firstLine="0"/>
-      </w:pPr>
-      <w:r>
-        <w:rPr>
-          <w:rFonts w:ascii="Times New Roman" w:hAnsi="Times New Roman"/>
-          <w:sz w:val="22"/>
-        </w:rPr>
-        <w:t>53. test_negative_weight_returns_error</w:t>
-      </w:r>
-    </w:p>
-    <w:p>
-      <w:pPr>
-        <w:spacing w:line="240" w:lineRule="auto" w:after="0"/>
-        <w:ind w:left="567" w:firstLine="0"/>
-      </w:pPr>
-      <w:r>
-        <w:rPr>
-          <w:rFonts w:ascii="Times New Roman" w:hAnsi="Times New Roman"/>
-          <w:sz w:val="22"/>
-        </w:rPr>
-        <w:t>54. test_unknown_package_type_returns_error</w:t>
-      </w:r>
-    </w:p>
-    <w:p>
-      <w:pPr>
-        <w:spacing w:line="240" w:lineRule="auto" w:after="0"/>
-        <w:ind w:left="567" w:firstLine="0"/>
-      </w:pPr>
-      <w:r>
-        <w:rPr>
-          <w:rFonts w:ascii="Times New Roman" w:hAnsi="Times New Roman"/>
-          <w:sz w:val="22"/>
-        </w:rPr>
-        <w:t>55. test_weight_above_maximum_returns_error</w:t>
-      </w:r>
-    </w:p>
-    <w:p>
-      <w:pPr>
-        <w:spacing w:line="240" w:lineRule="auto" w:after="0"/>
-        <w:ind w:left="567" w:firstLine="0"/>
-      </w:pPr>
-      <w:r>
-        <w:rPr>
-          <w:rFonts w:ascii="Times New Roman" w:hAnsi="Times New Roman"/>
-          <w:sz w:val="22"/>
-        </w:rPr>
-        <w:t>56. test_weight_below_minimum_returns_error</w:t>
-      </w:r>
-    </w:p>
-    <w:p>
-      <w:pPr>
-        <w:spacing w:before="120" w:after="40"/>
-        <w:ind w:firstLine="0"/>
-      </w:pPr>
-      <w:r>
-        <w:rPr>
-          <w:rFonts w:ascii="Times New Roman" w:hAnsi="Times New Roman"/>
-          <w:b/>
-          <w:sz w:val="24"/>
-        </w:rPr>
-        <w:t>TestExpressDelivery</w:t>
-      </w:r>
-    </w:p>
-    <w:p>
-      <w:pPr>
-        <w:spacing w:line="240" w:lineRule="auto" w:after="0"/>
-        <w:ind w:left="567" w:firstLine="0"/>
-      </w:pPr>
-      <w:r>
-        <w:rPr>
-          <w:rFonts w:ascii="Times New Roman" w:hAnsi="Times New Roman"/>
-          <w:sz w:val="22"/>
-        </w:rPr>
-        <w:t>57. test_express_delivers_faster_than_normal</w:t>
-      </w:r>
-    </w:p>
-    <w:p>
-      <w:pPr>
-        <w:spacing w:line="240" w:lineRule="auto" w:after="0"/>
-        <w:ind w:left="567" w:firstLine="0"/>
-      </w:pPr>
-      <w:r>
-        <w:rPr>
-          <w:rFonts w:ascii="Times New Roman" w:hAnsi="Times New Roman"/>
-          <w:sz w:val="22"/>
-        </w:rPr>
-        <w:t>58. test_express_delivery_halves_transport_time</w:t>
-      </w:r>
-    </w:p>
-    <w:p>
-      <w:pPr>
-        <w:spacing w:line="240" w:lineRule="auto" w:after="0"/>
-        <w:ind w:left="567" w:firstLine="0"/>
-      </w:pPr>
-      <w:r>
-        <w:rPr>
-          <w:rFonts w:ascii="Times New Roman" w:hAnsi="Times New Roman"/>
-          <w:sz w:val="22"/>
-        </w:rPr>
-        <w:t>59. test_express_delivery_is_never_delivered_on_shipment_day</w:t>
-      </w:r>
-    </w:p>
-    <w:p>
-      <w:pPr>
-        <w:spacing w:line="240" w:lineRule="auto" w:after="0"/>
-        <w:ind w:left="567" w:firstLine="0"/>
-      </w:pPr>
-      <w:r>
-        <w:rPr>
-          <w:rFonts w:ascii="Times New Roman" w:hAnsi="Times New Roman"/>
-          <w:sz w:val="22"/>
-        </w:rPr>
-        <w:t>60. test_express_shipment_takes_at_least_one_day</w:t>
-      </w:r>
-    </w:p>
-    <w:p>
-      <w:pPr>
-        <w:spacing w:line="240" w:lineRule="auto" w:after="0"/>
-        <w:ind w:left="567" w:firstLine="0"/>
-      </w:pPr>
-      <w:r>
-        <w:rPr>
-          <w:rFonts w:ascii="Times New Roman" w:hAnsi="Times New Roman"/>
-          <w:sz w:val="22"/>
-        </w:rPr>
-        <w:t>61. test_normal_express_ratio_is_premium</w:t>
-      </w:r>
-    </w:p>
     <w:sectPr>
       <w:footerReference w:type="default" r:id="rId9"/>
       <w:pgSz w:w="12240" w:h="15840"/>
-      <w:pgMar w:top="1134" w:right="850" w:bottom="1134" w:left="1701" w:header="720" w:footer="720" w:gutter="0"/>
+      <w:pgMar w:top="1134" w:right="850" w:bottom="1134" w:left="1417" w:header="720" w:footer="720" w:gutter="0"/>
       <w:cols w:space="720"/>
       <w:docGrid w:linePitch="360"/>
     </w:sectPr>

--- a/Отчет_ЛР2_Мандалуев_СА.docx
+++ b/Отчет_ЛР2_Мандалуев_СА.docx
@@ -563,7 +563,7 @@
                 <w:b w:val="0"/>
                 <w:sz w:val="24"/>
               </w:rPr>
-              <w:t>34 теста</w:t>
+              <w:t>21 тест</w:t>
             </w:r>
           </w:p>
         </w:tc>
@@ -645,7 +645,7 @@
                 <w:b w:val="0"/>
                 <w:sz w:val="24"/>
               </w:rPr>
-              <w:t>27 тестов</w:t>
+              <w:t>11 тестов</w:t>
             </w:r>
           </w:p>
         </w:tc>
@@ -879,7 +879,7 @@
                 <w:b w:val="0"/>
                 <w:sz w:val="24"/>
               </w:rPr>
-              <w:t>34</w:t>
+              <w:t>21</w:t>
             </w:r>
           </w:p>
         </w:tc>
@@ -899,7 +899,7 @@
                 <w:b w:val="0"/>
                 <w:sz w:val="24"/>
               </w:rPr>
-              <w:t>34</w:t>
+              <w:t>21</w:t>
             </w:r>
           </w:p>
         </w:tc>
@@ -1001,7 +1001,7 @@
                 <w:b w:val="0"/>
                 <w:sz w:val="24"/>
               </w:rPr>
-              <w:t>27</w:t>
+              <w:t>11</w:t>
             </w:r>
           </w:p>
         </w:tc>
@@ -1021,7 +1021,7 @@
                 <w:b w:val="0"/>
                 <w:sz w:val="24"/>
               </w:rPr>
-              <w:t>23</w:t>
+              <w:t>8</w:t>
             </w:r>
           </w:p>
         </w:tc>
@@ -1041,7 +1041,7 @@
                 <w:b w:val="0"/>
                 <w:sz w:val="24"/>
               </w:rPr>
-              <w:t>4</w:t>
+              <w:t>3</w:t>
             </w:r>
           </w:p>
         </w:tc>
@@ -1061,7 +1061,7 @@
                 <w:b w:val="0"/>
                 <w:sz w:val="24"/>
               </w:rPr>
-              <w:t>85 % (23 из 27)</w:t>
+              <w:t>73 % (8 из 11)</w:t>
             </w:r>
           </w:p>
         </w:tc>
@@ -1122,7 +1122,7 @@
                 <w:b w:val="0"/>
                 <w:sz w:val="24"/>
               </w:rPr>
-              <w:t>61</w:t>
+              <w:t>32</w:t>
             </w:r>
           </w:p>
         </w:tc>
@@ -1142,7 +1142,7 @@
                 <w:b w:val="0"/>
                 <w:sz w:val="24"/>
               </w:rPr>
-              <w:t>57</w:t>
+              <w:t>29</w:t>
             </w:r>
           </w:p>
         </w:tc>
@@ -1162,7 +1162,7 @@
                 <w:b w:val="0"/>
                 <w:sz w:val="24"/>
               </w:rPr>
-              <w:t>4</w:t>
+              <w:t>3</w:t>
             </w:r>
           </w:p>
         </w:tc>
@@ -1182,7 +1182,7 @@
                 <w:b w:val="0"/>
                 <w:sz w:val="24"/>
               </w:rPr>
-              <w:t>93 % (57 из 61)</w:t>
+              <w:t>91 % (29 из 32)</w:t>
             </w:r>
           </w:p>
         </w:tc>
@@ -1222,7 +1222,7 @@
           <w:b/>
           <w:sz w:val="28"/>
         </w:rPr>
-        <w:t>61 юнит-тест</w:t>
+        <w:t>32 юнит-теста</w:t>
       </w:r>
       <w:r>
         <w:rPr>
@@ -1269,7 +1269,7 @@
           <w:b/>
           <w:sz w:val="28"/>
         </w:rPr>
-        <w:t>34 теста</w:t>
+        <w:t>21 тест</w:t>
       </w:r>
       <w:r>
         <w:rPr>
@@ -1285,7 +1285,7 @@
           <w:b/>
           <w:sz w:val="28"/>
         </w:rPr>
-        <w:t>34</w:t>
+        <w:t>21</w:t>
       </w:r>
       <w:r>
         <w:rPr>
@@ -1316,7 +1316,7 @@
           <w:b/>
           <w:sz w:val="28"/>
         </w:rPr>
-        <w:t>27 тестов</w:t>
+        <w:t>11 тестов</w:t>
       </w:r>
       <w:r>
         <w:rPr>
@@ -1332,7 +1332,7 @@
           <w:b/>
           <w:sz w:val="28"/>
         </w:rPr>
-        <w:t>23</w:t>
+        <w:t>8</w:t>
       </w:r>
       <w:r>
         <w:rPr>
@@ -1348,7 +1348,7 @@
           <w:b/>
           <w:sz w:val="28"/>
         </w:rPr>
-        <w:t>4</w:t>
+        <w:t>3</w:t>
       </w:r>
       <w:r>
         <w:rPr>
@@ -1415,7 +1415,7 @@
           <w:b/>
           <w:sz w:val="28"/>
         </w:rPr>
-        <w:t>4 теста</w:t>
+        <w:t>3 теста</w:t>
       </w:r>
       <w:r>
         <w:rPr>
@@ -1423,7 +1423,7 @@
           <w:b w:val="0"/>
           <w:sz w:val="28"/>
         </w:rPr>
-        <w:t xml:space="preserve"> из 27 (все упавшие тесты собраны в таблице 3). Остальные 23 теста модуля проходят успешно.</w:t>
+        <w:t xml:space="preserve"> из 11 (все упавшие тесты собраны в таблице 3). Остальные 8 тестов модуля проходят успешно.</w:t>
       </w:r>
     </w:p>
     <w:tbl>
@@ -1783,108 +1783,6 @@
                 <w:b w:val="0"/>
                 <w:sz w:val="20"/>
               </w:rPr>
-              <w:t>test_express_shipment_takes_at_least_one_day</w:t>
-            </w:r>
-          </w:p>
-        </w:tc>
-        <w:tc>
-          <w:tcPr>
-            <w:tcW w:type="dxa" w:w="1701"/>
-          </w:tcPr>
-          <w:p>
-            <w:pPr>
-              <w:spacing w:after="0" w:before="0" w:line="240" w:lineRule="auto"/>
-              <w:jc w:val="center"/>
-            </w:pPr>
-            <w:r/>
-            <w:r>
-              <w:rPr>
-                <w:rFonts w:ascii="Times New Roman" w:hAnsi="Times New Roman"/>
-                <w:b w:val="0"/>
-                <w:sz w:val="20"/>
-              </w:rPr>
-              <w:t>TestExpressDelivery</w:t>
-            </w:r>
-          </w:p>
-        </w:tc>
-        <w:tc>
-          <w:tcPr>
-            <w:tcW w:type="dxa" w:w="2211"/>
-          </w:tcPr>
-          <w:p>
-            <w:pPr>
-              <w:spacing w:after="0" w:before="0" w:line="240" w:lineRule="auto"/>
-              <w:jc w:val="center"/>
-            </w:pPr>
-            <w:r/>
-            <w:r>
-              <w:rPr>
-                <w:rFonts w:ascii="Times New Roman" w:hAnsi="Times New Roman"/>
-                <w:b w:val="0"/>
-                <w:sz w:val="20"/>
-              </w:rPr>
-              <w:t>дата доставки позже даты отправки 03.09.2026</w:t>
-            </w:r>
-          </w:p>
-        </w:tc>
-        <w:tc>
-          <w:tcPr>
-            <w:tcW w:type="dxa" w:w="1814"/>
-          </w:tcPr>
-          <w:p>
-            <w:pPr>
-              <w:spacing w:after="0" w:before="0" w:line="240" w:lineRule="auto"/>
-              <w:jc w:val="center"/>
-            </w:pPr>
-            <w:r/>
-            <w:r>
-              <w:rPr>
-                <w:rFonts w:ascii="Times New Roman" w:hAnsi="Times New Roman"/>
-                <w:b w:val="0"/>
-                <w:sz w:val="20"/>
-              </w:rPr>
-              <w:t>дата доставки = 03.09.2026 (день отправки)</w:t>
-            </w:r>
-          </w:p>
-        </w:tc>
-      </w:tr>
-      <w:tr>
-        <w:tc>
-          <w:tcPr>
-            <w:tcW w:type="dxa" w:w="510"/>
-          </w:tcPr>
-          <w:p>
-            <w:pPr>
-              <w:spacing w:after="0" w:before="0" w:line="240" w:lineRule="auto"/>
-              <w:jc w:val="left"/>
-            </w:pPr>
-            <w:r/>
-            <w:r>
-              <w:rPr>
-                <w:rFonts w:ascii="Times New Roman" w:hAnsi="Times New Roman"/>
-                <w:b w:val="0"/>
-                <w:sz w:val="20"/>
-              </w:rPr>
-              <w:t>4</w:t>
-            </w:r>
-          </w:p>
-        </w:tc>
-        <w:tc>
-          <w:tcPr>
-            <w:tcW w:type="dxa" w:w="2835"/>
-          </w:tcPr>
-          <w:p>
-            <w:pPr>
-              <w:spacing w:after="0" w:before="0" w:line="240" w:lineRule="auto"/>
-              <w:jc w:val="left"/>
-            </w:pPr>
-            <w:r/>
-            <w:r>
-              <w:rPr>
-                <w:rFonts w:ascii="Times New Roman" w:hAnsi="Times New Roman"/>
-                <w:b w:val="0"/>
-                <w:sz w:val="20"/>
-              </w:rPr>
               <w:t>test_normal_express_ratio_is_premium</w:t>
             </w:r>
           </w:p>
@@ -1991,7 +1889,7 @@
           <w:rFonts w:ascii="Consolas" w:hAnsi="Consolas"/>
           <w:sz w:val="22"/>
         </w:rPr>
-        <w:t>Ran 61 tests</w:t>
+        <w:t>Ran 32 tests</w:t>
         <w:br/>
       </w:r>
       <w:r>
@@ -1999,7 +1897,7 @@
           <w:rFonts w:ascii="Consolas" w:hAnsi="Consolas"/>
           <w:sz w:val="22"/>
         </w:rPr>
-        <w:t>FAILED (failures=4)</w:t>
+        <w:t>FAILED (failures=3)</w:t>
       </w:r>
     </w:p>
     <w:p>
@@ -2034,7 +1932,7 @@
           <w:b w:val="0"/>
           <w:sz w:val="28"/>
         </w:rPr>
-        <w:t xml:space="preserve">Четыре упавших теста вызваны тремя дефектными строками в </w:t>
+        <w:t xml:space="preserve">3 упавших теста вызваны тремя дефектными строками в </w:t>
       </w:r>
       <w:r>
         <w:rPr>
@@ -2206,8 +2104,6 @@
                 <w:b w:val="0"/>
                 <w:sz w:val="20"/>
               </w:rPr>
-              <w:t>test_express_shipment_takes_at_least_one_day;</w:t>
-              <w:br/>
               <w:t>test_express_delivery_is_never_delivered_on_shipment_day</w:t>
             </w:r>
           </w:p>
@@ -2875,7 +2771,7 @@
           <w:b w:val="0"/>
           <w:sz w:val="28"/>
         </w:rPr>
-        <w:t>Исправленный фрагмент модуля доставки (после внесения правок все 27 тестов модуля проходят успешно, проверено отдельным запуском на исправленной копии):</w:t>
+        <w:t>Исправленный фрагмент модуля доставки (после внесения правок все 11 тестов модуля проходят успешно, проверено отдельным запуском на исправленной копии):</w:t>
       </w:r>
     </w:p>
     <w:p>
@@ -2995,7 +2891,7 @@
           <w:b w:val="0"/>
           <w:sz w:val="28"/>
         </w:rPr>
-        <w:t>1) написано 61 юнит-тест для двух модулей; все тесты собственного метода из ЛР1 (34 шт.) прошли успешно;</w:t>
+        <w:t>1) написано 32 юнит-теста для двух модулей; все тесты собственного метода из ЛР1 (21 шт.) прошли успешно;</w:t>
       </w:r>
     </w:p>
     <w:p>
@@ -3010,7 +2906,7 @@
           <w:b w:val="0"/>
           <w:sz w:val="28"/>
         </w:rPr>
-        <w:t>2) в модуле доставки упали 4 теста, что указывает на 3 дефектные строки — 36, 44 и 48;</w:t>
+        <w:t>2) в модуле доставки упали 3 теста, которые вызваны тремя дефектными строками — 36, 44 и 48;</w:t>
       </w:r>
     </w:p>
     <w:p>
@@ -3236,7 +3132,7 @@
                 <w:b w:val="0"/>
                 <w:sz w:val="24"/>
               </w:rPr>
-              <w:t>7</w:t>
+              <w:t>5</w:t>
             </w:r>
           </w:p>
         </w:tc>
@@ -3256,7 +3152,7 @@
                 <w:b w:val="0"/>
                 <w:sz w:val="24"/>
               </w:rPr>
-              <w:t>7</w:t>
+              <w:t>5</w:t>
             </w:r>
           </w:p>
         </w:tc>
@@ -3338,7 +3234,7 @@
                 <w:b w:val="0"/>
                 <w:sz w:val="24"/>
               </w:rPr>
-              <w:t>10</w:t>
+              <w:t>6</w:t>
             </w:r>
           </w:p>
         </w:tc>
@@ -3358,7 +3254,7 @@
                 <w:b w:val="0"/>
                 <w:sz w:val="24"/>
               </w:rPr>
-              <w:t>10</w:t>
+              <w:t>6</w:t>
             </w:r>
           </w:p>
         </w:tc>
@@ -3542,7 +3438,7 @@
                 <w:b w:val="0"/>
                 <w:sz w:val="24"/>
               </w:rPr>
-              <w:t>14</w:t>
+              <w:t>7</w:t>
             </w:r>
           </w:p>
         </w:tc>
@@ -3562,7 +3458,7 @@
                 <w:b w:val="0"/>
                 <w:sz w:val="24"/>
               </w:rPr>
-              <w:t>14</w:t>
+              <w:t>7</w:t>
             </w:r>
           </w:p>
         </w:tc>
@@ -3644,7 +3540,7 @@
                 <w:b w:val="0"/>
                 <w:sz w:val="24"/>
               </w:rPr>
-              <w:t>14</w:t>
+              <w:t>7</w:t>
             </w:r>
           </w:p>
         </w:tc>
@@ -3664,7 +3560,7 @@
                 <w:b w:val="0"/>
                 <w:sz w:val="24"/>
               </w:rPr>
-              <w:t>13</w:t>
+              <w:t>6</w:t>
             </w:r>
           </w:p>
         </w:tc>
@@ -3746,7 +3642,7 @@
                 <w:b w:val="0"/>
                 <w:sz w:val="24"/>
               </w:rPr>
-              <w:t>8</w:t>
+              <w:t>2</w:t>
             </w:r>
           </w:p>
         </w:tc>
@@ -3766,7 +3662,7 @@
                 <w:b w:val="0"/>
                 <w:sz w:val="24"/>
               </w:rPr>
-              <w:t>8</w:t>
+              <w:t>2</w:t>
             </w:r>
           </w:p>
         </w:tc>
@@ -3848,7 +3744,27 @@
                 <w:b w:val="0"/>
                 <w:sz w:val="24"/>
               </w:rPr>
-              <w:t>5</w:t>
+              <w:t>2</w:t>
+            </w:r>
+          </w:p>
+        </w:tc>
+        <w:tc>
+          <w:tcPr>
+            <w:tcW w:type="dxa" w:w="1020"/>
+          </w:tcPr>
+          <w:p>
+            <w:pPr>
+              <w:spacing w:after="0" w:before="0" w:line="240" w:lineRule="auto"/>
+              <w:jc w:val="center"/>
+            </w:pPr>
+            <w:r/>
+            <w:r>
+              <w:rPr>
+                <w:rFonts w:ascii="Times New Roman" w:hAnsi="Times New Roman"/>
+                <w:b w:val="0"/>
+                <w:sz w:val="24"/>
+              </w:rPr>
+              <w:t>0</w:t>
             </w:r>
           </w:p>
         </w:tc>
@@ -3869,26 +3785,6 @@
                 <w:sz w:val="24"/>
               </w:rPr>
               <w:t>2</w:t>
-            </w:r>
-          </w:p>
-        </w:tc>
-        <w:tc>
-          <w:tcPr>
-            <w:tcW w:type="dxa" w:w="1020"/>
-          </w:tcPr>
-          <w:p>
-            <w:pPr>
-              <w:spacing w:after="0" w:before="0" w:line="240" w:lineRule="auto"/>
-              <w:jc w:val="center"/>
-            </w:pPr>
-            <w:r/>
-            <w:r>
-              <w:rPr>
-                <w:rFonts w:ascii="Times New Roman" w:hAnsi="Times New Roman"/>
-                <w:b w:val="0"/>
-                <w:sz w:val="24"/>
-              </w:rPr>
-              <w:t>3</w:t>
             </w:r>
           </w:p>
         </w:tc>
